--- a/會議記錄/2025.07.14.docx
+++ b/會議記錄/2025.07.14.docx
@@ -4,6 +4,9 @@
   <w:body>
     <w:p>
       <w:r>
+        <w:rPr>
+          <w:noProof/>
+        </w:rPr>
         <w:drawing>
           <wp:inline distT="0" distB="0" distL="0" distR="0" wp14:anchorId="3214E09B" wp14:editId="3DFDCFD1">
             <wp:extent cx="5274310" cy="2605405"/>
@@ -108,11 +111,6 @@
       </w:r>
     </w:p>
     <w:p>
-      <w:pPr>
-        <w:rPr>
-          <w:rFonts w:hint="eastAsia"/>
-        </w:rPr>
-      </w:pPr>
       <w:r>
         <w:rPr>
           <w:rFonts w:hint="eastAsia"/>
@@ -206,9 +204,6 @@
     <w:p>
       <w:pPr>
         <w:ind w:firstLine="480"/>
-        <w:rPr>
-          <w:rFonts w:hint="eastAsia"/>
-        </w:rPr>
       </w:pPr>
       <w:r>
         <w:rPr>
@@ -220,9 +215,6 @@
     <w:p>
       <w:pPr>
         <w:ind w:firstLine="480"/>
-        <w:rPr>
-          <w:rFonts w:hint="eastAsia"/>
-        </w:rPr>
       </w:pPr>
     </w:p>
     <w:p>
@@ -282,7 +274,6 @@
     <w:p>
       <w:pPr>
         <w:rPr>
-          <w:rFonts w:hint="eastAsia"/>
           <w:b/>
           <w:bCs/>
         </w:rPr>
@@ -294,6 +285,102 @@
           <w:bCs/>
         </w:rPr>
         <w:t>雨琦</w:t>
+      </w:r>
+      <w:r>
+        <w:rPr>
+          <w:rFonts w:hint="eastAsia"/>
+          <w:b/>
+          <w:bCs/>
+        </w:rPr>
+        <w:t>:</w:t>
+      </w:r>
+    </w:p>
+    <w:p>
+      <w:pPr>
+        <w:rPr>
+          <w:b/>
+          <w:bCs/>
+        </w:rPr>
+      </w:pPr>
+      <w:r>
+        <w:rPr>
+          <w:rFonts w:hint="eastAsia"/>
+          <w:b/>
+          <w:bCs/>
+        </w:rPr>
+        <w:t>1.</w:t>
+      </w:r>
+      <w:r>
+        <w:rPr>
+          <w:rFonts w:hint="eastAsia"/>
+          <w:b/>
+          <w:bCs/>
+        </w:rPr>
+        <w:t>連管理員登入</w:t>
+      </w:r>
+      <w:r>
+        <w:rPr>
+          <w:b/>
+          <w:bCs/>
+        </w:rPr>
+        <w:t>path('admin_login/', views.admin_login, name='admin_login'),#</w:t>
+      </w:r>
+      <w:r>
+        <w:rPr>
+          <w:b/>
+          <w:bCs/>
+        </w:rPr>
+        <w:t>管理員登入</w:t>
+      </w:r>
+    </w:p>
+    <w:p>
+      <w:pPr>
+        <w:rPr>
+          <w:b/>
+          <w:bCs/>
+        </w:rPr>
+      </w:pPr>
+      <w:r>
+        <w:rPr>
+          <w:rFonts w:hint="eastAsia"/>
+          <w:b/>
+          <w:bCs/>
+        </w:rPr>
+        <w:t>2.</w:t>
+      </w:r>
+      <w:r>
+        <w:rPr>
+          <w:rFonts w:hint="eastAsia"/>
+          <w:b/>
+          <w:bCs/>
+        </w:rPr>
+        <w:t>研究交流區</w:t>
+      </w:r>
+    </w:p>
+    <w:p>
+      <w:pPr>
+        <w:rPr>
+          <w:b/>
+          <w:bCs/>
+        </w:rPr>
+      </w:pPr>
+    </w:p>
+    <w:p>
+      <w:pPr>
+        <w:rPr>
+          <w:rFonts w:hint="eastAsia"/>
+          <w:b/>
+          <w:bCs/>
+        </w:rPr>
+      </w:pPr>
+      <w:r>
+        <w:rPr>
+          <w:rFonts w:hint="eastAsia"/>
+          <w:b/>
+          <w:bCs/>
+        </w:rPr>
+        <w:lastRenderedPageBreak/>
+        <w:t>品臻</w:t>
       </w:r>
       <w:r>
         <w:rPr>
@@ -969,7 +1056,6 @@
   <w:style w:type="character" w:default="1" w:styleId="a0">
     <w:name w:val="Default Paragraph Font"/>
     <w:uiPriority w:val="1"/>
-    <w:semiHidden/>
     <w:unhideWhenUsed/>
   </w:style>
   <w:style w:type="table" w:default="1" w:styleId="a1">

--- a/會議記錄/2025.07.14.docx
+++ b/會議記錄/2025.07.14.docx
@@ -23,7 +23,7 @@
                     <pic:cNvPicPr/>
                   </pic:nvPicPr>
                   <pic:blipFill>
-                    <a:blip r:embed="rId6"/>
+                    <a:blip r:embed="rId7"/>
                     <a:stretch>
                       <a:fillRect/>
                     </a:stretch>
@@ -368,7 +368,6 @@
     <w:p>
       <w:pPr>
         <w:rPr>
-          <w:rFonts w:hint="eastAsia"/>
           <w:b/>
           <w:bCs/>
         </w:rPr>
@@ -389,6 +388,208 @@
           <w:bCs/>
         </w:rPr>
         <w:t>:</w:t>
+      </w:r>
+    </w:p>
+    <w:p>
+      <w:pPr>
+        <w:rPr>
+          <w:b/>
+          <w:bCs/>
+        </w:rPr>
+      </w:pPr>
+      <w:r>
+        <w:rPr>
+          <w:rFonts w:ascii="Segoe UI Emoji" w:hAnsi="Segoe UI Emoji" w:cs="Segoe UI Emoji"/>
+          <w:b/>
+          <w:bCs/>
+        </w:rPr>
+        <w:t>✅</w:t>
+      </w:r>
+      <w:r>
+        <w:rPr>
+          <w:rFonts w:hint="eastAsia"/>
+          <w:b/>
+          <w:bCs/>
+        </w:rPr>
+        <w:t>最近警局確認位置</w:t>
+      </w:r>
+    </w:p>
+    <w:p>
+      <w:pPr>
+        <w:pStyle w:val="a9"/>
+        <w:numPr>
+          <w:ilvl w:val="0"/>
+          <w:numId w:val="1"/>
+        </w:numPr>
+        <w:rPr>
+          <w:b/>
+          <w:bCs/>
+        </w:rPr>
+      </w:pPr>
+      <w:r>
+        <w:rPr>
+          <w:rFonts w:hint="eastAsia"/>
+          <w:b/>
+          <w:bCs/>
+        </w:rPr>
+        <w:t>套</w:t>
+      </w:r>
+      <w:r>
+        <w:rPr>
+          <w:b/>
+          <w:bCs/>
+        </w:rPr>
+        <w:t>’</w:t>
+      </w:r>
+      <w:r>
+        <w:rPr>
+          <w:rFonts w:ascii="Times New Roman" w:eastAsia="新細明體" w:hAnsi="Times New Roman" w:cs="Times New Roman"/>
+          <w:b/>
+          <w:bCs/>
+          <w:color w:val="000000"/>
+          <w:kern w:val="36"/>
+          <w14:ligatures w14:val="none"/>
+        </w:rPr>
+        <w:t xml:space="preserve"> </w:t>
+      </w:r>
+      <w:r>
+        <w:rPr>
+          <w:b/>
+          <w:bCs/>
+        </w:rPr>
+        <w:t>騷擾應對防治</w:t>
+      </w:r>
+      <w:r>
+        <w:rPr>
+          <w:rFonts w:hint="eastAsia"/>
+          <w:b/>
+          <w:bCs/>
+        </w:rPr>
+        <w:t>(</w:t>
+      </w:r>
+      <w:r>
+        <w:rPr>
+          <w:rFonts w:hint="eastAsia"/>
+          <w:b/>
+          <w:bCs/>
+        </w:rPr>
+        <w:t>含教育網頁、最近警局</w:t>
+      </w:r>
+      <w:r>
+        <w:rPr>
+          <w:rFonts w:hint="eastAsia"/>
+          <w:b/>
+          <w:bCs/>
+        </w:rPr>
+        <w:t>)</w:t>
+      </w:r>
+      <w:r>
+        <w:rPr>
+          <w:b/>
+          <w:bCs/>
+        </w:rPr>
+        <w:t>’</w:t>
+      </w:r>
+      <w:r>
+        <w:rPr>
+          <w:rFonts w:hint="eastAsia"/>
+          <w:b/>
+          <w:bCs/>
+        </w:rPr>
+        <w:t>的模板</w:t>
+      </w:r>
+    </w:p>
+    <w:p>
+      <w:pPr>
+        <w:pStyle w:val="a9"/>
+        <w:numPr>
+          <w:ilvl w:val="0"/>
+          <w:numId w:val="1"/>
+        </w:numPr>
+        <w:rPr>
+          <w:b/>
+          <w:bCs/>
+        </w:rPr>
+      </w:pPr>
+      <w:r>
+        <w:rPr>
+          <w:rFonts w:hint="eastAsia"/>
+          <w:b/>
+          <w:bCs/>
+        </w:rPr>
+        <w:t>弄弄看最近警局的「用戶最近的警局」</w:t>
+      </w:r>
+    </w:p>
+    <w:p>
+      <w:pPr>
+        <w:pStyle w:val="a9"/>
+        <w:numPr>
+          <w:ilvl w:val="0"/>
+          <w:numId w:val="1"/>
+        </w:numPr>
+        <w:rPr>
+          <w:rFonts w:hint="eastAsia"/>
+          <w:b/>
+          <w:bCs/>
+        </w:rPr>
+      </w:pPr>
+      <w:r>
+        <w:rPr>
+          <w:rFonts w:hint="eastAsia"/>
+          <w:b/>
+          <w:bCs/>
+        </w:rPr>
+        <w:t>人臉馬賽克嘗試連接使用者填寫的表單</w:t>
+      </w:r>
+    </w:p>
+    <w:p>
+      <w:pPr>
+        <w:rPr>
+          <w:b/>
+          <w:bCs/>
+        </w:rPr>
+      </w:pPr>
+    </w:p>
+    <w:p>
+      <w:pPr>
+        <w:rPr>
+          <w:rFonts w:hint="eastAsia"/>
+          <w:b/>
+          <w:bCs/>
+        </w:rPr>
+      </w:pPr>
+    </w:p>
+    <w:p>
+      <w:pPr>
+        <w:rPr>
+          <w:b/>
+          <w:bCs/>
+        </w:rPr>
+      </w:pPr>
+    </w:p>
+    <w:p>
+      <w:pPr>
+        <w:rPr>
+          <w:b/>
+          <w:bCs/>
+        </w:rPr>
+      </w:pPr>
+    </w:p>
+    <w:p>
+      <w:pPr>
+        <w:rPr>
+          <w:rFonts w:hint="eastAsia"/>
+          <w:b/>
+          <w:bCs/>
+        </w:rPr>
+      </w:pPr>
+      <w:r>
+        <w:rPr>
+          <w:rFonts w:hint="eastAsia"/>
+          <w:b/>
+          <w:bCs/>
+        </w:rPr>
+        <w:t>思璇：</w:t>
       </w:r>
     </w:p>
     <w:sectPr>
@@ -449,6 +650,103 @@
     </w:p>
   </w:footnote>
 </w:footnotes>
+</file>
+
+<file path=word/numbering.xml><?xml version="1.0" encoding="utf-8"?>
+<w:numbering xmlns:wpc="http://schemas.microsoft.com/office/word/2010/wordprocessingCanvas" xmlns:cx="http://schemas.microsoft.com/office/drawing/2014/chartex" xmlns:cx1="http://schemas.microsoft.com/office/drawing/2015/9/8/chartex" xmlns:cx2="http://schemas.microsoft.com/office/drawing/2015/10/21/chartex" xmlns:cx3="http://schemas.microsoft.com/office/drawing/2016/5/9/chartex" xmlns:cx4="http://schemas.microsoft.com/office/drawing/2016/5/10/chartex" xmlns:cx5="http://schemas.microsoft.com/office/drawing/2016/5/11/chartex" xmlns:cx6="http://schemas.microsoft.com/office/drawing/2016/5/12/chartex" xmlns:cx7="http://schemas.microsoft.com/office/drawing/2016/5/13/chartex" xmlns:cx8="http://schemas.microsoft.com/office/drawing/2016/5/14/chartex" xmlns:mc="http://schemas.openxmlformats.org/markup-compatibility/2006" xmlns:aink="http://schemas.microsoft.com/office/drawing/2016/ink" xmlns:am3d="http://schemas.microsoft.com/office/drawing/2017/model3d" xmlns:o="urn:schemas-microsoft-com:office:office" xmlns:oel="http://schemas.microsoft.com/office/2019/extlst" xmlns:r="http://schemas.openxmlformats.org/officeDocument/2006/relationships" xmlns:m="http://schemas.openxmlformats.org/officeDocument/2006/math" xmlns:v="urn:schemas-microsoft-com:vml" xmlns:wp14="http://schemas.microsoft.com/office/word/2010/wordprocessingDrawing" xmlns:wp="http://schemas.openxmlformats.org/drawingml/2006/wordprocessingDrawing" xmlns:w10="urn:schemas-microsoft-com:office:word" xmlns:w="http://schemas.openxmlformats.org/wordprocessingml/2006/main" xmlns:w14="http://schemas.microsoft.com/office/word/2010/wordml" xmlns:w15="http://schemas.microsoft.com/office/word/2012/wordml" xmlns:w16cex="http://schemas.microsoft.com/office/word/2018/wordml/cex" xmlns:w16cid="http://schemas.microsoft.com/office/word/2016/wordml/cid" xmlns:w16="http://schemas.microsoft.com/office/word/2018/wordml" xmlns:w16du="http://schemas.microsoft.com/office/word/2023/wordml/word16du" xmlns:w16sdtdh="http://schemas.microsoft.com/office/word/2020/wordml/sdtdatahash" xmlns:w16sdtfl="http://schemas.microsoft.com/office/word/2024/wordml/sdtformatlock" xmlns:w16se="http://schemas.microsoft.com/office/word/2015/wordml/symex" xmlns:wpg="http://schemas.microsoft.com/office/word/2010/wordprocessingGroup" xmlns:wpi="http://schemas.microsoft.com/office/word/2010/wordprocessingInk" xmlns:wne="http://schemas.microsoft.com/office/word/2006/wordml" xmlns:wps="http://schemas.microsoft.com/office/word/2010/wordprocessingShape" mc:Ignorable="w14 w15 w16se w16cid w16 w16cex w16sdtdh w16sdtfl w16du wp14">
+  <w:abstractNum w:abstractNumId="0" w15:restartNumberingAfterBreak="0">
+    <w:nsid w:val="2AC32FC2"/>
+    <w:multiLevelType w:val="hybridMultilevel"/>
+    <w:tmpl w:val="3B9A1230"/>
+    <w:lvl w:ilvl="0" w:tplc="B53A1F32">
+      <w:start w:val="1"/>
+      <w:numFmt w:val="decimal"/>
+      <w:lvlText w:val="%1."/>
+      <w:lvlJc w:val="left"/>
+      <w:pPr>
+        <w:ind w:left="360" w:hanging="360"/>
+      </w:pPr>
+      <w:rPr>
+        <w:rFonts w:hint="default"/>
+      </w:rPr>
+    </w:lvl>
+    <w:lvl w:ilvl="1" w:tplc="04090019" w:tentative="1">
+      <w:start w:val="1"/>
+      <w:numFmt w:val="ideographTraditional"/>
+      <w:lvlText w:val="%2、"/>
+      <w:lvlJc w:val="left"/>
+      <w:pPr>
+        <w:ind w:left="960" w:hanging="480"/>
+      </w:pPr>
+    </w:lvl>
+    <w:lvl w:ilvl="2" w:tplc="0409001B" w:tentative="1">
+      <w:start w:val="1"/>
+      <w:numFmt w:val="lowerRoman"/>
+      <w:lvlText w:val="%3."/>
+      <w:lvlJc w:val="right"/>
+      <w:pPr>
+        <w:ind w:left="1440" w:hanging="480"/>
+      </w:pPr>
+    </w:lvl>
+    <w:lvl w:ilvl="3" w:tplc="0409000F" w:tentative="1">
+      <w:start w:val="1"/>
+      <w:numFmt w:val="decimal"/>
+      <w:lvlText w:val="%4."/>
+      <w:lvlJc w:val="left"/>
+      <w:pPr>
+        <w:ind w:left="1920" w:hanging="480"/>
+      </w:pPr>
+    </w:lvl>
+    <w:lvl w:ilvl="4" w:tplc="04090019" w:tentative="1">
+      <w:start w:val="1"/>
+      <w:numFmt w:val="ideographTraditional"/>
+      <w:lvlText w:val="%5、"/>
+      <w:lvlJc w:val="left"/>
+      <w:pPr>
+        <w:ind w:left="2400" w:hanging="480"/>
+      </w:pPr>
+    </w:lvl>
+    <w:lvl w:ilvl="5" w:tplc="0409001B" w:tentative="1">
+      <w:start w:val="1"/>
+      <w:numFmt w:val="lowerRoman"/>
+      <w:lvlText w:val="%6."/>
+      <w:lvlJc w:val="right"/>
+      <w:pPr>
+        <w:ind w:left="2880" w:hanging="480"/>
+      </w:pPr>
+    </w:lvl>
+    <w:lvl w:ilvl="6" w:tplc="0409000F" w:tentative="1">
+      <w:start w:val="1"/>
+      <w:numFmt w:val="decimal"/>
+      <w:lvlText w:val="%7."/>
+      <w:lvlJc w:val="left"/>
+      <w:pPr>
+        <w:ind w:left="3360" w:hanging="480"/>
+      </w:pPr>
+    </w:lvl>
+    <w:lvl w:ilvl="7" w:tplc="04090019" w:tentative="1">
+      <w:start w:val="1"/>
+      <w:numFmt w:val="ideographTraditional"/>
+      <w:lvlText w:val="%8、"/>
+      <w:lvlJc w:val="left"/>
+      <w:pPr>
+        <w:ind w:left="3840" w:hanging="480"/>
+      </w:pPr>
+    </w:lvl>
+    <w:lvl w:ilvl="8" w:tplc="0409001B" w:tentative="1">
+      <w:start w:val="1"/>
+      <w:numFmt w:val="lowerRoman"/>
+      <w:lvlText w:val="%9."/>
+      <w:lvlJc w:val="right"/>
+      <w:pPr>
+        <w:ind w:left="4320" w:hanging="480"/>
+      </w:pPr>
+    </w:lvl>
+  </w:abstractNum>
+  <w:num w:numId="1" w16cid:durableId="2028100139">
+    <w:abstractNumId w:val="0"/>
+  </w:num>
+</w:numbering>
 </file>
 
 <file path=word/styles.xml><?xml version="1.0" encoding="utf-8"?>

--- a/會議記錄/2025.07.14.docx
+++ b/會議記錄/2025.07.14.docx
@@ -1,11 +1,14 @@
 
 <file path=word/document.xml><?xml version="1.0" encoding="utf-8"?>
-<w:document xmlns:wpc="http://schemas.microsoft.com/office/word/2010/wordprocessingCanvas" xmlns:mc="http://schemas.openxmlformats.org/markup-compatibility/2006" xmlns:o="urn:schemas-microsoft-com:office:office" xmlns:r="http://schemas.openxmlformats.org/officeDocument/2006/relationships" xmlns:m="http://schemas.openxmlformats.org/officeDocument/2006/math" xmlns:v="urn:schemas-microsoft-com:vml" xmlns:wp14="http://schemas.microsoft.com/office/word/2010/wordprocessingDrawing" xmlns:wp="http://schemas.openxmlformats.org/drawingml/2006/wordprocessingDrawing" xmlns:w="http://schemas.openxmlformats.org/wordprocessingml/2006/main" xmlns:w14="http://schemas.microsoft.com/office/word/2010/wordml" xmlns:w10="urn:schemas-microsoft-com:office:word" xmlns:w15="http://schemas.microsoft.com/office/word/2012/wordml" xmlns:wpg="http://schemas.microsoft.com/office/word/2010/wordprocessingGroup" xmlns:wpi="http://schemas.microsoft.com/office/word/2010/wordprocessingInk" xmlns:wne="http://schemas.microsoft.com/office/word/2006/wordml" xmlns:wps="http://schemas.microsoft.com/office/word/2010/wordprocessingShape" xmlns:wpsCustomData="http://www.wps.cn/officeDocument/2013/wpsCustomData" mc:Ignorable="w14 w15 wp14">
+<w:document xmlns:wpc="http://schemas.microsoft.com/office/word/2010/wordprocessingCanvas" xmlns:cx="http://schemas.microsoft.com/office/drawing/2014/chartex" xmlns:cx1="http://schemas.microsoft.com/office/drawing/2015/9/8/chartex" xmlns:cx2="http://schemas.microsoft.com/office/drawing/2015/10/21/chartex" xmlns:cx3="http://schemas.microsoft.com/office/drawing/2016/5/9/chartex" xmlns:cx4="http://schemas.microsoft.com/office/drawing/2016/5/10/chartex" xmlns:cx5="http://schemas.microsoft.com/office/drawing/2016/5/11/chartex" xmlns:cx6="http://schemas.microsoft.com/office/drawing/2016/5/12/chartex" xmlns:cx7="http://schemas.microsoft.com/office/drawing/2016/5/13/chartex" xmlns:cx8="http://schemas.microsoft.com/office/drawing/2016/5/14/chartex" xmlns:mc="http://schemas.openxmlformats.org/markup-compatibility/2006" xmlns:aink="http://schemas.microsoft.com/office/drawing/2016/ink" xmlns:am3d="http://schemas.microsoft.com/office/drawing/2017/model3d" xmlns:o="urn:schemas-microsoft-com:office:office" xmlns:oel="http://schemas.microsoft.com/office/2019/extlst" xmlns:r="http://schemas.openxmlformats.org/officeDocument/2006/relationships" xmlns:m="http://schemas.openxmlformats.org/officeDocument/2006/math" xmlns:v="urn:schemas-microsoft-com:vml" xmlns:wp14="http://schemas.microsoft.com/office/word/2010/wordprocessingDrawing" xmlns:wp="http://schemas.openxmlformats.org/drawingml/2006/wordprocessingDrawing" xmlns:w10="urn:schemas-microsoft-com:office:word" xmlns:w="http://schemas.openxmlformats.org/wordprocessingml/2006/main" xmlns:w14="http://schemas.microsoft.com/office/word/2010/wordml" xmlns:w15="http://schemas.microsoft.com/office/word/2012/wordml" xmlns:w16cex="http://schemas.microsoft.com/office/word/2018/wordml/cex" xmlns:w16cid="http://schemas.microsoft.com/office/word/2016/wordml/cid" xmlns:w16="http://schemas.microsoft.com/office/word/2018/wordml" xmlns:w16du="http://schemas.microsoft.com/office/word/2023/wordml/word16du" xmlns:w16sdtdh="http://schemas.microsoft.com/office/word/2020/wordml/sdtdatahash" xmlns:w16sdtfl="http://schemas.microsoft.com/office/word/2024/wordml/sdtformatlock" xmlns:w16se="http://schemas.microsoft.com/office/word/2015/wordml/symex" xmlns:wpg="http://schemas.microsoft.com/office/word/2010/wordprocessingGroup" xmlns:wpi="http://schemas.microsoft.com/office/word/2010/wordprocessingInk" xmlns:wne="http://schemas.microsoft.com/office/word/2006/wordml" xmlns:wps="http://schemas.microsoft.com/office/word/2010/wordprocessingShape" mc:Ignorable="w14 w15 w16se w16cid w16 w16cex w16sdtdh w16sdtfl w16du wp14">
   <w:body>
     <w:p>
       <w:r>
+        <w:rPr>
+          <w:noProof/>
+        </w:rPr>
         <w:drawing>
-          <wp:inline distT="0" distB="0" distL="0" distR="0">
+          <wp:inline distT="0" distB="0" distL="0" distR="0" wp14:anchorId="6BC8C5B6" wp14:editId="1055BE26">
             <wp:extent cx="5274310" cy="2605405"/>
             <wp:effectExtent l="0" t="0" r="2540" b="4445"/>
             <wp:docPr id="1415494341" name="圖片 1" descr="一張含有 文字, 螢幕擷取畫面, 軟體, 多媒體軟體 的圖片&#10;&#10;AI 產生的內容可能不正確。"/>
@@ -22,7 +25,7 @@
                     </pic:cNvPicPr>
                   </pic:nvPicPr>
                   <pic:blipFill>
-                    <a:blip r:embed="rId4"/>
+                    <a:blip r:embed="rId6"/>
                     <a:stretch>
                       <a:fillRect/>
                     </a:stretch>
@@ -49,7 +52,13 @@
         <w:rPr>
           <w:rFonts w:hint="eastAsia"/>
         </w:rPr>
-        <w:t xml:space="preserve">想: </w:t>
+        <w:t>想</w:t>
+      </w:r>
+      <w:r>
+        <w:rPr>
+          <w:rFonts w:hint="eastAsia"/>
+        </w:rPr>
+        <w:t xml:space="preserve">: </w:t>
       </w:r>
       <w:r>
         <w:tab/>
@@ -58,26 +67,139 @@
         <w:rPr>
           <w:rFonts w:hint="eastAsia"/>
         </w:rPr>
-        <w:t>1.紀錄管理員id 審核後的(事件表單)</w:t>
-      </w:r>
-    </w:p>
-    <w:p>
-      <w:r>
-        <w:rPr>
-          <w:rFonts w:hint="eastAsia"/>
-        </w:rPr>
-        <w:t xml:space="preserve">     (管理員可檢視自己審核的)</w:t>
+        <w:t>1.</w:t>
+      </w:r>
+      <w:r>
+        <w:rPr>
+          <w:rFonts w:hint="eastAsia"/>
+          <w:color w:val="153D63" w:themeColor="text2" w:themeTint="E6"/>
+        </w:rPr>
+        <w:t>紀錄管理員</w:t>
+      </w:r>
+      <w:r>
+        <w:rPr>
+          <w:rFonts w:hint="eastAsia"/>
+          <w:color w:val="153D63" w:themeColor="text2" w:themeTint="E6"/>
+        </w:rPr>
+        <w:t xml:space="preserve">id </w:t>
+      </w:r>
+      <w:r>
+        <w:rPr>
+          <w:rFonts w:hint="eastAsia"/>
+          <w:color w:val="153D63" w:themeColor="text2" w:themeTint="E6"/>
+        </w:rPr>
+        <w:t>審核後的</w:t>
+      </w:r>
+      <w:r>
+        <w:rPr>
+          <w:rFonts w:hint="eastAsia"/>
+          <w:color w:val="153D63" w:themeColor="text2" w:themeTint="E6"/>
+        </w:rPr>
+        <w:t>(</w:t>
+      </w:r>
+      <w:r>
+        <w:rPr>
+          <w:rFonts w:hint="eastAsia"/>
+          <w:color w:val="153D63" w:themeColor="text2" w:themeTint="E6"/>
+        </w:rPr>
+        <w:t>事件表單</w:t>
+      </w:r>
+      <w:r>
+        <w:rPr>
+          <w:rFonts w:hint="eastAsia"/>
+          <w:color w:val="153D63" w:themeColor="text2" w:themeTint="E6"/>
+        </w:rPr>
+        <w:t>)</w:t>
+      </w:r>
+      <w:r>
+        <w:rPr>
+          <w:rFonts w:hint="eastAsia"/>
+          <w:color w:val="153D63" w:themeColor="text2" w:themeTint="E6"/>
+        </w:rPr>
+        <w:t xml:space="preserve"> </w:t>
+      </w:r>
+      <w:r>
+        <w:rPr>
+          <w:rFonts w:hint="eastAsia"/>
+          <w:color w:val="153D63" w:themeColor="text2" w:themeTint="E6"/>
+        </w:rPr>
+        <w:t>(</w:t>
+      </w:r>
+      <w:r>
+        <w:rPr>
+          <w:rFonts w:hint="eastAsia"/>
+          <w:color w:val="153D63" w:themeColor="text2" w:themeTint="E6"/>
+        </w:rPr>
+        <w:t>完成</w:t>
+      </w:r>
+      <w:r>
+        <w:rPr>
+          <w:rFonts w:hint="eastAsia"/>
+          <w:color w:val="153D63" w:themeColor="text2" w:themeTint="E6"/>
+        </w:rPr>
+        <w:t>)</w:t>
+      </w:r>
+    </w:p>
+    <w:p>
+      <w:r>
+        <w:rPr>
+          <w:rFonts w:hint="eastAsia"/>
+        </w:rPr>
+        <w:t xml:space="preserve">     (</w:t>
+      </w:r>
+      <w:r>
+        <w:rPr>
+          <w:rFonts w:hint="eastAsia"/>
+        </w:rPr>
+        <w:t>管理員可檢視自己審核的</w:t>
+      </w:r>
+      <w:r>
+        <w:rPr>
+          <w:rFonts w:hint="eastAsia"/>
+        </w:rPr>
+        <w:t>)</w:t>
       </w:r>
     </w:p>
     <w:p>
       <w:pPr>
         <w:ind w:firstLine="480"/>
-      </w:pPr>
-      <w:r>
-        <w:rPr>
-          <w:rFonts w:hint="eastAsia"/>
-        </w:rPr>
-        <w:t>2.送出去後會自動完成</w:t>
+        <w:rPr>
+          <w:color w:val="153D63" w:themeColor="text2" w:themeTint="E6"/>
+        </w:rPr>
+      </w:pPr>
+      <w:r>
+        <w:rPr>
+          <w:rFonts w:hint="eastAsia"/>
+        </w:rPr>
+        <w:t>2.</w:t>
+      </w:r>
+      <w:r>
+        <w:rPr>
+          <w:rFonts w:hint="eastAsia"/>
+          <w:color w:val="153D63" w:themeColor="text2" w:themeTint="E6"/>
+        </w:rPr>
+        <w:t>送出去後會自動完成</w:t>
+      </w:r>
+      <w:r>
+        <w:rPr>
+          <w:rFonts w:hint="eastAsia"/>
+          <w:color w:val="153D63" w:themeColor="text2" w:themeTint="E6"/>
+        </w:rPr>
+        <w:t xml:space="preserve"> (</w:t>
+      </w:r>
+      <w:r>
+        <w:rPr>
+          <w:rFonts w:hint="eastAsia"/>
+          <w:color w:val="153D63" w:themeColor="text2" w:themeTint="E6"/>
+        </w:rPr>
+        <w:t>完成</w:t>
+      </w:r>
+      <w:r>
+        <w:rPr>
+          <w:rFonts w:hint="eastAsia"/>
+          <w:color w:val="153D63" w:themeColor="text2" w:themeTint="E6"/>
+        </w:rPr>
+        <w:t>)</w:t>
       </w:r>
     </w:p>
     <w:p>
@@ -88,18 +210,71 @@
         <w:rPr>
           <w:rFonts w:hint="eastAsia"/>
         </w:rPr>
-        <w:t>3.商家地圖,商家審核清單</w:t>
+        <w:t>3.</w:t>
+      </w:r>
+      <w:r>
+        <w:rPr>
+          <w:rFonts w:hint="eastAsia"/>
+        </w:rPr>
+        <w:t>商家地圖</w:t>
+      </w:r>
+      <w:r>
+        <w:rPr>
+          <w:rFonts w:hint="eastAsia"/>
+        </w:rPr>
+        <w:t>,</w:t>
+      </w:r>
+      <w:r>
+        <w:rPr>
+          <w:rFonts w:hint="eastAsia"/>
+        </w:rPr>
+        <w:t>商家審核清單</w:t>
       </w:r>
     </w:p>
     <w:p>
       <w:pPr>
         <w:ind w:firstLine="480"/>
       </w:pPr>
+      <w:r>
+        <w:rPr>
+          <w:rFonts w:hint="eastAsia"/>
+        </w:rPr>
+        <w:t>4.</w:t>
+      </w:r>
+      <w:r>
+        <w:rPr>
+          <w:rFonts w:hint="eastAsia"/>
+        </w:rPr>
+        <w:t>地圖</w:t>
+      </w:r>
+      <w:r>
+        <w:rPr>
+          <w:rFonts w:hint="eastAsia"/>
+        </w:rPr>
+        <w:t>(</w:t>
+      </w:r>
+      <w:r>
+        <w:rPr>
+          <w:rFonts w:hint="eastAsia"/>
+        </w:rPr>
+        <w:t>要顯示很多的</w:t>
+      </w:r>
+      <w:r>
+        <w:rPr>
+          <w:rFonts w:hint="eastAsia"/>
+        </w:rPr>
+        <w:t>)</w:t>
+      </w:r>
     </w:p>
     <w:p>
       <w:pPr>
         <w:ind w:firstLine="480"/>
       </w:pPr>
+    </w:p>
+    <w:p>
+      <w:pPr>
+        <w:ind w:firstLine="480"/>
+      </w:pPr>
       <w:r>
         <w:t>S</w:t>
       </w:r>
@@ -131,10 +306,25 @@
         <w:rPr>
           <w:rFonts w:hint="eastAsia"/>
         </w:rPr>
-        <w:t xml:space="preserve">   思考:</w:t>
-      </w:r>
-      <w:r>
-        <w:t xml:space="preserve"> 管理員</w:t>
+        <w:t xml:space="preserve">   </w:t>
+      </w:r>
+      <w:r>
+        <w:rPr>
+          <w:rFonts w:hint="eastAsia"/>
+        </w:rPr>
+        <w:t>思考</w:t>
+      </w:r>
+      <w:r>
+        <w:rPr>
+          <w:rFonts w:hint="eastAsia"/>
+        </w:rPr>
+        <w:t>:</w:t>
+      </w:r>
+      <w:r>
+        <w:t xml:space="preserve"> </w:t>
+      </w:r>
+      <w:r>
+        <w:t>管理員</w:t>
       </w:r>
       <w:r>
         <w:rPr>
@@ -148,94 +338,207 @@
         <w:rPr>
           <w:rFonts w:hint="eastAsia"/>
         </w:rPr>
-        <w:t xml:space="preserve">         前端金鑰</w:t>
-      </w:r>
-    </w:p>
-    <w:p>
-      <w:pPr>
-        <w:rPr>
-          <w:b/>
-          <w:bCs/>
-        </w:rPr>
-      </w:pPr>
-    </w:p>
-    <w:p>
-      <w:pPr>
-        <w:rPr>
-          <w:b/>
-          <w:bCs/>
-        </w:rPr>
-      </w:pPr>
-      <w:r>
-        <w:rPr>
-          <w:rFonts w:hint="eastAsia"/>
-          <w:b/>
-          <w:bCs/>
-        </w:rPr>
-        <w:t>雨琦:</w:t>
-      </w:r>
-    </w:p>
-    <w:p>
-      <w:pPr>
-        <w:rPr>
-          <w:b/>
-          <w:bCs/>
-        </w:rPr>
-      </w:pPr>
-      <w:r>
-        <w:rPr>
-          <w:rFonts w:hint="eastAsia"/>
-          <w:b/>
-          <w:bCs/>
-        </w:rPr>
-        <w:t>1.連管理員登入</w:t>
-      </w:r>
-      <w:r>
-        <w:rPr>
-          <w:b/>
-          <w:bCs/>
-        </w:rPr>
-        <w:t>path('admin_login/', views.admin_login, name='admin_login'),#管理員登入</w:t>
-      </w:r>
-    </w:p>
-    <w:p>
-      <w:pPr>
-        <w:rPr>
-          <w:b/>
-          <w:bCs/>
-        </w:rPr>
-      </w:pPr>
-      <w:r>
-        <w:rPr>
-          <w:rFonts w:hint="eastAsia"/>
-          <w:b/>
-          <w:bCs/>
-        </w:rPr>
-        <w:t>2.研究交流區</w:t>
-      </w:r>
-    </w:p>
-    <w:p>
-      <w:pPr>
-        <w:rPr>
-          <w:b/>
-          <w:bCs/>
-        </w:rPr>
-      </w:pPr>
-    </w:p>
-    <w:p>
-      <w:pPr>
-        <w:rPr>
-          <w:b/>
-          <w:bCs/>
-        </w:rPr>
-      </w:pPr>
-      <w:r>
-        <w:rPr>
-          <w:rFonts w:hint="eastAsia"/>
-          <w:b/>
-          <w:bCs/>
-        </w:rPr>
-        <w:t>品臻:</w:t>
+        <w:t xml:space="preserve">         </w:t>
+      </w:r>
+      <w:r>
+        <w:rPr>
+          <w:rFonts w:hint="eastAsia"/>
+        </w:rPr>
+        <w:t>前</w:t>
+      </w:r>
+      <w:proofErr w:type="gramStart"/>
+      <w:r>
+        <w:rPr>
+          <w:rFonts w:hint="eastAsia"/>
+        </w:rPr>
+        <w:t>端金鑰</w:t>
+      </w:r>
+      <w:proofErr w:type="gramEnd"/>
+    </w:p>
+    <w:p>
+      <w:pPr>
+        <w:rPr>
+          <w:b/>
+          <w:bCs/>
+        </w:rPr>
+      </w:pPr>
+    </w:p>
+    <w:p>
+      <w:pPr>
+        <w:rPr>
+          <w:b/>
+          <w:bCs/>
+        </w:rPr>
+      </w:pPr>
+      <w:proofErr w:type="gramStart"/>
+      <w:r>
+        <w:rPr>
+          <w:rFonts w:hint="eastAsia"/>
+          <w:b/>
+          <w:bCs/>
+        </w:rPr>
+        <w:t>雨琦</w:t>
+      </w:r>
+      <w:proofErr w:type="gramEnd"/>
+      <w:r>
+        <w:rPr>
+          <w:rFonts w:hint="eastAsia"/>
+          <w:b/>
+          <w:bCs/>
+        </w:rPr>
+        <w:t>:</w:t>
+      </w:r>
+    </w:p>
+    <w:p>
+      <w:pPr>
+        <w:rPr>
+          <w:b/>
+          <w:bCs/>
+        </w:rPr>
+      </w:pPr>
+      <w:r>
+        <w:rPr>
+          <w:rFonts w:hint="eastAsia"/>
+          <w:b/>
+          <w:bCs/>
+        </w:rPr>
+        <w:t>1.</w:t>
+      </w:r>
+      <w:r>
+        <w:rPr>
+          <w:rFonts w:hint="eastAsia"/>
+          <w:b/>
+          <w:bCs/>
+        </w:rPr>
+        <w:t>連管理員登入</w:t>
+      </w:r>
+      <w:r>
+        <w:rPr>
+          <w:b/>
+          <w:bCs/>
+        </w:rPr>
+        <w:t>path('</w:t>
+      </w:r>
+      <w:proofErr w:type="spellStart"/>
+      <w:r>
+        <w:rPr>
+          <w:b/>
+          <w:bCs/>
+        </w:rPr>
+        <w:t>admin_login</w:t>
+      </w:r>
+      <w:proofErr w:type="spellEnd"/>
+      <w:r>
+        <w:rPr>
+          <w:b/>
+          <w:bCs/>
+        </w:rPr>
+        <w:t xml:space="preserve">/', </w:t>
+      </w:r>
+      <w:proofErr w:type="spellStart"/>
+      <w:r>
+        <w:rPr>
+          <w:b/>
+          <w:bCs/>
+        </w:rPr>
+        <w:t>views.admin_login</w:t>
+      </w:r>
+      <w:proofErr w:type="spellEnd"/>
+      <w:r>
+        <w:rPr>
+          <w:b/>
+          <w:bCs/>
+        </w:rPr>
+        <w:t>, name='</w:t>
+      </w:r>
+      <w:proofErr w:type="spellStart"/>
+      <w:r>
+        <w:rPr>
+          <w:b/>
+          <w:bCs/>
+        </w:rPr>
+        <w:t>admin_login</w:t>
+      </w:r>
+      <w:proofErr w:type="spellEnd"/>
+      <w:r>
+        <w:rPr>
+          <w:b/>
+          <w:bCs/>
+        </w:rPr>
+        <w:t>'),#</w:t>
+      </w:r>
+      <w:r>
+        <w:rPr>
+          <w:b/>
+          <w:bCs/>
+        </w:rPr>
+        <w:t>管理員登入</w:t>
+      </w:r>
+    </w:p>
+    <w:p>
+      <w:pPr>
+        <w:rPr>
+          <w:b/>
+          <w:bCs/>
+        </w:rPr>
+      </w:pPr>
+      <w:r>
+        <w:rPr>
+          <w:rFonts w:hint="eastAsia"/>
+          <w:b/>
+          <w:bCs/>
+        </w:rPr>
+        <w:t>2.</w:t>
+      </w:r>
+      <w:r>
+        <w:rPr>
+          <w:rFonts w:hint="eastAsia"/>
+          <w:b/>
+          <w:bCs/>
+        </w:rPr>
+        <w:t>研究交流區</w:t>
+      </w:r>
+    </w:p>
+    <w:p>
+      <w:pPr>
+        <w:rPr>
+          <w:b/>
+          <w:bCs/>
+        </w:rPr>
+      </w:pPr>
+    </w:p>
+    <w:p>
+      <w:pPr>
+        <w:rPr>
+          <w:b/>
+          <w:bCs/>
+        </w:rPr>
+      </w:pPr>
+      <w:r>
+        <w:rPr>
+          <w:rFonts w:hint="eastAsia"/>
+          <w:b/>
+          <w:bCs/>
+        </w:rPr>
+        <w:t>品</w:t>
+      </w:r>
+      <w:proofErr w:type="gramStart"/>
+      <w:r>
+        <w:rPr>
+          <w:rFonts w:hint="eastAsia"/>
+          <w:b/>
+          <w:bCs/>
+        </w:rPr>
+        <w:t>臻</w:t>
+      </w:r>
+      <w:proofErr w:type="gramEnd"/>
+      <w:r>
+        <w:rPr>
+          <w:rFonts w:hint="eastAsia"/>
+          <w:b/>
+          <w:bCs/>
+        </w:rPr>
+        <w:t>:</w:t>
       </w:r>
     </w:p>
     <w:p>
@@ -264,7 +567,7 @@
     </w:p>
     <w:p>
       <w:pPr>
-        <w:pStyle w:val="30"/>
+        <w:pStyle w:val="12"/>
         <w:numPr>
           <w:ilvl w:val="0"/>
           <w:numId w:val="1"/>
@@ -282,6 +585,7 @@
         </w:rPr>
         <w:t>套</w:t>
       </w:r>
+      <w:proofErr w:type="gramStart"/>
       <w:r>
         <w:rPr>
           <w:b/>
@@ -289,9 +593,10 @@
         </w:rPr>
         <w:t>’</w:t>
       </w:r>
-      <w:r>
-        <w:rPr>
-          <w:rFonts w:ascii="Times New Roman" w:hAnsi="Times New Roman" w:eastAsia="新細明體" w:cs="Times New Roman"/>
+      <w:proofErr w:type="gramEnd"/>
+      <w:r>
+        <w:rPr>
+          <w:rFonts w:ascii="Times New Roman" w:eastAsia="新細明體" w:hAnsi="Times New Roman" w:cs="Times New Roman"/>
           <w:b/>
           <w:bCs/>
           <w:color w:val="000000"/>
@@ -313,8 +618,25 @@
           <w:b/>
           <w:bCs/>
         </w:rPr>
-        <w:t>(含教育網頁、最近警局)</w:t>
-      </w:r>
+        <w:t>(</w:t>
+      </w:r>
+      <w:r>
+        <w:rPr>
+          <w:rFonts w:hint="eastAsia"/>
+          <w:b/>
+          <w:bCs/>
+        </w:rPr>
+        <w:t>含教育網頁、最近警局</w:t>
+      </w:r>
+      <w:r>
+        <w:rPr>
+          <w:rFonts w:hint="eastAsia"/>
+          <w:b/>
+          <w:bCs/>
+        </w:rPr>
+        <w:t>)</w:t>
+      </w:r>
+      <w:proofErr w:type="gramStart"/>
       <w:r>
         <w:rPr>
           <w:b/>
@@ -322,6 +644,7 @@
         </w:rPr>
         <w:t>’</w:t>
       </w:r>
+      <w:proofErr w:type="gramEnd"/>
       <w:r>
         <w:rPr>
           <w:rFonts w:hint="eastAsia"/>
@@ -333,7 +656,7 @@
     </w:p>
     <w:p>
       <w:pPr>
-        <w:pStyle w:val="30"/>
+        <w:pStyle w:val="12"/>
         <w:numPr>
           <w:ilvl w:val="0"/>
           <w:numId w:val="1"/>
@@ -354,13 +677,12 @@
     </w:p>
     <w:p>
       <w:pPr>
-        <w:pStyle w:val="30"/>
+        <w:pStyle w:val="12"/>
         <w:numPr>
           <w:ilvl w:val="0"/>
           <w:numId w:val="1"/>
         </w:numPr>
         <w:rPr>
-          <w:rFonts w:hint="eastAsia"/>
           <w:b/>
           <w:bCs/>
         </w:rPr>
@@ -385,117 +707,171 @@
     <w:p>
       <w:pPr>
         <w:rPr>
-          <w:rFonts w:hint="eastAsia"/>
-          <w:b/>
-          <w:bCs/>
-        </w:rPr>
-      </w:pPr>
-    </w:p>
-    <w:p>
-      <w:pPr>
-        <w:rPr>
-          <w:b/>
-          <w:bCs/>
-        </w:rPr>
-      </w:pPr>
-    </w:p>
-    <w:p>
-      <w:pPr>
-        <w:rPr>
-          <w:b/>
-          <w:bCs/>
-        </w:rPr>
-      </w:pPr>
-    </w:p>
-    <w:p>
-      <w:pPr>
-        <w:rPr>
-          <w:rFonts w:hint="eastAsia"/>
-          <w:b/>
-          <w:bCs/>
-        </w:rPr>
-      </w:pPr>
-      <w:r>
-        <w:rPr>
-          <w:rFonts w:hint="eastAsia"/>
-          <w:b/>
-          <w:bCs/>
-        </w:rPr>
-        <w:t>思璇：</w:t>
-      </w:r>
-    </w:p>
-    <w:p>
-      <w:pPr>
-        <w:rPr>
-          <w:rFonts w:hint="eastAsia"/>
-          <w:b/>
-          <w:bCs/>
-          <w:lang w:val="en-US" w:eastAsia="zh-TW"/>
-        </w:rPr>
-      </w:pPr>
-      <w:r>
-        <w:rPr>
-          <w:rFonts w:hint="eastAsia"/>
-          <w:b/>
-          <w:bCs/>
-          <w:lang w:val="en-US" w:eastAsia="zh-TW"/>
-        </w:rPr>
-        <w:t>確定url都能跑</w:t>
-      </w:r>
-    </w:p>
-    <w:p>
-      <w:pPr>
-        <w:rPr>
-          <w:rFonts w:hint="eastAsia"/>
-          <w:b/>
-          <w:bCs/>
-          <w:lang w:val="en-US" w:eastAsia="zh-TW"/>
-        </w:rPr>
-      </w:pPr>
-      <w:r>
-        <w:rPr>
-          <w:rFonts w:hint="eastAsia"/>
-          <w:b/>
-          <w:bCs/>
-          <w:lang w:val="en-US" w:eastAsia="zh-TW"/>
-        </w:rPr>
-        <w:t>商家營業時間(中間可能會有休息時間)</w:t>
-      </w:r>
-    </w:p>
-    <w:p>
-      <w:pPr>
-        <w:rPr>
-          <w:rFonts w:hint="eastAsia"/>
-          <w:b/>
-          <w:bCs/>
-          <w:lang w:val="en-US" w:eastAsia="zh-TW"/>
-        </w:rPr>
-      </w:pPr>
-      <w:r>
-        <w:rPr>
-          <w:rFonts w:hint="eastAsia"/>
-          <w:b/>
-          <w:bCs/>
-          <w:lang w:val="en-US" w:eastAsia="zh-TW"/>
-        </w:rPr>
-        <w:t>返回個人介面可以跳到profile.html</w:t>
-      </w:r>
-    </w:p>
-    <w:p>
-      <w:pPr>
-        <w:rPr>
-          <w:rFonts w:hint="eastAsia"/>
-          <w:b/>
-          <w:bCs/>
-          <w:lang w:val="en-US" w:eastAsia="zh-TW"/>
-        </w:rPr>
-      </w:pPr>
-      <w:r>
-        <w:rPr>
-          <w:rFonts w:hint="eastAsia"/>
-          <w:b/>
-          <w:bCs/>
-          <w:lang w:val="en-US" w:eastAsia="zh-TW"/>
+          <w:b/>
+          <w:bCs/>
+        </w:rPr>
+      </w:pPr>
+    </w:p>
+    <w:p>
+      <w:pPr>
+        <w:rPr>
+          <w:b/>
+          <w:bCs/>
+        </w:rPr>
+      </w:pPr>
+    </w:p>
+    <w:p>
+      <w:pPr>
+        <w:rPr>
+          <w:b/>
+          <w:bCs/>
+        </w:rPr>
+      </w:pPr>
+    </w:p>
+    <w:p>
+      <w:pPr>
+        <w:rPr>
+          <w:b/>
+          <w:bCs/>
+        </w:rPr>
+      </w:pPr>
+      <w:r>
+        <w:rPr>
+          <w:rFonts w:hint="eastAsia"/>
+          <w:b/>
+          <w:bCs/>
+        </w:rPr>
+        <w:t>思</w:t>
+      </w:r>
+      <w:proofErr w:type="gramStart"/>
+      <w:r>
+        <w:rPr>
+          <w:rFonts w:hint="eastAsia"/>
+          <w:b/>
+          <w:bCs/>
+        </w:rPr>
+        <w:t>璇</w:t>
+      </w:r>
+      <w:proofErr w:type="gramEnd"/>
+      <w:r>
+        <w:rPr>
+          <w:rFonts w:hint="eastAsia"/>
+          <w:b/>
+          <w:bCs/>
+        </w:rPr>
+        <w:t>：</w:t>
+      </w:r>
+    </w:p>
+    <w:p>
+      <w:pPr>
+        <w:rPr>
+          <w:b/>
+          <w:bCs/>
+        </w:rPr>
+      </w:pPr>
+      <w:r>
+        <w:rPr>
+          <w:rFonts w:hint="eastAsia"/>
+          <w:b/>
+          <w:bCs/>
+        </w:rPr>
+        <w:t>確定</w:t>
+      </w:r>
+      <w:proofErr w:type="spellStart"/>
+      <w:r>
+        <w:rPr>
+          <w:rFonts w:hint="eastAsia"/>
+          <w:b/>
+          <w:bCs/>
+        </w:rPr>
+        <w:t>url</w:t>
+      </w:r>
+      <w:proofErr w:type="spellEnd"/>
+      <w:r>
+        <w:rPr>
+          <w:rFonts w:hint="eastAsia"/>
+          <w:b/>
+          <w:bCs/>
+        </w:rPr>
+        <w:t>都能跑</w:t>
+      </w:r>
+    </w:p>
+    <w:p>
+      <w:pPr>
+        <w:rPr>
+          <w:b/>
+          <w:bCs/>
+        </w:rPr>
+      </w:pPr>
+      <w:r>
+        <w:rPr>
+          <w:rFonts w:hint="eastAsia"/>
+          <w:b/>
+          <w:bCs/>
+        </w:rPr>
+        <w:t>商家營業時間</w:t>
+      </w:r>
+      <w:r>
+        <w:rPr>
+          <w:rFonts w:hint="eastAsia"/>
+          <w:b/>
+          <w:bCs/>
+        </w:rPr>
+        <w:t>(</w:t>
+      </w:r>
+      <w:r>
+        <w:rPr>
+          <w:rFonts w:hint="eastAsia"/>
+          <w:b/>
+          <w:bCs/>
+        </w:rPr>
+        <w:t>中間可能會有休息時間</w:t>
+      </w:r>
+      <w:r>
+        <w:rPr>
+          <w:rFonts w:hint="eastAsia"/>
+          <w:b/>
+          <w:bCs/>
+        </w:rPr>
+        <w:t>)</w:t>
+      </w:r>
+    </w:p>
+    <w:p>
+      <w:pPr>
+        <w:rPr>
+          <w:b/>
+          <w:bCs/>
+        </w:rPr>
+      </w:pPr>
+      <w:r>
+        <w:rPr>
+          <w:rFonts w:hint="eastAsia"/>
+          <w:b/>
+          <w:bCs/>
+        </w:rPr>
+        <w:t>返回個人介面可以跳到</w:t>
+      </w:r>
+      <w:r>
+        <w:rPr>
+          <w:rFonts w:hint="eastAsia"/>
+          <w:b/>
+          <w:bCs/>
+        </w:rPr>
+        <w:t>profile.html</w:t>
+      </w:r>
+    </w:p>
+    <w:p>
+      <w:pPr>
+        <w:rPr>
+          <w:b/>
+          <w:bCs/>
+        </w:rPr>
+      </w:pPr>
+      <w:r>
+        <w:rPr>
+          <w:rFonts w:hint="eastAsia"/>
+          <w:b/>
+          <w:bCs/>
         </w:rPr>
         <w:t>套模板</w:t>
       </w:r>
@@ -503,25 +879,24 @@
     <w:p>
       <w:pPr>
         <w:rPr>
-          <w:rFonts w:hint="eastAsia"/>
-          <w:b/>
-          <w:bCs/>
-          <w:lang w:val="en-US" w:eastAsia="zh-TW"/>
-        </w:rPr>
-      </w:pPr>
-    </w:p>
-    <w:p>
-      <w:pPr>
-        <w:rPr>
-          <w:rFonts w:hint="eastAsia"/>
-          <w:b/>
-          <w:bCs/>
-          <w:lang w:val="en-US" w:eastAsia="zh-TW"/>
-        </w:rPr>
-      </w:pPr>
-      <w:r>
+          <w:b/>
+          <w:bCs/>
+        </w:rPr>
+      </w:pPr>
+    </w:p>
+    <w:p>
+      <w:pPr>
+        <w:rPr>
+          <w:b/>
+          <w:bCs/>
+        </w:rPr>
+      </w:pPr>
+      <w:r>
+        <w:rPr>
+          <w:noProof/>
+        </w:rPr>
         <w:drawing>
-          <wp:inline distT="0" distB="0" distL="114300" distR="114300">
+          <wp:inline distT="0" distB="0" distL="114300" distR="114300" wp14:anchorId="446C61FD" wp14:editId="0CF80ADE">
             <wp:extent cx="5273675" cy="2814320"/>
             <wp:effectExtent l="0" t="0" r="14605" b="5080"/>
             <wp:docPr id="1" name="圖片 1"/>
@@ -538,7 +913,7 @@
                     </pic:cNvPicPr>
                   </pic:nvPicPr>
                   <pic:blipFill>
-                    <a:blip r:embed="rId5"/>
+                    <a:blip r:embed="rId7"/>
                     <a:stretch>
                       <a:fillRect/>
                     </a:stretch>
@@ -562,36 +937,32 @@
           </wp:inline>
         </w:drawing>
       </w:r>
-      <w:bookmarkStart w:id="0" w:name="_GoBack"/>
-      <w:bookmarkEnd w:id="0"/>
-    </w:p>
-    <w:p>
-      <w:pPr>
-        <w:rPr>
-          <w:rFonts w:hint="eastAsia"/>
-          <w:b/>
-          <w:bCs/>
-          <w:lang w:val="en-US" w:eastAsia="zh-TW"/>
+    </w:p>
+    <w:p>
+      <w:pPr>
+        <w:rPr>
+          <w:b/>
+          <w:bCs/>
         </w:rPr>
       </w:pPr>
     </w:p>
     <w:sectPr>
       <w:pgSz w:w="11906" w:h="16838"/>
       <w:pgMar w:top="1440" w:right="1800" w:bottom="1440" w:left="1800" w:header="851" w:footer="992" w:gutter="0"/>
-      <w:cols w:space="425" w:num="1"/>
-      <w:docGrid w:type="lines" w:linePitch="360" w:charSpace="0"/>
+      <w:cols w:space="425"/>
+      <w:docGrid w:type="lines" w:linePitch="360"/>
     </w:sectPr>
   </w:body>
 </w:document>
 </file>
 
 <file path=word/numbering.xml><?xml version="1.0" encoding="utf-8"?>
-<w:numbering xmlns:wpc="http://schemas.microsoft.com/office/word/2010/wordprocessingCanvas" xmlns:mc="http://schemas.openxmlformats.org/markup-compatibility/2006" xmlns:o="urn:schemas-microsoft-com:office:office" xmlns:r="http://schemas.openxmlformats.org/officeDocument/2006/relationships" xmlns:m="http://schemas.openxmlformats.org/officeDocument/2006/math" xmlns:v="urn:schemas-microsoft-com:vml" xmlns:wp14="http://schemas.microsoft.com/office/word/2010/wordprocessingDrawing" xmlns:wp="http://schemas.openxmlformats.org/drawingml/2006/wordprocessingDrawing" xmlns:w10="urn:schemas-microsoft-com:office:word" xmlns:w="http://schemas.openxmlformats.org/wordprocessingml/2006/main" xmlns:w14="http://schemas.microsoft.com/office/word/2010/wordml" xmlns:wpg="http://schemas.microsoft.com/office/word/2010/wordprocessingGroup" xmlns:wpi="http://schemas.microsoft.com/office/word/2010/wordprocessingInk" xmlns:wne="http://schemas.microsoft.com/office/word/2006/wordml" xmlns:wps="http://schemas.microsoft.com/office/word/2010/wordprocessingShape" mc:Ignorable="w14 wp14">
-  <w:abstractNum w:abstractNumId="0">
+<w:numbering xmlns:wpc="http://schemas.microsoft.com/office/word/2010/wordprocessingCanvas" xmlns:cx="http://schemas.microsoft.com/office/drawing/2014/chartex" xmlns:cx1="http://schemas.microsoft.com/office/drawing/2015/9/8/chartex" xmlns:cx2="http://schemas.microsoft.com/office/drawing/2015/10/21/chartex" xmlns:cx3="http://schemas.microsoft.com/office/drawing/2016/5/9/chartex" xmlns:cx4="http://schemas.microsoft.com/office/drawing/2016/5/10/chartex" xmlns:cx5="http://schemas.microsoft.com/office/drawing/2016/5/11/chartex" xmlns:cx6="http://schemas.microsoft.com/office/drawing/2016/5/12/chartex" xmlns:cx7="http://schemas.microsoft.com/office/drawing/2016/5/13/chartex" xmlns:cx8="http://schemas.microsoft.com/office/drawing/2016/5/14/chartex" xmlns:mc="http://schemas.openxmlformats.org/markup-compatibility/2006" xmlns:aink="http://schemas.microsoft.com/office/drawing/2016/ink" xmlns:am3d="http://schemas.microsoft.com/office/drawing/2017/model3d" xmlns:o="urn:schemas-microsoft-com:office:office" xmlns:oel="http://schemas.microsoft.com/office/2019/extlst" xmlns:r="http://schemas.openxmlformats.org/officeDocument/2006/relationships" xmlns:m="http://schemas.openxmlformats.org/officeDocument/2006/math" xmlns:v="urn:schemas-microsoft-com:vml" xmlns:wp14="http://schemas.microsoft.com/office/word/2010/wordprocessingDrawing" xmlns:wp="http://schemas.openxmlformats.org/drawingml/2006/wordprocessingDrawing" xmlns:w10="urn:schemas-microsoft-com:office:word" xmlns:w="http://schemas.openxmlformats.org/wordprocessingml/2006/main" xmlns:w14="http://schemas.microsoft.com/office/word/2010/wordml" xmlns:w15="http://schemas.microsoft.com/office/word/2012/wordml" xmlns:w16cex="http://schemas.microsoft.com/office/word/2018/wordml/cex" xmlns:w16cid="http://schemas.microsoft.com/office/word/2016/wordml/cid" xmlns:w16="http://schemas.microsoft.com/office/word/2018/wordml" xmlns:w16du="http://schemas.microsoft.com/office/word/2023/wordml/word16du" xmlns:w16sdtdh="http://schemas.microsoft.com/office/word/2020/wordml/sdtdatahash" xmlns:w16sdtfl="http://schemas.microsoft.com/office/word/2024/wordml/sdtformatlock" xmlns:w16se="http://schemas.microsoft.com/office/word/2015/wordml/symex" xmlns:wpg="http://schemas.microsoft.com/office/word/2010/wordprocessingGroup" xmlns:wpi="http://schemas.microsoft.com/office/word/2010/wordprocessingInk" xmlns:wne="http://schemas.microsoft.com/office/word/2006/wordml" xmlns:wps="http://schemas.microsoft.com/office/word/2010/wordprocessingShape" mc:Ignorable="w14 w15 w16se w16cid w16 w16cex w16sdtdh w16sdtfl w16du wp14">
+  <w:abstractNum w:abstractNumId="0" w15:restartNumberingAfterBreak="0">
     <w:nsid w:val="2AC32FC2"/>
     <w:multiLevelType w:val="multilevel"/>
     <w:tmpl w:val="2AC32FC2"/>
-    <w:lvl w:ilvl="0" w:tentative="0">
+    <w:lvl w:ilvl="0">
       <w:start w:val="1"/>
       <w:numFmt w:val="decimal"/>
       <w:lvlText w:val="%1."/>
@@ -603,7 +974,7 @@
         <w:rFonts w:hint="default"/>
       </w:rPr>
     </w:lvl>
-    <w:lvl w:ilvl="1" w:tentative="0">
+    <w:lvl w:ilvl="1">
       <w:start w:val="1"/>
       <w:numFmt w:val="ideographTraditional"/>
       <w:lvlText w:val="%2、"/>
@@ -612,7 +983,7 @@
         <w:ind w:left="960" w:hanging="480"/>
       </w:pPr>
     </w:lvl>
-    <w:lvl w:ilvl="2" w:tentative="0">
+    <w:lvl w:ilvl="2">
       <w:start w:val="1"/>
       <w:numFmt w:val="lowerRoman"/>
       <w:lvlText w:val="%3."/>
@@ -621,7 +992,7 @@
         <w:ind w:left="1440" w:hanging="480"/>
       </w:pPr>
     </w:lvl>
-    <w:lvl w:ilvl="3" w:tentative="0">
+    <w:lvl w:ilvl="3">
       <w:start w:val="1"/>
       <w:numFmt w:val="decimal"/>
       <w:lvlText w:val="%4."/>
@@ -630,7 +1001,7 @@
         <w:ind w:left="1920" w:hanging="480"/>
       </w:pPr>
     </w:lvl>
-    <w:lvl w:ilvl="4" w:tentative="0">
+    <w:lvl w:ilvl="4">
       <w:start w:val="1"/>
       <w:numFmt w:val="ideographTraditional"/>
       <w:lvlText w:val="%5、"/>
@@ -639,7 +1010,7 @@
         <w:ind w:left="2400" w:hanging="480"/>
       </w:pPr>
     </w:lvl>
-    <w:lvl w:ilvl="5" w:tentative="0">
+    <w:lvl w:ilvl="5">
       <w:start w:val="1"/>
       <w:numFmt w:val="lowerRoman"/>
       <w:lvlText w:val="%6."/>
@@ -648,7 +1019,7 @@
         <w:ind w:left="2880" w:hanging="480"/>
       </w:pPr>
     </w:lvl>
-    <w:lvl w:ilvl="6" w:tentative="0">
+    <w:lvl w:ilvl="6">
       <w:start w:val="1"/>
       <w:numFmt w:val="decimal"/>
       <w:lvlText w:val="%7."/>
@@ -657,7 +1028,7 @@
         <w:ind w:left="3360" w:hanging="480"/>
       </w:pPr>
     </w:lvl>
-    <w:lvl w:ilvl="7" w:tentative="0">
+    <w:lvl w:ilvl="7">
       <w:start w:val="1"/>
       <w:numFmt w:val="ideographTraditional"/>
       <w:lvlText w:val="%8、"/>
@@ -666,7 +1037,7 @@
         <w:ind w:left="3840" w:hanging="480"/>
       </w:pPr>
     </w:lvl>
-    <w:lvl w:ilvl="8" w:tentative="0">
+    <w:lvl w:ilvl="8">
       <w:start w:val="1"/>
       <w:numFmt w:val="lowerRoman"/>
       <w:lvlText w:val="%9."/>
@@ -676,295 +1047,425 @@
       </w:pPr>
     </w:lvl>
   </w:abstractNum>
-  <w:num w:numId="1">
+  <w:num w:numId="1" w16cid:durableId="880554908">
     <w:abstractNumId w:val="0"/>
   </w:num>
 </w:numbering>
 </file>
 
 <file path=word/styles.xml><?xml version="1.0" encoding="utf-8"?>
-<w:styles xmlns:mc="http://schemas.openxmlformats.org/markup-compatibility/2006" xmlns:o="urn:schemas-microsoft-com:office:office" xmlns:r="http://schemas.openxmlformats.org/officeDocument/2006/relationships" xmlns:m="http://schemas.openxmlformats.org/officeDocument/2006/math" xmlns:v="urn:schemas-microsoft-com:vml" xmlns:w="http://schemas.openxmlformats.org/wordprocessingml/2006/main" xmlns:w14="http://schemas.microsoft.com/office/word/2010/wordml" xmlns:w10="urn:schemas-microsoft-com:office:word" xmlns:sl="http://schemas.openxmlformats.org/schemaLibrary/2006/main" mc:Ignorable="w14">
+<w:styles xmlns:mc="http://schemas.openxmlformats.org/markup-compatibility/2006" xmlns:r="http://schemas.openxmlformats.org/officeDocument/2006/relationships" xmlns:w="http://schemas.openxmlformats.org/wordprocessingml/2006/main" xmlns:w14="http://schemas.microsoft.com/office/word/2010/wordml" xmlns:w15="http://schemas.microsoft.com/office/word/2012/wordml" xmlns:w16cex="http://schemas.microsoft.com/office/word/2018/wordml/cex" xmlns:w16cid="http://schemas.microsoft.com/office/word/2016/wordml/cid" xmlns:w16="http://schemas.microsoft.com/office/word/2018/wordml" xmlns:w16du="http://schemas.microsoft.com/office/word/2023/wordml/word16du" xmlns:w16sdtdh="http://schemas.microsoft.com/office/word/2020/wordml/sdtdatahash" xmlns:w16sdtfl="http://schemas.microsoft.com/office/word/2024/wordml/sdtformatlock" xmlns:w16se="http://schemas.microsoft.com/office/word/2015/wordml/symex" mc:Ignorable="w14 w15 w16se w16cid w16 w16cex w16sdtdh w16sdtfl w16du">
   <w:docDefaults>
     <w:rPrDefault>
       <w:rPr>
-        <w:rFonts w:asciiTheme="minorHAnsi" w:hAnsiTheme="minorHAnsi" w:eastAsiaTheme="minorEastAsia" w:cstheme="minorBidi"/>
+        <w:rFonts w:asciiTheme="minorHAnsi" w:eastAsiaTheme="minorEastAsia" w:hAnsiTheme="minorHAnsi" w:cstheme="minorBidi"/>
+        <w:lang w:val="en-US" w:eastAsia="zh-TW" w:bidi="ar-SA"/>
       </w:rPr>
     </w:rPrDefault>
+    <w:pPrDefault>
+      <w:pPr>
+        <w:spacing w:after="160" w:line="278" w:lineRule="auto"/>
+      </w:pPr>
+    </w:pPrDefault>
   </w:docDefaults>
-  <w:latentStyles w:count="260" w:defQFormat="0" w:defUnhideWhenUsed="1" w:defSemiHidden="1" w:defUIPriority="99" w:defLockedState="0">
-    <w:lsdException w:qFormat="1" w:unhideWhenUsed="0" w:uiPriority="0" w:semiHidden="0" w:name="Normal"/>
-    <w:lsdException w:qFormat="1" w:unhideWhenUsed="0" w:uiPriority="9" w:semiHidden="0" w:name="heading 1"/>
-    <w:lsdException w:qFormat="1" w:uiPriority="9" w:name="heading 2"/>
-    <w:lsdException w:qFormat="1" w:uiPriority="9" w:name="heading 3"/>
-    <w:lsdException w:qFormat="1" w:uiPriority="9" w:name="heading 4"/>
-    <w:lsdException w:qFormat="1" w:uiPriority="9" w:name="heading 5"/>
-    <w:lsdException w:qFormat="1" w:uiPriority="9" w:name="heading 6"/>
-    <w:lsdException w:qFormat="1" w:uiPriority="9" w:name="heading 7"/>
-    <w:lsdException w:qFormat="1" w:uiPriority="9" w:name="heading 8"/>
-    <w:lsdException w:qFormat="1" w:uiPriority="9" w:name="heading 9"/>
-    <w:lsdException w:uiPriority="99" w:name="index 1"/>
-    <w:lsdException w:uiPriority="99" w:name="index 2"/>
-    <w:lsdException w:uiPriority="99" w:name="index 3"/>
-    <w:lsdException w:uiPriority="99" w:name="index 4"/>
-    <w:lsdException w:uiPriority="99" w:name="index 5"/>
-    <w:lsdException w:uiPriority="99" w:name="index 6"/>
-    <w:lsdException w:uiPriority="99" w:name="index 7"/>
-    <w:lsdException w:uiPriority="99" w:name="index 8"/>
-    <w:lsdException w:uiPriority="99" w:name="index 9"/>
-    <w:lsdException w:uiPriority="39" w:name="toc 1"/>
-    <w:lsdException w:uiPriority="39" w:name="toc 2"/>
-    <w:lsdException w:uiPriority="39" w:name="toc 3"/>
-    <w:lsdException w:uiPriority="39" w:name="toc 4"/>
-    <w:lsdException w:uiPriority="39" w:name="toc 5"/>
-    <w:lsdException w:uiPriority="39" w:name="toc 6"/>
-    <w:lsdException w:uiPriority="39" w:name="toc 7"/>
-    <w:lsdException w:uiPriority="39" w:name="toc 8"/>
-    <w:lsdException w:uiPriority="39" w:name="toc 9"/>
-    <w:lsdException w:uiPriority="99" w:name="Normal Indent"/>
-    <w:lsdException w:uiPriority="99" w:name="footnote text"/>
-    <w:lsdException w:uiPriority="99" w:name="annotation text"/>
-    <w:lsdException w:uiPriority="99" w:semiHidden="0" w:name="header"/>
-    <w:lsdException w:qFormat="1" w:uiPriority="99" w:semiHidden="0" w:name="footer"/>
-    <w:lsdException w:uiPriority="99" w:name="index heading"/>
-    <w:lsdException w:qFormat="1" w:uiPriority="35" w:name="caption"/>
-    <w:lsdException w:uiPriority="99" w:name="table of figures"/>
-    <w:lsdException w:uiPriority="99" w:name="envelope address"/>
-    <w:lsdException w:uiPriority="99" w:name="envelope return"/>
-    <w:lsdException w:uiPriority="99" w:name="footnote reference"/>
-    <w:lsdException w:uiPriority="99" w:name="annotation reference"/>
-    <w:lsdException w:uiPriority="99" w:name="line number"/>
-    <w:lsdException w:uiPriority="99" w:name="page number"/>
-    <w:lsdException w:uiPriority="99" w:name="endnote reference"/>
-    <w:lsdException w:uiPriority="99" w:name="endnote text"/>
-    <w:lsdException w:uiPriority="99" w:name="table of authorities"/>
-    <w:lsdException w:uiPriority="99" w:name="macro"/>
-    <w:lsdException w:uiPriority="99" w:name="toa heading"/>
-    <w:lsdException w:uiPriority="99" w:name="List"/>
-    <w:lsdException w:uiPriority="99" w:name="List Bullet"/>
-    <w:lsdException w:uiPriority="99" w:name="List Number"/>
-    <w:lsdException w:uiPriority="99" w:name="List 2"/>
-    <w:lsdException w:uiPriority="99" w:name="List 3"/>
-    <w:lsdException w:uiPriority="99" w:name="List 4"/>
-    <w:lsdException w:uiPriority="99" w:name="List 5"/>
-    <w:lsdException w:uiPriority="99" w:name="List Bullet 2"/>
-    <w:lsdException w:uiPriority="99" w:name="List Bullet 3"/>
-    <w:lsdException w:uiPriority="99" w:name="List Bullet 4"/>
-    <w:lsdException w:uiPriority="99" w:name="List Bullet 5"/>
-    <w:lsdException w:uiPriority="99" w:name="List Number 2"/>
-    <w:lsdException w:uiPriority="99" w:name="List Number 3"/>
-    <w:lsdException w:uiPriority="99" w:name="List Number 4"/>
-    <w:lsdException w:uiPriority="99" w:name="List Number 5"/>
-    <w:lsdException w:qFormat="1" w:unhideWhenUsed="0" w:uiPriority="10" w:semiHidden="0" w:name="Title"/>
-    <w:lsdException w:uiPriority="99" w:name="Closing"/>
-    <w:lsdException w:uiPriority="99" w:name="Signature"/>
-    <w:lsdException w:uiPriority="1" w:semiHidden="0" w:name="Default Paragraph Font"/>
-    <w:lsdException w:uiPriority="99" w:name="Body Text"/>
-    <w:lsdException w:uiPriority="99" w:name="Body Text Indent"/>
-    <w:lsdException w:uiPriority="99" w:name="List Continue"/>
-    <w:lsdException w:uiPriority="99" w:name="List Continue 2"/>
-    <w:lsdException w:uiPriority="99" w:name="List Continue 3"/>
-    <w:lsdException w:uiPriority="99" w:name="List Continue 4"/>
-    <w:lsdException w:uiPriority="99" w:name="List Continue 5"/>
-    <w:lsdException w:uiPriority="99" w:name="Message Header"/>
-    <w:lsdException w:qFormat="1" w:unhideWhenUsed="0" w:uiPriority="11" w:semiHidden="0" w:name="Subtitle"/>
-    <w:lsdException w:uiPriority="99" w:name="Salutation"/>
-    <w:lsdException w:uiPriority="99" w:name="Date"/>
-    <w:lsdException w:uiPriority="99" w:name="Body Text First Indent"/>
-    <w:lsdException w:uiPriority="99" w:name="Body Text First Indent 2"/>
-    <w:lsdException w:uiPriority="99" w:name="Note Heading"/>
-    <w:lsdException w:uiPriority="99" w:name="Body Text 2"/>
-    <w:lsdException w:uiPriority="99" w:name="Body Text 3"/>
-    <w:lsdException w:uiPriority="99" w:name="Body Text Indent 2"/>
-    <w:lsdException w:uiPriority="99" w:name="Body Text Indent 3"/>
-    <w:lsdException w:uiPriority="99" w:name="Block Text"/>
-    <w:lsdException w:uiPriority="99" w:name="Hyperlink"/>
-    <w:lsdException w:uiPriority="99" w:name="FollowedHyperlink"/>
-    <w:lsdException w:qFormat="1" w:unhideWhenUsed="0" w:uiPriority="22" w:semiHidden="0" w:name="Strong"/>
-    <w:lsdException w:qFormat="1" w:unhideWhenUsed="0" w:uiPriority="20" w:semiHidden="0" w:name="Emphasis"/>
-    <w:lsdException w:uiPriority="99" w:name="Document Map"/>
-    <w:lsdException w:uiPriority="99" w:name="Plain Text"/>
-    <w:lsdException w:uiPriority="99" w:name="E-mail Signature"/>
-    <w:lsdException w:uiPriority="99" w:name="Normal (Web)"/>
-    <w:lsdException w:uiPriority="99" w:name="HTML Acronym"/>
-    <w:lsdException w:uiPriority="99" w:name="HTML Address"/>
-    <w:lsdException w:uiPriority="99" w:name="HTML Cite"/>
-    <w:lsdException w:uiPriority="99" w:name="HTML Code"/>
-    <w:lsdException w:uiPriority="99" w:name="HTML Definition"/>
-    <w:lsdException w:uiPriority="99" w:name="HTML Keyboard"/>
-    <w:lsdException w:uiPriority="99" w:name="HTML Preformatted"/>
-    <w:lsdException w:uiPriority="99" w:name="HTML Sample"/>
-    <w:lsdException w:uiPriority="99" w:name="HTML Typewriter"/>
-    <w:lsdException w:uiPriority="99" w:name="HTML Variable"/>
-    <w:lsdException w:uiPriority="99" w:name="Normal Table"/>
-    <w:lsdException w:uiPriority="99" w:name="annotation subject"/>
-    <w:lsdException w:uiPriority="99" w:name="Table Simple 1"/>
-    <w:lsdException w:uiPriority="99" w:name="Table Simple 2"/>
-    <w:lsdException w:uiPriority="99" w:name="Table Simple 3"/>
-    <w:lsdException w:uiPriority="99" w:name="Table Classic 1"/>
-    <w:lsdException w:uiPriority="99" w:name="Table Classic 2"/>
-    <w:lsdException w:uiPriority="99" w:name="Table Classic 3"/>
-    <w:lsdException w:uiPriority="99" w:name="Table Classic 4"/>
-    <w:lsdException w:uiPriority="99" w:name="Table Colorful 1"/>
-    <w:lsdException w:uiPriority="99" w:name="Table Colorful 2"/>
-    <w:lsdException w:uiPriority="99" w:name="Table Colorful 3"/>
-    <w:lsdException w:uiPriority="99" w:name="Table Columns 1"/>
-    <w:lsdException w:uiPriority="99" w:name="Table Columns 2"/>
-    <w:lsdException w:uiPriority="99" w:name="Table Columns 3"/>
-    <w:lsdException w:uiPriority="99" w:name="Table Columns 4"/>
-    <w:lsdException w:uiPriority="99" w:name="Table Columns 5"/>
-    <w:lsdException w:uiPriority="99" w:name="Table Grid 1"/>
-    <w:lsdException w:uiPriority="99" w:name="Table Grid 2"/>
-    <w:lsdException w:uiPriority="99" w:name="Table Grid 3"/>
-    <w:lsdException w:uiPriority="99" w:name="Table Grid 4"/>
-    <w:lsdException w:uiPriority="99" w:name="Table Grid 5"/>
-    <w:lsdException w:uiPriority="99" w:name="Table Grid 6"/>
-    <w:lsdException w:uiPriority="99" w:name="Table Grid 7"/>
-    <w:lsdException w:uiPriority="99" w:name="Table Grid 8"/>
-    <w:lsdException w:uiPriority="99" w:name="Table List 1"/>
-    <w:lsdException w:uiPriority="99" w:name="Table List 2"/>
-    <w:lsdException w:uiPriority="99" w:name="Table List 3"/>
-    <w:lsdException w:uiPriority="99" w:name="Table List 4"/>
-    <w:lsdException w:uiPriority="99" w:name="Table List 5"/>
-    <w:lsdException w:uiPriority="99" w:name="Table List 6"/>
-    <w:lsdException w:uiPriority="99" w:name="Table List 7"/>
-    <w:lsdException w:uiPriority="99" w:name="Table List 8"/>
-    <w:lsdException w:uiPriority="99" w:name="Table 3D effects 1"/>
-    <w:lsdException w:uiPriority="99" w:name="Table 3D effects 2"/>
-    <w:lsdException w:uiPriority="99" w:name="Table 3D effects 3"/>
-    <w:lsdException w:uiPriority="99" w:name="Table Contemporary"/>
-    <w:lsdException w:uiPriority="99" w:name="Table Elegant"/>
-    <w:lsdException w:uiPriority="99" w:name="Table Professional"/>
-    <w:lsdException w:uiPriority="99" w:name="Table Subtle 1"/>
-    <w:lsdException w:uiPriority="99" w:name="Table Subtle 2"/>
-    <w:lsdException w:uiPriority="99" w:name="Table Web 1"/>
-    <w:lsdException w:uiPriority="99" w:name="Table Web 2"/>
-    <w:lsdException w:uiPriority="99" w:name="Table Web 3"/>
-    <w:lsdException w:uiPriority="99" w:name="Balloon Text"/>
-    <w:lsdException w:unhideWhenUsed="0" w:uiPriority="39" w:semiHidden="0" w:name="Table Grid"/>
-    <w:lsdException w:uiPriority="99" w:name="Table Theme"/>
-    <w:lsdException w:unhideWhenUsed="0" w:uiPriority="60" w:semiHidden="0" w:name="Light Shading"/>
-    <w:lsdException w:unhideWhenUsed="0" w:uiPriority="61" w:semiHidden="0" w:name="Light List"/>
-    <w:lsdException w:unhideWhenUsed="0" w:uiPriority="62" w:semiHidden="0" w:name="Light Grid"/>
-    <w:lsdException w:unhideWhenUsed="0" w:uiPriority="63" w:semiHidden="0" w:name="Medium Shading 1"/>
-    <w:lsdException w:unhideWhenUsed="0" w:uiPriority="64" w:semiHidden="0" w:name="Medium Shading 2"/>
-    <w:lsdException w:unhideWhenUsed="0" w:uiPriority="65" w:semiHidden="0" w:name="Medium List 1"/>
-    <w:lsdException w:unhideWhenUsed="0" w:uiPriority="66" w:semiHidden="0" w:name="Medium List 2"/>
-    <w:lsdException w:unhideWhenUsed="0" w:uiPriority="67" w:semiHidden="0" w:name="Medium Grid 1"/>
-    <w:lsdException w:unhideWhenUsed="0" w:uiPriority="68" w:semiHidden="0" w:name="Medium Grid 2"/>
-    <w:lsdException w:unhideWhenUsed="0" w:uiPriority="69" w:semiHidden="0" w:name="Medium Grid 3"/>
-    <w:lsdException w:unhideWhenUsed="0" w:uiPriority="70" w:semiHidden="0" w:name="Dark List"/>
-    <w:lsdException w:unhideWhenUsed="0" w:uiPriority="71" w:semiHidden="0" w:name="Colorful Shading"/>
-    <w:lsdException w:unhideWhenUsed="0" w:uiPriority="72" w:semiHidden="0" w:name="Colorful List"/>
-    <w:lsdException w:unhideWhenUsed="0" w:uiPriority="73" w:semiHidden="0" w:name="Colorful Grid"/>
-    <w:lsdException w:unhideWhenUsed="0" w:uiPriority="60" w:semiHidden="0" w:name="Light Shading Accent 1"/>
-    <w:lsdException w:unhideWhenUsed="0" w:uiPriority="61" w:semiHidden="0" w:name="Light List Accent 1"/>
-    <w:lsdException w:unhideWhenUsed="0" w:uiPriority="62" w:semiHidden="0" w:name="Light Grid Accent 1"/>
-    <w:lsdException w:unhideWhenUsed="0" w:uiPriority="63" w:semiHidden="0" w:name="Medium Shading 1 Accent 1"/>
-    <w:lsdException w:unhideWhenUsed="0" w:uiPriority="64" w:semiHidden="0" w:name="Medium Shading 2 Accent 1"/>
-    <w:lsdException w:unhideWhenUsed="0" w:uiPriority="65" w:semiHidden="0" w:name="Medium List 1 Accent 1"/>
-    <w:lsdException w:unhideWhenUsed="0" w:uiPriority="66" w:semiHidden="0" w:name="Medium List 2 Accent 1"/>
-    <w:lsdException w:unhideWhenUsed="0" w:uiPriority="67" w:semiHidden="0" w:name="Medium Grid 1 Accent 1"/>
-    <w:lsdException w:unhideWhenUsed="0" w:uiPriority="68" w:semiHidden="0" w:name="Medium Grid 2 Accent 1"/>
-    <w:lsdException w:unhideWhenUsed="0" w:uiPriority="69" w:semiHidden="0" w:name="Medium Grid 3 Accent 1"/>
-    <w:lsdException w:unhideWhenUsed="0" w:uiPriority="70" w:semiHidden="0" w:name="Dark List Accent 1"/>
-    <w:lsdException w:unhideWhenUsed="0" w:uiPriority="71" w:semiHidden="0" w:name="Colorful Shading Accent 1"/>
-    <w:lsdException w:unhideWhenUsed="0" w:uiPriority="72" w:semiHidden="0" w:name="Colorful List Accent 1"/>
-    <w:lsdException w:unhideWhenUsed="0" w:uiPriority="73" w:semiHidden="0" w:name="Colorful Grid Accent 1"/>
-    <w:lsdException w:unhideWhenUsed="0" w:uiPriority="60" w:semiHidden="0" w:name="Light Shading Accent 2"/>
-    <w:lsdException w:unhideWhenUsed="0" w:uiPriority="61" w:semiHidden="0" w:name="Light List Accent 2"/>
-    <w:lsdException w:unhideWhenUsed="0" w:uiPriority="62" w:semiHidden="0" w:name="Light Grid Accent 2"/>
-    <w:lsdException w:unhideWhenUsed="0" w:uiPriority="63" w:semiHidden="0" w:name="Medium Shading 1 Accent 2"/>
-    <w:lsdException w:unhideWhenUsed="0" w:uiPriority="64" w:semiHidden="0" w:name="Medium Shading 2 Accent 2"/>
-    <w:lsdException w:unhideWhenUsed="0" w:uiPriority="65" w:semiHidden="0" w:name="Medium List 1 Accent 2"/>
-    <w:lsdException w:unhideWhenUsed="0" w:uiPriority="66" w:semiHidden="0" w:name="Medium List 2 Accent 2"/>
-    <w:lsdException w:unhideWhenUsed="0" w:uiPriority="67" w:semiHidden="0" w:name="Medium Grid 1 Accent 2"/>
-    <w:lsdException w:unhideWhenUsed="0" w:uiPriority="68" w:semiHidden="0" w:name="Medium Grid 2 Accent 2"/>
-    <w:lsdException w:unhideWhenUsed="0" w:uiPriority="69" w:semiHidden="0" w:name="Medium Grid 3 Accent 2"/>
-    <w:lsdException w:unhideWhenUsed="0" w:uiPriority="70" w:semiHidden="0" w:name="Dark List Accent 2"/>
-    <w:lsdException w:unhideWhenUsed="0" w:uiPriority="71" w:semiHidden="0" w:name="Colorful Shading Accent 2"/>
-    <w:lsdException w:unhideWhenUsed="0" w:uiPriority="72" w:semiHidden="0" w:name="Colorful List Accent 2"/>
-    <w:lsdException w:unhideWhenUsed="0" w:uiPriority="73" w:semiHidden="0" w:name="Colorful Grid Accent 2"/>
-    <w:lsdException w:unhideWhenUsed="0" w:uiPriority="60" w:semiHidden="0" w:name="Light Shading Accent 3"/>
-    <w:lsdException w:unhideWhenUsed="0" w:uiPriority="61" w:semiHidden="0" w:name="Light List Accent 3"/>
-    <w:lsdException w:unhideWhenUsed="0" w:uiPriority="62" w:semiHidden="0" w:name="Light Grid Accent 3"/>
-    <w:lsdException w:unhideWhenUsed="0" w:uiPriority="63" w:semiHidden="0" w:name="Medium Shading 1 Accent 3"/>
-    <w:lsdException w:unhideWhenUsed="0" w:uiPriority="64" w:semiHidden="0" w:name="Medium Shading 2 Accent 3"/>
-    <w:lsdException w:unhideWhenUsed="0" w:uiPriority="65" w:semiHidden="0" w:name="Medium List 1 Accent 3"/>
-    <w:lsdException w:unhideWhenUsed="0" w:uiPriority="66" w:semiHidden="0" w:name="Medium List 2 Accent 3"/>
-    <w:lsdException w:unhideWhenUsed="0" w:uiPriority="67" w:semiHidden="0" w:name="Medium Grid 1 Accent 3"/>
-    <w:lsdException w:unhideWhenUsed="0" w:uiPriority="68" w:semiHidden="0" w:name="Medium Grid 2 Accent 3"/>
-    <w:lsdException w:unhideWhenUsed="0" w:uiPriority="69" w:semiHidden="0" w:name="Medium Grid 3 Accent 3"/>
-    <w:lsdException w:unhideWhenUsed="0" w:uiPriority="70" w:semiHidden="0" w:name="Dark List Accent 3"/>
-    <w:lsdException w:unhideWhenUsed="0" w:uiPriority="71" w:semiHidden="0" w:name="Colorful Shading Accent 3"/>
-    <w:lsdException w:unhideWhenUsed="0" w:uiPriority="72" w:semiHidden="0" w:name="Colorful List Accent 3"/>
-    <w:lsdException w:unhideWhenUsed="0" w:uiPriority="73" w:semiHidden="0" w:name="Colorful Grid Accent 3"/>
-    <w:lsdException w:unhideWhenUsed="0" w:uiPriority="60" w:semiHidden="0" w:name="Light Shading Accent 4"/>
-    <w:lsdException w:unhideWhenUsed="0" w:uiPriority="61" w:semiHidden="0" w:name="Light List Accent 4"/>
-    <w:lsdException w:unhideWhenUsed="0" w:uiPriority="62" w:semiHidden="0" w:name="Light Grid Accent 4"/>
-    <w:lsdException w:unhideWhenUsed="0" w:uiPriority="63" w:semiHidden="0" w:name="Medium Shading 1 Accent 4"/>
-    <w:lsdException w:unhideWhenUsed="0" w:uiPriority="64" w:semiHidden="0" w:name="Medium Shading 2 Accent 4"/>
-    <w:lsdException w:unhideWhenUsed="0" w:uiPriority="65" w:semiHidden="0" w:name="Medium List 1 Accent 4"/>
-    <w:lsdException w:unhideWhenUsed="0" w:uiPriority="66" w:semiHidden="0" w:name="Medium List 2 Accent 4"/>
-    <w:lsdException w:unhideWhenUsed="0" w:uiPriority="67" w:semiHidden="0" w:name="Medium Grid 1 Accent 4"/>
-    <w:lsdException w:unhideWhenUsed="0" w:uiPriority="68" w:semiHidden="0" w:name="Medium Grid 2 Accent 4"/>
-    <w:lsdException w:unhideWhenUsed="0" w:uiPriority="69" w:semiHidden="0" w:name="Medium Grid 3 Accent 4"/>
-    <w:lsdException w:unhideWhenUsed="0" w:uiPriority="70" w:semiHidden="0" w:name="Dark List Accent 4"/>
-    <w:lsdException w:unhideWhenUsed="0" w:uiPriority="71" w:semiHidden="0" w:name="Colorful Shading Accent 4"/>
-    <w:lsdException w:unhideWhenUsed="0" w:uiPriority="72" w:semiHidden="0" w:name="Colorful List Accent 4"/>
-    <w:lsdException w:unhideWhenUsed="0" w:uiPriority="73" w:semiHidden="0" w:name="Colorful Grid Accent 4"/>
-    <w:lsdException w:unhideWhenUsed="0" w:uiPriority="60" w:semiHidden="0" w:name="Light Shading Accent 5"/>
-    <w:lsdException w:unhideWhenUsed="0" w:uiPriority="61" w:semiHidden="0" w:name="Light List Accent 5"/>
-    <w:lsdException w:unhideWhenUsed="0" w:uiPriority="62" w:semiHidden="0" w:name="Light Grid Accent 5"/>
-    <w:lsdException w:unhideWhenUsed="0" w:uiPriority="63" w:semiHidden="0" w:name="Medium Shading 1 Accent 5"/>
-    <w:lsdException w:unhideWhenUsed="0" w:uiPriority="64" w:semiHidden="0" w:name="Medium Shading 2 Accent 5"/>
-    <w:lsdException w:unhideWhenUsed="0" w:uiPriority="65" w:semiHidden="0" w:name="Medium List 1 Accent 5"/>
-    <w:lsdException w:unhideWhenUsed="0" w:uiPriority="66" w:semiHidden="0" w:name="Medium List 2 Accent 5"/>
-    <w:lsdException w:unhideWhenUsed="0" w:uiPriority="67" w:semiHidden="0" w:name="Medium Grid 1 Accent 5"/>
-    <w:lsdException w:unhideWhenUsed="0" w:uiPriority="68" w:semiHidden="0" w:name="Medium Grid 2 Accent 5"/>
-    <w:lsdException w:unhideWhenUsed="0" w:uiPriority="69" w:semiHidden="0" w:name="Medium Grid 3 Accent 5"/>
-    <w:lsdException w:unhideWhenUsed="0" w:uiPriority="70" w:semiHidden="0" w:name="Dark List Accent 5"/>
-    <w:lsdException w:unhideWhenUsed="0" w:uiPriority="71" w:semiHidden="0" w:name="Colorful Shading Accent 5"/>
-    <w:lsdException w:unhideWhenUsed="0" w:uiPriority="72" w:semiHidden="0" w:name="Colorful List Accent 5"/>
-    <w:lsdException w:unhideWhenUsed="0" w:uiPriority="73" w:semiHidden="0" w:name="Colorful Grid Accent 5"/>
-    <w:lsdException w:unhideWhenUsed="0" w:uiPriority="60" w:semiHidden="0" w:name="Light Shading Accent 6"/>
-    <w:lsdException w:unhideWhenUsed="0" w:uiPriority="61" w:semiHidden="0" w:name="Light List Accent 6"/>
-    <w:lsdException w:unhideWhenUsed="0" w:uiPriority="62" w:semiHidden="0" w:name="Light Grid Accent 6"/>
-    <w:lsdException w:unhideWhenUsed="0" w:uiPriority="63" w:semiHidden="0" w:name="Medium Shading 1 Accent 6"/>
-    <w:lsdException w:unhideWhenUsed="0" w:uiPriority="64" w:semiHidden="0" w:name="Medium Shading 2 Accent 6"/>
-    <w:lsdException w:unhideWhenUsed="0" w:uiPriority="65" w:semiHidden="0" w:name="Medium List 1 Accent 6"/>
-    <w:lsdException w:unhideWhenUsed="0" w:uiPriority="66" w:semiHidden="0" w:name="Medium List 2 Accent 6"/>
-    <w:lsdException w:unhideWhenUsed="0" w:uiPriority="67" w:semiHidden="0" w:name="Medium Grid 1 Accent 6"/>
-    <w:lsdException w:unhideWhenUsed="0" w:uiPriority="68" w:semiHidden="0" w:name="Medium Grid 2 Accent 6"/>
-    <w:lsdException w:unhideWhenUsed="0" w:uiPriority="69" w:semiHidden="0" w:name="Medium Grid 3 Accent 6"/>
-    <w:lsdException w:unhideWhenUsed="0" w:uiPriority="70" w:semiHidden="0" w:name="Dark List Accent 6"/>
-    <w:lsdException w:unhideWhenUsed="0" w:uiPriority="71" w:semiHidden="0" w:name="Colorful Shading Accent 6"/>
-    <w:lsdException w:unhideWhenUsed="0" w:uiPriority="72" w:semiHidden="0" w:name="Colorful List Accent 6"/>
-    <w:lsdException w:unhideWhenUsed="0" w:uiPriority="73" w:semiHidden="0" w:name="Colorful Grid Accent 6"/>
+  <w:latentStyles w:defLockedState="0" w:defUIPriority="99" w:defSemiHidden="0" w:defUnhideWhenUsed="0" w:defQFormat="0" w:count="376">
+    <w:lsdException w:name="Normal" w:uiPriority="0" w:qFormat="1"/>
+    <w:lsdException w:name="heading 1" w:uiPriority="9" w:qFormat="1"/>
+    <w:lsdException w:name="heading 2" w:semiHidden="1" w:uiPriority="9" w:unhideWhenUsed="1" w:qFormat="1"/>
+    <w:lsdException w:name="heading 3" w:semiHidden="1" w:uiPriority="9" w:unhideWhenUsed="1" w:qFormat="1"/>
+    <w:lsdException w:name="heading 4" w:semiHidden="1" w:uiPriority="9" w:unhideWhenUsed="1" w:qFormat="1"/>
+    <w:lsdException w:name="heading 5" w:semiHidden="1" w:uiPriority="9" w:unhideWhenUsed="1" w:qFormat="1"/>
+    <w:lsdException w:name="heading 6" w:semiHidden="1" w:uiPriority="9" w:unhideWhenUsed="1" w:qFormat="1"/>
+    <w:lsdException w:name="heading 7" w:semiHidden="1" w:uiPriority="9" w:unhideWhenUsed="1" w:qFormat="1"/>
+    <w:lsdException w:name="heading 8" w:semiHidden="1" w:uiPriority="9" w:unhideWhenUsed="1" w:qFormat="1"/>
+    <w:lsdException w:name="heading 9" w:semiHidden="1" w:uiPriority="9" w:unhideWhenUsed="1" w:qFormat="1"/>
+    <w:lsdException w:name="index 1" w:semiHidden="1" w:unhideWhenUsed="1"/>
+    <w:lsdException w:name="index 2" w:semiHidden="1" w:unhideWhenUsed="1"/>
+    <w:lsdException w:name="index 3" w:semiHidden="1" w:unhideWhenUsed="1"/>
+    <w:lsdException w:name="index 4" w:semiHidden="1" w:unhideWhenUsed="1"/>
+    <w:lsdException w:name="index 5" w:semiHidden="1" w:unhideWhenUsed="1"/>
+    <w:lsdException w:name="index 6" w:semiHidden="1" w:unhideWhenUsed="1"/>
+    <w:lsdException w:name="index 7" w:semiHidden="1" w:unhideWhenUsed="1"/>
+    <w:lsdException w:name="index 8" w:semiHidden="1" w:unhideWhenUsed="1"/>
+    <w:lsdException w:name="index 9" w:semiHidden="1" w:unhideWhenUsed="1"/>
+    <w:lsdException w:name="toc 1" w:semiHidden="1" w:uiPriority="39" w:unhideWhenUsed="1"/>
+    <w:lsdException w:name="toc 2" w:semiHidden="1" w:uiPriority="39" w:unhideWhenUsed="1"/>
+    <w:lsdException w:name="toc 3" w:semiHidden="1" w:uiPriority="39" w:unhideWhenUsed="1"/>
+    <w:lsdException w:name="toc 4" w:semiHidden="1" w:uiPriority="39" w:unhideWhenUsed="1"/>
+    <w:lsdException w:name="toc 5" w:semiHidden="1" w:uiPriority="39" w:unhideWhenUsed="1"/>
+    <w:lsdException w:name="toc 6" w:semiHidden="1" w:uiPriority="39" w:unhideWhenUsed="1"/>
+    <w:lsdException w:name="toc 7" w:semiHidden="1" w:uiPriority="39" w:unhideWhenUsed="1"/>
+    <w:lsdException w:name="toc 8" w:semiHidden="1" w:uiPriority="39" w:unhideWhenUsed="1"/>
+    <w:lsdException w:name="toc 9" w:semiHidden="1" w:uiPriority="39" w:unhideWhenUsed="1"/>
+    <w:lsdException w:name="Normal Indent" w:semiHidden="1" w:unhideWhenUsed="1"/>
+    <w:lsdException w:name="footnote text" w:semiHidden="1" w:unhideWhenUsed="1"/>
+    <w:lsdException w:name="annotation text" w:semiHidden="1" w:unhideWhenUsed="1"/>
+    <w:lsdException w:name="header" w:unhideWhenUsed="1"/>
+    <w:lsdException w:name="footer" w:unhideWhenUsed="1" w:qFormat="1"/>
+    <w:lsdException w:name="index heading" w:semiHidden="1" w:unhideWhenUsed="1"/>
+    <w:lsdException w:name="caption" w:semiHidden="1" w:uiPriority="35" w:unhideWhenUsed="1" w:qFormat="1"/>
+    <w:lsdException w:name="table of figures" w:semiHidden="1" w:unhideWhenUsed="1"/>
+    <w:lsdException w:name="envelope address" w:semiHidden="1" w:unhideWhenUsed="1"/>
+    <w:lsdException w:name="envelope return" w:semiHidden="1" w:unhideWhenUsed="1"/>
+    <w:lsdException w:name="footnote reference" w:semiHidden="1" w:unhideWhenUsed="1"/>
+    <w:lsdException w:name="annotation reference" w:semiHidden="1" w:unhideWhenUsed="1"/>
+    <w:lsdException w:name="line number" w:semiHidden="1" w:unhideWhenUsed="1"/>
+    <w:lsdException w:name="page number" w:semiHidden="1" w:unhideWhenUsed="1"/>
+    <w:lsdException w:name="endnote reference" w:semiHidden="1" w:unhideWhenUsed="1"/>
+    <w:lsdException w:name="endnote text" w:semiHidden="1" w:unhideWhenUsed="1"/>
+    <w:lsdException w:name="table of authorities" w:semiHidden="1" w:unhideWhenUsed="1"/>
+    <w:lsdException w:name="macro" w:semiHidden="1" w:unhideWhenUsed="1"/>
+    <w:lsdException w:name="toa heading" w:semiHidden="1" w:unhideWhenUsed="1"/>
+    <w:lsdException w:name="List" w:semiHidden="1" w:unhideWhenUsed="1"/>
+    <w:lsdException w:name="List Bullet" w:semiHidden="1" w:unhideWhenUsed="1"/>
+    <w:lsdException w:name="List Number" w:semiHidden="1" w:unhideWhenUsed="1"/>
+    <w:lsdException w:name="List 2" w:semiHidden="1" w:unhideWhenUsed="1"/>
+    <w:lsdException w:name="List 3" w:semiHidden="1" w:unhideWhenUsed="1"/>
+    <w:lsdException w:name="List 4" w:semiHidden="1" w:unhideWhenUsed="1"/>
+    <w:lsdException w:name="List 5" w:semiHidden="1" w:unhideWhenUsed="1"/>
+    <w:lsdException w:name="List Bullet 2" w:semiHidden="1" w:unhideWhenUsed="1"/>
+    <w:lsdException w:name="List Bullet 3" w:semiHidden="1" w:unhideWhenUsed="1"/>
+    <w:lsdException w:name="List Bullet 4" w:semiHidden="1" w:unhideWhenUsed="1"/>
+    <w:lsdException w:name="List Bullet 5" w:semiHidden="1" w:unhideWhenUsed="1"/>
+    <w:lsdException w:name="List Number 2" w:semiHidden="1" w:unhideWhenUsed="1"/>
+    <w:lsdException w:name="List Number 3" w:semiHidden="1" w:unhideWhenUsed="1"/>
+    <w:lsdException w:name="List Number 4" w:semiHidden="1" w:unhideWhenUsed="1"/>
+    <w:lsdException w:name="List Number 5" w:semiHidden="1" w:unhideWhenUsed="1"/>
+    <w:lsdException w:name="Title" w:uiPriority="10" w:qFormat="1"/>
+    <w:lsdException w:name="Closing" w:semiHidden="1" w:unhideWhenUsed="1"/>
+    <w:lsdException w:name="Signature" w:semiHidden="1" w:unhideWhenUsed="1"/>
+    <w:lsdException w:name="Default Paragraph Font" w:uiPriority="1" w:unhideWhenUsed="1"/>
+    <w:lsdException w:name="Body Text" w:semiHidden="1" w:unhideWhenUsed="1"/>
+    <w:lsdException w:name="Body Text Indent" w:semiHidden="1" w:unhideWhenUsed="1"/>
+    <w:lsdException w:name="List Continue" w:semiHidden="1" w:unhideWhenUsed="1"/>
+    <w:lsdException w:name="List Continue 2" w:semiHidden="1" w:unhideWhenUsed="1"/>
+    <w:lsdException w:name="List Continue 3" w:semiHidden="1" w:unhideWhenUsed="1"/>
+    <w:lsdException w:name="List Continue 4" w:semiHidden="1" w:unhideWhenUsed="1"/>
+    <w:lsdException w:name="List Continue 5" w:semiHidden="1" w:unhideWhenUsed="1"/>
+    <w:lsdException w:name="Message Header" w:semiHidden="1" w:unhideWhenUsed="1"/>
+    <w:lsdException w:name="Subtitle" w:uiPriority="11" w:qFormat="1"/>
+    <w:lsdException w:name="Salutation" w:semiHidden="1" w:unhideWhenUsed="1"/>
+    <w:lsdException w:name="Date" w:semiHidden="1" w:unhideWhenUsed="1"/>
+    <w:lsdException w:name="Body Text First Indent" w:semiHidden="1" w:unhideWhenUsed="1"/>
+    <w:lsdException w:name="Body Text First Indent 2" w:semiHidden="1" w:unhideWhenUsed="1"/>
+    <w:lsdException w:name="Note Heading" w:semiHidden="1" w:unhideWhenUsed="1"/>
+    <w:lsdException w:name="Body Text 2" w:semiHidden="1" w:unhideWhenUsed="1"/>
+    <w:lsdException w:name="Body Text 3" w:semiHidden="1" w:unhideWhenUsed="1"/>
+    <w:lsdException w:name="Body Text Indent 2" w:semiHidden="1" w:unhideWhenUsed="1"/>
+    <w:lsdException w:name="Body Text Indent 3" w:semiHidden="1" w:unhideWhenUsed="1"/>
+    <w:lsdException w:name="Block Text" w:semiHidden="1" w:unhideWhenUsed="1"/>
+    <w:lsdException w:name="Hyperlink" w:semiHidden="1" w:unhideWhenUsed="1"/>
+    <w:lsdException w:name="FollowedHyperlink" w:semiHidden="1" w:unhideWhenUsed="1"/>
+    <w:lsdException w:name="Strong" w:uiPriority="22" w:qFormat="1"/>
+    <w:lsdException w:name="Emphasis" w:uiPriority="20" w:qFormat="1"/>
+    <w:lsdException w:name="Document Map" w:semiHidden="1" w:unhideWhenUsed="1"/>
+    <w:lsdException w:name="Plain Text" w:semiHidden="1" w:unhideWhenUsed="1"/>
+    <w:lsdException w:name="E-mail Signature" w:semiHidden="1" w:unhideWhenUsed="1"/>
+    <w:lsdException w:name="HTML Top of Form" w:semiHidden="1" w:unhideWhenUsed="1"/>
+    <w:lsdException w:name="HTML Bottom of Form" w:semiHidden="1" w:unhideWhenUsed="1"/>
+    <w:lsdException w:name="Normal (Web)" w:semiHidden="1" w:unhideWhenUsed="1"/>
+    <w:lsdException w:name="HTML Acronym" w:semiHidden="1" w:unhideWhenUsed="1"/>
+    <w:lsdException w:name="HTML Address" w:semiHidden="1" w:unhideWhenUsed="1"/>
+    <w:lsdException w:name="HTML Cite" w:semiHidden="1" w:unhideWhenUsed="1"/>
+    <w:lsdException w:name="HTML Code" w:semiHidden="1" w:unhideWhenUsed="1"/>
+    <w:lsdException w:name="HTML Definition" w:semiHidden="1" w:unhideWhenUsed="1"/>
+    <w:lsdException w:name="HTML Keyboard" w:semiHidden="1" w:unhideWhenUsed="1"/>
+    <w:lsdException w:name="HTML Preformatted" w:semiHidden="1" w:unhideWhenUsed="1"/>
+    <w:lsdException w:name="HTML Sample" w:semiHidden="1" w:unhideWhenUsed="1"/>
+    <w:lsdException w:name="HTML Typewriter" w:semiHidden="1" w:unhideWhenUsed="1"/>
+    <w:lsdException w:name="HTML Variable" w:semiHidden="1" w:unhideWhenUsed="1"/>
+    <w:lsdException w:name="Normal Table" w:semiHidden="1" w:unhideWhenUsed="1"/>
+    <w:lsdException w:name="annotation subject" w:semiHidden="1" w:unhideWhenUsed="1"/>
+    <w:lsdException w:name="No List" w:semiHidden="1" w:unhideWhenUsed="1"/>
+    <w:lsdException w:name="Outline List 1" w:semiHidden="1" w:unhideWhenUsed="1"/>
+    <w:lsdException w:name="Outline List 2" w:semiHidden="1" w:unhideWhenUsed="1"/>
+    <w:lsdException w:name="Outline List 3" w:semiHidden="1" w:unhideWhenUsed="1"/>
+    <w:lsdException w:name="Table Simple 1" w:semiHidden="1" w:unhideWhenUsed="1"/>
+    <w:lsdException w:name="Table Simple 2" w:semiHidden="1" w:unhideWhenUsed="1"/>
+    <w:lsdException w:name="Table Simple 3" w:semiHidden="1" w:unhideWhenUsed="1"/>
+    <w:lsdException w:name="Table Classic 1" w:semiHidden="1" w:unhideWhenUsed="1"/>
+    <w:lsdException w:name="Table Classic 2" w:semiHidden="1" w:unhideWhenUsed="1"/>
+    <w:lsdException w:name="Table Classic 3" w:semiHidden="1" w:unhideWhenUsed="1"/>
+    <w:lsdException w:name="Table Classic 4" w:semiHidden="1" w:unhideWhenUsed="1"/>
+    <w:lsdException w:name="Table Colorful 1" w:semiHidden="1" w:unhideWhenUsed="1"/>
+    <w:lsdException w:name="Table Colorful 2" w:semiHidden="1" w:unhideWhenUsed="1"/>
+    <w:lsdException w:name="Table Colorful 3" w:semiHidden="1" w:unhideWhenUsed="1"/>
+    <w:lsdException w:name="Table Columns 1" w:semiHidden="1" w:unhideWhenUsed="1"/>
+    <w:lsdException w:name="Table Columns 2" w:semiHidden="1" w:unhideWhenUsed="1"/>
+    <w:lsdException w:name="Table Columns 3" w:semiHidden="1" w:unhideWhenUsed="1"/>
+    <w:lsdException w:name="Table Columns 4" w:semiHidden="1" w:unhideWhenUsed="1"/>
+    <w:lsdException w:name="Table Columns 5" w:semiHidden="1" w:unhideWhenUsed="1"/>
+    <w:lsdException w:name="Table Grid 1" w:semiHidden="1" w:unhideWhenUsed="1"/>
+    <w:lsdException w:name="Table Grid 2" w:semiHidden="1" w:unhideWhenUsed="1"/>
+    <w:lsdException w:name="Table Grid 3" w:semiHidden="1" w:unhideWhenUsed="1"/>
+    <w:lsdException w:name="Table Grid 4" w:semiHidden="1" w:unhideWhenUsed="1"/>
+    <w:lsdException w:name="Table Grid 5" w:semiHidden="1" w:unhideWhenUsed="1"/>
+    <w:lsdException w:name="Table Grid 6" w:semiHidden="1" w:unhideWhenUsed="1"/>
+    <w:lsdException w:name="Table Grid 7" w:semiHidden="1" w:unhideWhenUsed="1"/>
+    <w:lsdException w:name="Table Grid 8" w:semiHidden="1" w:unhideWhenUsed="1"/>
+    <w:lsdException w:name="Table List 1" w:semiHidden="1" w:unhideWhenUsed="1"/>
+    <w:lsdException w:name="Table List 2" w:semiHidden="1" w:unhideWhenUsed="1"/>
+    <w:lsdException w:name="Table List 3" w:semiHidden="1" w:unhideWhenUsed="1"/>
+    <w:lsdException w:name="Table List 4" w:semiHidden="1" w:unhideWhenUsed="1"/>
+    <w:lsdException w:name="Table List 5" w:semiHidden="1" w:unhideWhenUsed="1"/>
+    <w:lsdException w:name="Table List 6" w:semiHidden="1" w:unhideWhenUsed="1"/>
+    <w:lsdException w:name="Table List 7" w:semiHidden="1" w:unhideWhenUsed="1"/>
+    <w:lsdException w:name="Table List 8" w:semiHidden="1" w:unhideWhenUsed="1"/>
+    <w:lsdException w:name="Table 3D effects 1" w:semiHidden="1" w:unhideWhenUsed="1"/>
+    <w:lsdException w:name="Table 3D effects 2" w:semiHidden="1" w:unhideWhenUsed="1"/>
+    <w:lsdException w:name="Table 3D effects 3" w:semiHidden="1" w:unhideWhenUsed="1"/>
+    <w:lsdException w:name="Table Contemporary" w:semiHidden="1" w:unhideWhenUsed="1"/>
+    <w:lsdException w:name="Table Elegant" w:semiHidden="1" w:unhideWhenUsed="1"/>
+    <w:lsdException w:name="Table Professional" w:semiHidden="1" w:unhideWhenUsed="1"/>
+    <w:lsdException w:name="Table Subtle 1" w:semiHidden="1" w:unhideWhenUsed="1"/>
+    <w:lsdException w:name="Table Subtle 2" w:semiHidden="1" w:unhideWhenUsed="1"/>
+    <w:lsdException w:name="Table Web 1" w:semiHidden="1" w:unhideWhenUsed="1"/>
+    <w:lsdException w:name="Table Web 2" w:semiHidden="1" w:unhideWhenUsed="1"/>
+    <w:lsdException w:name="Table Web 3" w:semiHidden="1" w:unhideWhenUsed="1"/>
+    <w:lsdException w:name="Balloon Text" w:semiHidden="1" w:unhideWhenUsed="1"/>
+    <w:lsdException w:name="Table Grid" w:uiPriority="39"/>
+    <w:lsdException w:name="Table Theme" w:semiHidden="1" w:unhideWhenUsed="1"/>
+    <w:lsdException w:name="Placeholder Text" w:semiHidden="1" w:unhideWhenUsed="1"/>
+    <w:lsdException w:name="No Spacing" w:semiHidden="1" w:unhideWhenUsed="1"/>
+    <w:lsdException w:name="Light Shading" w:uiPriority="60"/>
+    <w:lsdException w:name="Light List" w:uiPriority="61"/>
+    <w:lsdException w:name="Light Grid" w:uiPriority="62"/>
+    <w:lsdException w:name="Medium Shading 1" w:uiPriority="63"/>
+    <w:lsdException w:name="Medium Shading 2" w:uiPriority="64"/>
+    <w:lsdException w:name="Medium List 1" w:uiPriority="65"/>
+    <w:lsdException w:name="Medium List 2" w:uiPriority="66"/>
+    <w:lsdException w:name="Medium Grid 1" w:uiPriority="67"/>
+    <w:lsdException w:name="Medium Grid 2" w:uiPriority="68"/>
+    <w:lsdException w:name="Medium Grid 3" w:uiPriority="69"/>
+    <w:lsdException w:name="Dark List" w:uiPriority="70"/>
+    <w:lsdException w:name="Colorful Shading" w:uiPriority="71"/>
+    <w:lsdException w:name="Colorful List" w:uiPriority="72"/>
+    <w:lsdException w:name="Colorful Grid" w:uiPriority="73"/>
+    <w:lsdException w:name="Light Shading Accent 1" w:uiPriority="60"/>
+    <w:lsdException w:name="Light List Accent 1" w:uiPriority="61"/>
+    <w:lsdException w:name="Light Grid Accent 1" w:uiPriority="62"/>
+    <w:lsdException w:name="Medium Shading 1 Accent 1" w:uiPriority="63"/>
+    <w:lsdException w:name="Medium Shading 2 Accent 1" w:uiPriority="64"/>
+    <w:lsdException w:name="Medium List 1 Accent 1" w:uiPriority="65"/>
+    <w:lsdException w:name="Revision" w:semiHidden="1" w:unhideWhenUsed="1"/>
+    <w:lsdException w:name="List Paragraph" w:semiHidden="1" w:unhideWhenUsed="1"/>
+    <w:lsdException w:name="Quote" w:semiHidden="1" w:unhideWhenUsed="1"/>
+    <w:lsdException w:name="Intense Quote" w:semiHidden="1" w:unhideWhenUsed="1"/>
+    <w:lsdException w:name="Medium List 2 Accent 1" w:uiPriority="66"/>
+    <w:lsdException w:name="Medium Grid 1 Accent 1" w:uiPriority="67"/>
+    <w:lsdException w:name="Medium Grid 2 Accent 1" w:uiPriority="68"/>
+    <w:lsdException w:name="Medium Grid 3 Accent 1" w:uiPriority="69"/>
+    <w:lsdException w:name="Dark List Accent 1" w:uiPriority="70"/>
+    <w:lsdException w:name="Colorful Shading Accent 1" w:uiPriority="71"/>
+    <w:lsdException w:name="Colorful List Accent 1" w:uiPriority="72"/>
+    <w:lsdException w:name="Colorful Grid Accent 1" w:uiPriority="73"/>
+    <w:lsdException w:name="Light Shading Accent 2" w:uiPriority="60"/>
+    <w:lsdException w:name="Light List Accent 2" w:uiPriority="61"/>
+    <w:lsdException w:name="Light Grid Accent 2" w:uiPriority="62"/>
+    <w:lsdException w:name="Medium Shading 1 Accent 2" w:uiPriority="63"/>
+    <w:lsdException w:name="Medium Shading 2 Accent 2" w:uiPriority="64"/>
+    <w:lsdException w:name="Medium List 1 Accent 2" w:uiPriority="65"/>
+    <w:lsdException w:name="Medium List 2 Accent 2" w:uiPriority="66"/>
+    <w:lsdException w:name="Medium Grid 1 Accent 2" w:uiPriority="67"/>
+    <w:lsdException w:name="Medium Grid 2 Accent 2" w:uiPriority="68"/>
+    <w:lsdException w:name="Medium Grid 3 Accent 2" w:uiPriority="69"/>
+    <w:lsdException w:name="Dark List Accent 2" w:uiPriority="70"/>
+    <w:lsdException w:name="Colorful Shading Accent 2" w:uiPriority="71"/>
+    <w:lsdException w:name="Colorful List Accent 2" w:uiPriority="72"/>
+    <w:lsdException w:name="Colorful Grid Accent 2" w:uiPriority="73"/>
+    <w:lsdException w:name="Light Shading Accent 3" w:uiPriority="60"/>
+    <w:lsdException w:name="Light List Accent 3" w:uiPriority="61"/>
+    <w:lsdException w:name="Light Grid Accent 3" w:uiPriority="62"/>
+    <w:lsdException w:name="Medium Shading 1 Accent 3" w:uiPriority="63"/>
+    <w:lsdException w:name="Medium Shading 2 Accent 3" w:uiPriority="64"/>
+    <w:lsdException w:name="Medium List 1 Accent 3" w:uiPriority="65"/>
+    <w:lsdException w:name="Medium List 2 Accent 3" w:uiPriority="66"/>
+    <w:lsdException w:name="Medium Grid 1 Accent 3" w:uiPriority="67"/>
+    <w:lsdException w:name="Medium Grid 2 Accent 3" w:uiPriority="68"/>
+    <w:lsdException w:name="Medium Grid 3 Accent 3" w:uiPriority="69"/>
+    <w:lsdException w:name="Dark List Accent 3" w:uiPriority="70"/>
+    <w:lsdException w:name="Colorful Shading Accent 3" w:uiPriority="71"/>
+    <w:lsdException w:name="Colorful List Accent 3" w:uiPriority="72"/>
+    <w:lsdException w:name="Colorful Grid Accent 3" w:uiPriority="73"/>
+    <w:lsdException w:name="Light Shading Accent 4" w:uiPriority="60"/>
+    <w:lsdException w:name="Light List Accent 4" w:uiPriority="61"/>
+    <w:lsdException w:name="Light Grid Accent 4" w:uiPriority="62"/>
+    <w:lsdException w:name="Medium Shading 1 Accent 4" w:uiPriority="63"/>
+    <w:lsdException w:name="Medium Shading 2 Accent 4" w:uiPriority="64"/>
+    <w:lsdException w:name="Medium List 1 Accent 4" w:uiPriority="65"/>
+    <w:lsdException w:name="Medium List 2 Accent 4" w:uiPriority="66"/>
+    <w:lsdException w:name="Medium Grid 1 Accent 4" w:uiPriority="67"/>
+    <w:lsdException w:name="Medium Grid 2 Accent 4" w:uiPriority="68"/>
+    <w:lsdException w:name="Medium Grid 3 Accent 4" w:uiPriority="69"/>
+    <w:lsdException w:name="Dark List Accent 4" w:uiPriority="70"/>
+    <w:lsdException w:name="Colorful Shading Accent 4" w:uiPriority="71"/>
+    <w:lsdException w:name="Colorful List Accent 4" w:uiPriority="72"/>
+    <w:lsdException w:name="Colorful Grid Accent 4" w:uiPriority="73"/>
+    <w:lsdException w:name="Light Shading Accent 5" w:uiPriority="60"/>
+    <w:lsdException w:name="Light List Accent 5" w:uiPriority="61"/>
+    <w:lsdException w:name="Light Grid Accent 5" w:uiPriority="62"/>
+    <w:lsdException w:name="Medium Shading 1 Accent 5" w:uiPriority="63"/>
+    <w:lsdException w:name="Medium Shading 2 Accent 5" w:uiPriority="64"/>
+    <w:lsdException w:name="Medium List 1 Accent 5" w:uiPriority="65"/>
+    <w:lsdException w:name="Medium List 2 Accent 5" w:uiPriority="66"/>
+    <w:lsdException w:name="Medium Grid 1 Accent 5" w:uiPriority="67"/>
+    <w:lsdException w:name="Medium Grid 2 Accent 5" w:uiPriority="68"/>
+    <w:lsdException w:name="Medium Grid 3 Accent 5" w:uiPriority="69"/>
+    <w:lsdException w:name="Dark List Accent 5" w:uiPriority="70"/>
+    <w:lsdException w:name="Colorful Shading Accent 5" w:uiPriority="71"/>
+    <w:lsdException w:name="Colorful List Accent 5" w:uiPriority="72"/>
+    <w:lsdException w:name="Colorful Grid Accent 5" w:uiPriority="73"/>
+    <w:lsdException w:name="Light Shading Accent 6" w:uiPriority="60"/>
+    <w:lsdException w:name="Light List Accent 6" w:uiPriority="61"/>
+    <w:lsdException w:name="Light Grid Accent 6" w:uiPriority="62"/>
+    <w:lsdException w:name="Medium Shading 1 Accent 6" w:uiPriority="63"/>
+    <w:lsdException w:name="Medium Shading 2 Accent 6" w:uiPriority="64"/>
+    <w:lsdException w:name="Medium List 1 Accent 6" w:uiPriority="65"/>
+    <w:lsdException w:name="Medium List 2 Accent 6" w:uiPriority="66"/>
+    <w:lsdException w:name="Medium Grid 1 Accent 6" w:uiPriority="67"/>
+    <w:lsdException w:name="Medium Grid 2 Accent 6" w:uiPriority="68"/>
+    <w:lsdException w:name="Medium Grid 3 Accent 6" w:uiPriority="69"/>
+    <w:lsdException w:name="Dark List Accent 6" w:uiPriority="70"/>
+    <w:lsdException w:name="Colorful Shading Accent 6" w:uiPriority="71"/>
+    <w:lsdException w:name="Colorful List Accent 6" w:uiPriority="72"/>
+    <w:lsdException w:name="Colorful Grid Accent 6" w:uiPriority="73"/>
+    <w:lsdException w:name="Subtle Emphasis" w:uiPriority="19" w:qFormat="1"/>
+    <w:lsdException w:name="Intense Emphasis" w:uiPriority="21" w:qFormat="1"/>
+    <w:lsdException w:name="Subtle Reference" w:uiPriority="31" w:qFormat="1"/>
+    <w:lsdException w:name="Intense Reference" w:uiPriority="32" w:qFormat="1"/>
+    <w:lsdException w:name="Book Title" w:uiPriority="33" w:qFormat="1"/>
+    <w:lsdException w:name="Bibliography" w:semiHidden="1" w:uiPriority="37" w:unhideWhenUsed="1"/>
+    <w:lsdException w:name="TOC Heading" w:semiHidden="1" w:uiPriority="39" w:unhideWhenUsed="1" w:qFormat="1"/>
+    <w:lsdException w:name="Plain Table 1" w:uiPriority="41"/>
+    <w:lsdException w:name="Plain Table 2" w:uiPriority="42"/>
+    <w:lsdException w:name="Plain Table 3" w:uiPriority="43"/>
+    <w:lsdException w:name="Plain Table 4" w:uiPriority="44"/>
+    <w:lsdException w:name="Plain Table 5" w:uiPriority="45"/>
+    <w:lsdException w:name="Grid Table Light" w:uiPriority="40"/>
+    <w:lsdException w:name="Grid Table 1 Light" w:uiPriority="46"/>
+    <w:lsdException w:name="Grid Table 2" w:uiPriority="47"/>
+    <w:lsdException w:name="Grid Table 3" w:uiPriority="48"/>
+    <w:lsdException w:name="Grid Table 4" w:uiPriority="49"/>
+    <w:lsdException w:name="Grid Table 5 Dark" w:uiPriority="50"/>
+    <w:lsdException w:name="Grid Table 6 Colorful" w:uiPriority="51"/>
+    <w:lsdException w:name="Grid Table 7 Colorful" w:uiPriority="52"/>
+    <w:lsdException w:name="Grid Table 1 Light Accent 1" w:uiPriority="46"/>
+    <w:lsdException w:name="Grid Table 2 Accent 1" w:uiPriority="47"/>
+    <w:lsdException w:name="Grid Table 3 Accent 1" w:uiPriority="48"/>
+    <w:lsdException w:name="Grid Table 4 Accent 1" w:uiPriority="49"/>
+    <w:lsdException w:name="Grid Table 5 Dark Accent 1" w:uiPriority="50"/>
+    <w:lsdException w:name="Grid Table 6 Colorful Accent 1" w:uiPriority="51"/>
+    <w:lsdException w:name="Grid Table 7 Colorful Accent 1" w:uiPriority="52"/>
+    <w:lsdException w:name="Grid Table 1 Light Accent 2" w:uiPriority="46"/>
+    <w:lsdException w:name="Grid Table 2 Accent 2" w:uiPriority="47"/>
+    <w:lsdException w:name="Grid Table 3 Accent 2" w:uiPriority="48"/>
+    <w:lsdException w:name="Grid Table 4 Accent 2" w:uiPriority="49"/>
+    <w:lsdException w:name="Grid Table 5 Dark Accent 2" w:uiPriority="50"/>
+    <w:lsdException w:name="Grid Table 6 Colorful Accent 2" w:uiPriority="51"/>
+    <w:lsdException w:name="Grid Table 7 Colorful Accent 2" w:uiPriority="52"/>
+    <w:lsdException w:name="Grid Table 1 Light Accent 3" w:uiPriority="46"/>
+    <w:lsdException w:name="Grid Table 2 Accent 3" w:uiPriority="47"/>
+    <w:lsdException w:name="Grid Table 3 Accent 3" w:uiPriority="48"/>
+    <w:lsdException w:name="Grid Table 4 Accent 3" w:uiPriority="49"/>
+    <w:lsdException w:name="Grid Table 5 Dark Accent 3" w:uiPriority="50"/>
+    <w:lsdException w:name="Grid Table 6 Colorful Accent 3" w:uiPriority="51"/>
+    <w:lsdException w:name="Grid Table 7 Colorful Accent 3" w:uiPriority="52"/>
+    <w:lsdException w:name="Grid Table 1 Light Accent 4" w:uiPriority="46"/>
+    <w:lsdException w:name="Grid Table 2 Accent 4" w:uiPriority="47"/>
+    <w:lsdException w:name="Grid Table 3 Accent 4" w:uiPriority="48"/>
+    <w:lsdException w:name="Grid Table 4 Accent 4" w:uiPriority="49"/>
+    <w:lsdException w:name="Grid Table 5 Dark Accent 4" w:uiPriority="50"/>
+    <w:lsdException w:name="Grid Table 6 Colorful Accent 4" w:uiPriority="51"/>
+    <w:lsdException w:name="Grid Table 7 Colorful Accent 4" w:uiPriority="52"/>
+    <w:lsdException w:name="Grid Table 1 Light Accent 5" w:uiPriority="46"/>
+    <w:lsdException w:name="Grid Table 2 Accent 5" w:uiPriority="47"/>
+    <w:lsdException w:name="Grid Table 3 Accent 5" w:uiPriority="48"/>
+    <w:lsdException w:name="Grid Table 4 Accent 5" w:uiPriority="49"/>
+    <w:lsdException w:name="Grid Table 5 Dark Accent 5" w:uiPriority="50"/>
+    <w:lsdException w:name="Grid Table 6 Colorful Accent 5" w:uiPriority="51"/>
+    <w:lsdException w:name="Grid Table 7 Colorful Accent 5" w:uiPriority="52"/>
+    <w:lsdException w:name="Grid Table 1 Light Accent 6" w:uiPriority="46"/>
+    <w:lsdException w:name="Grid Table 2 Accent 6" w:uiPriority="47"/>
+    <w:lsdException w:name="Grid Table 3 Accent 6" w:uiPriority="48"/>
+    <w:lsdException w:name="Grid Table 4 Accent 6" w:uiPriority="49"/>
+    <w:lsdException w:name="Grid Table 5 Dark Accent 6" w:uiPriority="50"/>
+    <w:lsdException w:name="Grid Table 6 Colorful Accent 6" w:uiPriority="51"/>
+    <w:lsdException w:name="Grid Table 7 Colorful Accent 6" w:uiPriority="52"/>
+    <w:lsdException w:name="List Table 1 Light" w:uiPriority="46"/>
+    <w:lsdException w:name="List Table 2" w:uiPriority="47"/>
+    <w:lsdException w:name="List Table 3" w:uiPriority="48"/>
+    <w:lsdException w:name="List Table 4" w:uiPriority="49"/>
+    <w:lsdException w:name="List Table 5 Dark" w:uiPriority="50"/>
+    <w:lsdException w:name="List Table 6 Colorful" w:uiPriority="51"/>
+    <w:lsdException w:name="List Table 7 Colorful" w:uiPriority="52"/>
+    <w:lsdException w:name="List Table 1 Light Accent 1" w:uiPriority="46"/>
+    <w:lsdException w:name="List Table 2 Accent 1" w:uiPriority="47"/>
+    <w:lsdException w:name="List Table 3 Accent 1" w:uiPriority="48"/>
+    <w:lsdException w:name="List Table 4 Accent 1" w:uiPriority="49"/>
+    <w:lsdException w:name="List Table 5 Dark Accent 1" w:uiPriority="50"/>
+    <w:lsdException w:name="List Table 6 Colorful Accent 1" w:uiPriority="51"/>
+    <w:lsdException w:name="List Table 7 Colorful Accent 1" w:uiPriority="52"/>
+    <w:lsdException w:name="List Table 1 Light Accent 2" w:uiPriority="46"/>
+    <w:lsdException w:name="List Table 2 Accent 2" w:uiPriority="47"/>
+    <w:lsdException w:name="List Table 3 Accent 2" w:uiPriority="48"/>
+    <w:lsdException w:name="List Table 4 Accent 2" w:uiPriority="49"/>
+    <w:lsdException w:name="List Table 5 Dark Accent 2" w:uiPriority="50"/>
+    <w:lsdException w:name="List Table 6 Colorful Accent 2" w:uiPriority="51"/>
+    <w:lsdException w:name="List Table 7 Colorful Accent 2" w:uiPriority="52"/>
+    <w:lsdException w:name="List Table 1 Light Accent 3" w:uiPriority="46"/>
+    <w:lsdException w:name="List Table 2 Accent 3" w:uiPriority="47"/>
+    <w:lsdException w:name="List Table 3 Accent 3" w:uiPriority="48"/>
+    <w:lsdException w:name="List Table 4 Accent 3" w:uiPriority="49"/>
+    <w:lsdException w:name="List Table 5 Dark Accent 3" w:uiPriority="50"/>
+    <w:lsdException w:name="List Table 6 Colorful Accent 3" w:uiPriority="51"/>
+    <w:lsdException w:name="List Table 7 Colorful Accent 3" w:uiPriority="52"/>
+    <w:lsdException w:name="List Table 1 Light Accent 4" w:uiPriority="46"/>
+    <w:lsdException w:name="List Table 2 Accent 4" w:uiPriority="47"/>
+    <w:lsdException w:name="List Table 3 Accent 4" w:uiPriority="48"/>
+    <w:lsdException w:name="List Table 4 Accent 4" w:uiPriority="49"/>
+    <w:lsdException w:name="List Table 5 Dark Accent 4" w:uiPriority="50"/>
+    <w:lsdException w:name="List Table 6 Colorful Accent 4" w:uiPriority="51"/>
+    <w:lsdException w:name="List Table 7 Colorful Accent 4" w:uiPriority="52"/>
+    <w:lsdException w:name="List Table 1 Light Accent 5" w:uiPriority="46"/>
+    <w:lsdException w:name="List Table 2 Accent 5" w:uiPriority="47"/>
+    <w:lsdException w:name="List Table 3 Accent 5" w:uiPriority="48"/>
+    <w:lsdException w:name="List Table 4 Accent 5" w:uiPriority="49"/>
+    <w:lsdException w:name="List Table 5 Dark Accent 5" w:uiPriority="50"/>
+    <w:lsdException w:name="List Table 6 Colorful Accent 5" w:uiPriority="51"/>
+    <w:lsdException w:name="List Table 7 Colorful Accent 5" w:uiPriority="52"/>
+    <w:lsdException w:name="List Table 1 Light Accent 6" w:uiPriority="46"/>
+    <w:lsdException w:name="List Table 2 Accent 6" w:uiPriority="47"/>
+    <w:lsdException w:name="List Table 3 Accent 6" w:uiPriority="48"/>
+    <w:lsdException w:name="List Table 4 Accent 6" w:uiPriority="49"/>
+    <w:lsdException w:name="List Table 5 Dark Accent 6" w:uiPriority="50"/>
+    <w:lsdException w:name="List Table 6 Colorful Accent 6" w:uiPriority="51"/>
+    <w:lsdException w:name="List Table 7 Colorful Accent 6" w:uiPriority="52"/>
+    <w:lsdException w:name="Mention" w:semiHidden="1" w:unhideWhenUsed="1"/>
+    <w:lsdException w:name="Smart Hyperlink" w:semiHidden="1" w:unhideWhenUsed="1"/>
+    <w:lsdException w:name="Hashtag" w:semiHidden="1" w:unhideWhenUsed="1"/>
+    <w:lsdException w:name="Unresolved Mention" w:semiHidden="1" w:unhideWhenUsed="1"/>
+    <w:lsdException w:name="Smart Link" w:semiHidden="1" w:unhideWhenUsed="1"/>
   </w:latentStyles>
-  <w:style w:type="paragraph" w:default="1" w:styleId="1">
+  <w:style w:type="paragraph" w:default="1" w:styleId="a">
     <w:name w:val="Normal"/>
     <w:qFormat/>
-    <w:uiPriority w:val="0"/>
     <w:pPr>
       <w:widowControl w:val="0"/>
-      <w:spacing w:after="160" w:line="278" w:lineRule="auto"/>
     </w:pPr>
     <w:rPr>
-      <w:rFonts w:asciiTheme="minorHAnsi" w:hAnsiTheme="minorHAnsi" w:eastAsiaTheme="minorEastAsia" w:cstheme="minorBidi"/>
       <w:kern w:val="2"/>
       <w:sz w:val="24"/>
       <w:szCs w:val="24"/>
-      <w:lang w:val="en-US" w:eastAsia="zh-TW" w:bidi="ar-SA"/>
       <w14:ligatures w14:val="standardContextual"/>
     </w:rPr>
   </w:style>
-  <w:style w:type="paragraph" w:styleId="2">
+  <w:style w:type="paragraph" w:styleId="1">
     <w:name w:val="heading 1"/>
-    <w:basedOn w:val="1"/>
-    <w:next w:val="1"/>
-    <w:link w:val="17"/>
+    <w:basedOn w:val="a"/>
+    <w:next w:val="a"/>
+    <w:link w:val="10"/>
+    <w:uiPriority w:val="9"/>
     <w:qFormat/>
-    <w:uiPriority w:val="9"/>
     <w:pPr>
       <w:keepNext/>
       <w:keepLines/>
@@ -972,20 +1473,20 @@
       <w:outlineLvl w:val="0"/>
     </w:pPr>
     <w:rPr>
-      <w:rFonts w:asciiTheme="majorHAnsi" w:hAnsiTheme="majorHAnsi" w:eastAsiaTheme="majorEastAsia" w:cstheme="majorBidi"/>
-      <w:color w:val="104862" w:themeColor="accent1" w:themeShade="BF"/>
+      <w:rFonts w:asciiTheme="majorHAnsi" w:eastAsiaTheme="majorEastAsia" w:hAnsiTheme="majorHAnsi" w:cstheme="majorBidi"/>
+      <w:color w:val="0F4761" w:themeColor="accent1" w:themeShade="BF"/>
       <w:sz w:val="48"/>
       <w:szCs w:val="48"/>
     </w:rPr>
   </w:style>
-  <w:style w:type="paragraph" w:styleId="3">
+  <w:style w:type="paragraph" w:styleId="2">
     <w:name w:val="heading 2"/>
-    <w:basedOn w:val="1"/>
-    <w:next w:val="1"/>
-    <w:link w:val="18"/>
+    <w:basedOn w:val="a"/>
+    <w:next w:val="a"/>
+    <w:link w:val="20"/>
+    <w:uiPriority w:val="9"/>
     <w:unhideWhenUsed/>
     <w:qFormat/>
-    <w:uiPriority w:val="9"/>
     <w:pPr>
       <w:keepNext/>
       <w:keepLines/>
@@ -993,20 +1494,20 @@
       <w:outlineLvl w:val="1"/>
     </w:pPr>
     <w:rPr>
-      <w:rFonts w:asciiTheme="majorHAnsi" w:hAnsiTheme="majorHAnsi" w:eastAsiaTheme="majorEastAsia" w:cstheme="majorBidi"/>
-      <w:color w:val="104862" w:themeColor="accent1" w:themeShade="BF"/>
+      <w:rFonts w:asciiTheme="majorHAnsi" w:eastAsiaTheme="majorEastAsia" w:hAnsiTheme="majorHAnsi" w:cstheme="majorBidi"/>
+      <w:color w:val="0F4761" w:themeColor="accent1" w:themeShade="BF"/>
       <w:sz w:val="40"/>
       <w:szCs w:val="40"/>
     </w:rPr>
   </w:style>
-  <w:style w:type="paragraph" w:styleId="4">
+  <w:style w:type="paragraph" w:styleId="3">
     <w:name w:val="heading 3"/>
-    <w:basedOn w:val="1"/>
-    <w:next w:val="1"/>
-    <w:link w:val="19"/>
+    <w:basedOn w:val="a"/>
+    <w:next w:val="a"/>
+    <w:link w:val="30"/>
+    <w:uiPriority w:val="9"/>
     <w:unhideWhenUsed/>
     <w:qFormat/>
-    <w:uiPriority w:val="9"/>
     <w:pPr>
       <w:keepNext/>
       <w:keepLines/>
@@ -1015,19 +1516,19 @@
     </w:pPr>
     <w:rPr>
       <w:rFonts w:eastAsiaTheme="majorEastAsia" w:cstheme="majorBidi"/>
-      <w:color w:val="104862" w:themeColor="accent1" w:themeShade="BF"/>
+      <w:color w:val="0F4761" w:themeColor="accent1" w:themeShade="BF"/>
       <w:sz w:val="32"/>
       <w:szCs w:val="32"/>
     </w:rPr>
   </w:style>
-  <w:style w:type="paragraph" w:styleId="5">
+  <w:style w:type="paragraph" w:styleId="4">
     <w:name w:val="heading 4"/>
-    <w:basedOn w:val="1"/>
-    <w:next w:val="1"/>
-    <w:link w:val="20"/>
+    <w:basedOn w:val="a"/>
+    <w:next w:val="a"/>
+    <w:link w:val="40"/>
+    <w:uiPriority w:val="9"/>
     <w:unhideWhenUsed/>
     <w:qFormat/>
-    <w:uiPriority w:val="9"/>
     <w:pPr>
       <w:keepNext/>
       <w:keepLines/>
@@ -1036,19 +1537,19 @@
     </w:pPr>
     <w:rPr>
       <w:rFonts w:eastAsiaTheme="majorEastAsia" w:cstheme="majorBidi"/>
-      <w:color w:val="104862" w:themeColor="accent1" w:themeShade="BF"/>
+      <w:color w:val="0F4761" w:themeColor="accent1" w:themeShade="BF"/>
       <w:sz w:val="28"/>
       <w:szCs w:val="28"/>
     </w:rPr>
   </w:style>
-  <w:style w:type="paragraph" w:styleId="6">
+  <w:style w:type="paragraph" w:styleId="5">
     <w:name w:val="heading 5"/>
-    <w:basedOn w:val="1"/>
-    <w:next w:val="1"/>
-    <w:link w:val="21"/>
+    <w:basedOn w:val="a"/>
+    <w:next w:val="a"/>
+    <w:link w:val="50"/>
+    <w:uiPriority w:val="9"/>
     <w:unhideWhenUsed/>
     <w:qFormat/>
-    <w:uiPriority w:val="9"/>
     <w:pPr>
       <w:keepNext/>
       <w:keepLines/>
@@ -1057,17 +1558,17 @@
     </w:pPr>
     <w:rPr>
       <w:rFonts w:eastAsiaTheme="majorEastAsia" w:cstheme="majorBidi"/>
-      <w:color w:val="104862" w:themeColor="accent1" w:themeShade="BF"/>
-    </w:rPr>
-  </w:style>
-  <w:style w:type="paragraph" w:styleId="7">
+      <w:color w:val="0F4761" w:themeColor="accent1" w:themeShade="BF"/>
+    </w:rPr>
+  </w:style>
+  <w:style w:type="paragraph" w:styleId="6">
     <w:name w:val="heading 6"/>
-    <w:basedOn w:val="1"/>
-    <w:next w:val="1"/>
-    <w:link w:val="22"/>
+    <w:basedOn w:val="a"/>
+    <w:next w:val="a"/>
+    <w:link w:val="60"/>
+    <w:uiPriority w:val="9"/>
     <w:unhideWhenUsed/>
     <w:qFormat/>
-    <w:uiPriority w:val="9"/>
     <w:pPr>
       <w:keepNext/>
       <w:keepLines/>
@@ -1077,111 +1578,81 @@
     <w:rPr>
       <w:rFonts w:eastAsiaTheme="majorEastAsia" w:cstheme="majorBidi"/>
       <w:color w:val="595959" w:themeColor="text1" w:themeTint="A6"/>
-      <w14:textFill>
-        <w14:solidFill>
-          <w14:schemeClr w14:val="tx1">
-            <w14:lumMod w14:val="65000"/>
-            <w14:lumOff w14:val="35000"/>
-          </w14:schemeClr>
-        </w14:solidFill>
-      </w14:textFill>
-    </w:rPr>
-  </w:style>
-  <w:style w:type="paragraph" w:styleId="8">
+    </w:rPr>
+  </w:style>
+  <w:style w:type="paragraph" w:styleId="7">
     <w:name w:val="heading 7"/>
-    <w:basedOn w:val="1"/>
-    <w:next w:val="1"/>
-    <w:link w:val="23"/>
+    <w:basedOn w:val="a"/>
+    <w:next w:val="a"/>
+    <w:link w:val="70"/>
+    <w:uiPriority w:val="9"/>
     <w:unhideWhenUsed/>
     <w:qFormat/>
-    <w:uiPriority w:val="9"/>
     <w:pPr>
       <w:keepNext/>
       <w:keepLines/>
       <w:spacing w:before="40" w:after="0"/>
-      <w:ind w:left="100" w:leftChars="100"/>
+      <w:ind w:leftChars="100" w:left="100"/>
       <w:outlineLvl w:val="6"/>
     </w:pPr>
     <w:rPr>
       <w:rFonts w:eastAsiaTheme="majorEastAsia" w:cstheme="majorBidi"/>
       <w:color w:val="595959" w:themeColor="text1" w:themeTint="A6"/>
-      <w14:textFill>
-        <w14:solidFill>
-          <w14:schemeClr w14:val="tx1">
-            <w14:lumMod w14:val="65000"/>
-            <w14:lumOff w14:val="35000"/>
-          </w14:schemeClr>
-        </w14:solidFill>
-      </w14:textFill>
-    </w:rPr>
-  </w:style>
-  <w:style w:type="paragraph" w:styleId="9">
+    </w:rPr>
+  </w:style>
+  <w:style w:type="paragraph" w:styleId="8">
     <w:name w:val="heading 8"/>
-    <w:basedOn w:val="1"/>
-    <w:next w:val="1"/>
-    <w:link w:val="24"/>
+    <w:basedOn w:val="a"/>
+    <w:next w:val="a"/>
+    <w:link w:val="80"/>
+    <w:uiPriority w:val="9"/>
     <w:unhideWhenUsed/>
     <w:qFormat/>
-    <w:uiPriority w:val="9"/>
     <w:pPr>
       <w:keepNext/>
       <w:keepLines/>
       <w:spacing w:before="40" w:after="0"/>
-      <w:ind w:left="200" w:leftChars="200"/>
+      <w:ind w:leftChars="200" w:left="200"/>
       <w:outlineLvl w:val="7"/>
     </w:pPr>
     <w:rPr>
       <w:rFonts w:eastAsiaTheme="majorEastAsia" w:cstheme="majorBidi"/>
       <w:color w:val="262626" w:themeColor="text1" w:themeTint="D9"/>
-      <w14:textFill>
-        <w14:solidFill>
-          <w14:schemeClr w14:val="tx1">
-            <w14:lumMod w14:val="85000"/>
-            <w14:lumOff w14:val="15000"/>
-          </w14:schemeClr>
-        </w14:solidFill>
-      </w14:textFill>
-    </w:rPr>
-  </w:style>
-  <w:style w:type="paragraph" w:styleId="10">
+    </w:rPr>
+  </w:style>
+  <w:style w:type="paragraph" w:styleId="9">
     <w:name w:val="heading 9"/>
-    <w:basedOn w:val="1"/>
-    <w:next w:val="1"/>
-    <w:link w:val="25"/>
+    <w:basedOn w:val="a"/>
+    <w:next w:val="a"/>
+    <w:link w:val="90"/>
+    <w:uiPriority w:val="9"/>
     <w:unhideWhenUsed/>
     <w:qFormat/>
-    <w:uiPriority w:val="9"/>
     <w:pPr>
       <w:keepNext/>
       <w:keepLines/>
       <w:spacing w:before="40" w:after="0"/>
-      <w:ind w:left="300" w:leftChars="300"/>
+      <w:ind w:leftChars="300" w:left="300"/>
       <w:outlineLvl w:val="8"/>
     </w:pPr>
     <w:rPr>
       <w:rFonts w:eastAsiaTheme="majorEastAsia" w:cstheme="majorBidi"/>
       <w:color w:val="262626" w:themeColor="text1" w:themeTint="D9"/>
-      <w14:textFill>
-        <w14:solidFill>
-          <w14:schemeClr w14:val="tx1">
-            <w14:lumMod w14:val="85000"/>
-            <w14:lumOff w14:val="15000"/>
-          </w14:schemeClr>
-        </w14:solidFill>
-      </w14:textFill>
-    </w:rPr>
-  </w:style>
-  <w:style w:type="character" w:default="1" w:styleId="15">
+    </w:rPr>
+  </w:style>
+  <w:style w:type="character" w:default="1" w:styleId="a0">
     <w:name w:val="Default Paragraph Font"/>
+    <w:uiPriority w:val="1"/>
+    <w:semiHidden/>
     <w:unhideWhenUsed/>
-    <w:uiPriority w:val="1"/>
-  </w:style>
-  <w:style w:type="table" w:default="1" w:styleId="16">
+  </w:style>
+  <w:style w:type="table" w:default="1" w:styleId="a1">
     <w:name w:val="Normal Table"/>
+    <w:uiPriority w:val="99"/>
+    <w:semiHidden/>
     <w:unhideWhenUsed/>
-    <w:uiPriority w:val="99"/>
     <w:tblPr>
-      <w:tblLayout w:type="fixed"/>
+      <w:tblInd w:w="0" w:type="dxa"/>
       <w:tblCellMar>
         <w:top w:w="0" w:type="dxa"/>
         <w:left w:w="108" w:type="dxa"/>
@@ -1190,12 +1661,18 @@
       </w:tblCellMar>
     </w:tblPr>
   </w:style>
-  <w:style w:type="paragraph" w:styleId="11">
+  <w:style w:type="numbering" w:default="1" w:styleId="a2">
+    <w:name w:val="No List"/>
+    <w:uiPriority w:val="99"/>
+    <w:semiHidden/>
+    <w:unhideWhenUsed/>
+  </w:style>
+  <w:style w:type="paragraph" w:styleId="a3">
     <w:name w:val="header"/>
-    <w:basedOn w:val="1"/>
-    <w:link w:val="35"/>
+    <w:basedOn w:val="a"/>
+    <w:link w:val="a4"/>
+    <w:uiPriority w:val="99"/>
     <w:unhideWhenUsed/>
-    <w:uiPriority w:val="99"/>
     <w:pPr>
       <w:tabs>
         <w:tab w:val="center" w:pos="4153"/>
@@ -1208,59 +1685,51 @@
       <w:szCs w:val="20"/>
     </w:rPr>
   </w:style>
-  <w:style w:type="paragraph" w:styleId="12">
+  <w:style w:type="paragraph" w:styleId="a5">
     <w:name w:val="Subtitle"/>
-    <w:basedOn w:val="1"/>
-    <w:next w:val="1"/>
-    <w:link w:val="27"/>
+    <w:basedOn w:val="a"/>
+    <w:next w:val="a"/>
+    <w:link w:val="a6"/>
+    <w:uiPriority w:val="11"/>
     <w:qFormat/>
-    <w:uiPriority w:val="11"/>
     <w:pPr>
       <w:jc w:val="center"/>
     </w:pPr>
     <w:rPr>
-      <w:rFonts w:asciiTheme="majorHAnsi" w:hAnsiTheme="majorHAnsi" w:eastAsiaTheme="majorEastAsia" w:cstheme="majorBidi"/>
+      <w:rFonts w:asciiTheme="majorHAnsi" w:eastAsiaTheme="majorEastAsia" w:hAnsiTheme="majorHAnsi" w:cstheme="majorBidi"/>
       <w:color w:val="595959" w:themeColor="text1" w:themeTint="A6"/>
       <w:spacing w:val="15"/>
       <w:sz w:val="28"/>
       <w:szCs w:val="28"/>
-      <w14:textFill>
-        <w14:solidFill>
-          <w14:schemeClr w14:val="tx1">
-            <w14:lumMod w14:val="65000"/>
-            <w14:lumOff w14:val="35000"/>
-          </w14:schemeClr>
-        </w14:solidFill>
-      </w14:textFill>
-    </w:rPr>
-  </w:style>
-  <w:style w:type="paragraph" w:styleId="13">
+    </w:rPr>
+  </w:style>
+  <w:style w:type="paragraph" w:styleId="a7">
     <w:name w:val="Title"/>
-    <w:basedOn w:val="1"/>
-    <w:next w:val="1"/>
-    <w:link w:val="26"/>
+    <w:basedOn w:val="a"/>
+    <w:next w:val="a"/>
+    <w:link w:val="a8"/>
+    <w:uiPriority w:val="10"/>
     <w:qFormat/>
-    <w:uiPriority w:val="10"/>
     <w:pPr>
       <w:spacing w:after="80" w:line="240" w:lineRule="auto"/>
       <w:contextualSpacing/>
       <w:jc w:val="center"/>
     </w:pPr>
     <w:rPr>
-      <w:rFonts w:asciiTheme="majorHAnsi" w:hAnsiTheme="majorHAnsi" w:eastAsiaTheme="majorEastAsia" w:cstheme="majorBidi"/>
+      <w:rFonts w:asciiTheme="majorHAnsi" w:eastAsiaTheme="majorEastAsia" w:hAnsiTheme="majorHAnsi" w:cstheme="majorBidi"/>
       <w:spacing w:val="-10"/>
       <w:kern w:val="28"/>
       <w:sz w:val="56"/>
       <w:szCs w:val="56"/>
     </w:rPr>
   </w:style>
-  <w:style w:type="paragraph" w:styleId="14">
+  <w:style w:type="paragraph" w:styleId="a9">
     <w:name w:val="footer"/>
-    <w:basedOn w:val="1"/>
-    <w:link w:val="36"/>
+    <w:basedOn w:val="a"/>
+    <w:link w:val="aa"/>
+    <w:uiPriority w:val="99"/>
     <w:unhideWhenUsed/>
     <w:qFormat/>
-    <w:uiPriority w:val="99"/>
     <w:pPr>
       <w:tabs>
         <w:tab w:val="center" w:pos="4153"/>
@@ -1273,185 +1742,145 @@
       <w:szCs w:val="20"/>
     </w:rPr>
   </w:style>
-  <w:style w:type="character" w:customStyle="1" w:styleId="17">
+  <w:style w:type="character" w:customStyle="1" w:styleId="10">
     <w:name w:val="標題 1 字元"/>
-    <w:basedOn w:val="15"/>
+    <w:basedOn w:val="a0"/>
+    <w:link w:val="1"/>
+    <w:uiPriority w:val="9"/>
+    <w:rPr>
+      <w:rFonts w:asciiTheme="majorHAnsi" w:eastAsiaTheme="majorEastAsia" w:hAnsiTheme="majorHAnsi" w:cstheme="majorBidi"/>
+      <w:color w:val="0F4761" w:themeColor="accent1" w:themeShade="BF"/>
+      <w:sz w:val="48"/>
+      <w:szCs w:val="48"/>
+    </w:rPr>
+  </w:style>
+  <w:style w:type="character" w:customStyle="1" w:styleId="20">
+    <w:name w:val="標題 2 字元"/>
+    <w:basedOn w:val="a0"/>
     <w:link w:val="2"/>
     <w:uiPriority w:val="9"/>
-    <w:rPr>
-      <w:rFonts w:asciiTheme="majorHAnsi" w:hAnsiTheme="majorHAnsi" w:eastAsiaTheme="majorEastAsia" w:cstheme="majorBidi"/>
-      <w:color w:val="104862" w:themeColor="accent1" w:themeShade="BF"/>
-      <w:sz w:val="48"/>
-      <w:szCs w:val="48"/>
-    </w:rPr>
-  </w:style>
-  <w:style w:type="character" w:customStyle="1" w:styleId="18">
-    <w:name w:val="標題 2 字元"/>
-    <w:basedOn w:val="15"/>
-    <w:link w:val="3"/>
     <w:semiHidden/>
-    <w:uiPriority w:val="9"/>
-    <w:rPr>
-      <w:rFonts w:asciiTheme="majorHAnsi" w:hAnsiTheme="majorHAnsi" w:eastAsiaTheme="majorEastAsia" w:cstheme="majorBidi"/>
-      <w:color w:val="104862" w:themeColor="accent1" w:themeShade="BF"/>
+    <w:rPr>
+      <w:rFonts w:asciiTheme="majorHAnsi" w:eastAsiaTheme="majorEastAsia" w:hAnsiTheme="majorHAnsi" w:cstheme="majorBidi"/>
+      <w:color w:val="0F4761" w:themeColor="accent1" w:themeShade="BF"/>
       <w:sz w:val="40"/>
       <w:szCs w:val="40"/>
     </w:rPr>
   </w:style>
-  <w:style w:type="character" w:customStyle="1" w:styleId="19">
+  <w:style w:type="character" w:customStyle="1" w:styleId="30">
     <w:name w:val="標題 3 字元"/>
-    <w:basedOn w:val="15"/>
-    <w:link w:val="4"/>
+    <w:basedOn w:val="a0"/>
+    <w:link w:val="3"/>
+    <w:uiPriority w:val="9"/>
     <w:semiHidden/>
-    <w:uiPriority w:val="9"/>
     <w:rPr>
       <w:rFonts w:eastAsiaTheme="majorEastAsia" w:cstheme="majorBidi"/>
-      <w:color w:val="104862" w:themeColor="accent1" w:themeShade="BF"/>
+      <w:color w:val="0F4761" w:themeColor="accent1" w:themeShade="BF"/>
       <w:sz w:val="32"/>
       <w:szCs w:val="32"/>
     </w:rPr>
   </w:style>
-  <w:style w:type="character" w:customStyle="1" w:styleId="20">
+  <w:style w:type="character" w:customStyle="1" w:styleId="40">
     <w:name w:val="標題 4 字元"/>
-    <w:basedOn w:val="15"/>
-    <w:link w:val="5"/>
+    <w:basedOn w:val="a0"/>
+    <w:link w:val="4"/>
+    <w:uiPriority w:val="9"/>
     <w:semiHidden/>
-    <w:uiPriority w:val="9"/>
     <w:rPr>
       <w:rFonts w:eastAsiaTheme="majorEastAsia" w:cstheme="majorBidi"/>
-      <w:color w:val="104862" w:themeColor="accent1" w:themeShade="BF"/>
+      <w:color w:val="0F4761" w:themeColor="accent1" w:themeShade="BF"/>
       <w:sz w:val="28"/>
       <w:szCs w:val="28"/>
     </w:rPr>
   </w:style>
-  <w:style w:type="character" w:customStyle="1" w:styleId="21">
+  <w:style w:type="character" w:customStyle="1" w:styleId="50">
     <w:name w:val="標題 5 字元"/>
-    <w:basedOn w:val="15"/>
+    <w:basedOn w:val="a0"/>
+    <w:link w:val="5"/>
+    <w:uiPriority w:val="9"/>
+    <w:semiHidden/>
+    <w:rPr>
+      <w:rFonts w:eastAsiaTheme="majorEastAsia" w:cstheme="majorBidi"/>
+      <w:color w:val="0F4761" w:themeColor="accent1" w:themeShade="BF"/>
+    </w:rPr>
+  </w:style>
+  <w:style w:type="character" w:customStyle="1" w:styleId="60">
+    <w:name w:val="標題 6 字元"/>
+    <w:basedOn w:val="a0"/>
     <w:link w:val="6"/>
+    <w:uiPriority w:val="9"/>
     <w:semiHidden/>
-    <w:uiPriority w:val="9"/>
-    <w:rPr>
-      <w:rFonts w:eastAsiaTheme="majorEastAsia" w:cstheme="majorBidi"/>
-      <w:color w:val="104862" w:themeColor="accent1" w:themeShade="BF"/>
-    </w:rPr>
-  </w:style>
-  <w:style w:type="character" w:customStyle="1" w:styleId="22">
-    <w:name w:val="標題 6 字元"/>
-    <w:basedOn w:val="15"/>
-    <w:link w:val="7"/>
-    <w:semiHidden/>
-    <w:uiPriority w:val="9"/>
     <w:rPr>
       <w:rFonts w:eastAsiaTheme="majorEastAsia" w:cstheme="majorBidi"/>
       <w:color w:val="595959" w:themeColor="text1" w:themeTint="A6"/>
-      <w14:textFill>
-        <w14:solidFill>
-          <w14:schemeClr w14:val="tx1">
-            <w14:lumMod w14:val="65000"/>
-            <w14:lumOff w14:val="35000"/>
-          </w14:schemeClr>
-        </w14:solidFill>
-      </w14:textFill>
-    </w:rPr>
-  </w:style>
-  <w:style w:type="character" w:customStyle="1" w:styleId="23">
+    </w:rPr>
+  </w:style>
+  <w:style w:type="character" w:customStyle="1" w:styleId="70">
     <w:name w:val="標題 7 字元"/>
-    <w:basedOn w:val="15"/>
-    <w:link w:val="8"/>
+    <w:basedOn w:val="a0"/>
+    <w:link w:val="7"/>
+    <w:uiPriority w:val="9"/>
     <w:semiHidden/>
-    <w:uiPriority w:val="9"/>
     <w:rPr>
       <w:rFonts w:eastAsiaTheme="majorEastAsia" w:cstheme="majorBidi"/>
       <w:color w:val="595959" w:themeColor="text1" w:themeTint="A6"/>
-      <w14:textFill>
-        <w14:solidFill>
-          <w14:schemeClr w14:val="tx1">
-            <w14:lumMod w14:val="65000"/>
-            <w14:lumOff w14:val="35000"/>
-          </w14:schemeClr>
-        </w14:solidFill>
-      </w14:textFill>
-    </w:rPr>
-  </w:style>
-  <w:style w:type="character" w:customStyle="1" w:styleId="24">
+    </w:rPr>
+  </w:style>
+  <w:style w:type="character" w:customStyle="1" w:styleId="80">
     <w:name w:val="標題 8 字元"/>
-    <w:basedOn w:val="15"/>
-    <w:link w:val="9"/>
+    <w:basedOn w:val="a0"/>
+    <w:link w:val="8"/>
+    <w:uiPriority w:val="9"/>
     <w:semiHidden/>
-    <w:uiPriority w:val="9"/>
     <w:rPr>
       <w:rFonts w:eastAsiaTheme="majorEastAsia" w:cstheme="majorBidi"/>
       <w:color w:val="262626" w:themeColor="text1" w:themeTint="D9"/>
-      <w14:textFill>
-        <w14:solidFill>
-          <w14:schemeClr w14:val="tx1">
-            <w14:lumMod w14:val="85000"/>
-            <w14:lumOff w14:val="15000"/>
-          </w14:schemeClr>
-        </w14:solidFill>
-      </w14:textFill>
-    </w:rPr>
-  </w:style>
-  <w:style w:type="character" w:customStyle="1" w:styleId="25">
+    </w:rPr>
+  </w:style>
+  <w:style w:type="character" w:customStyle="1" w:styleId="90">
     <w:name w:val="標題 9 字元"/>
-    <w:basedOn w:val="15"/>
-    <w:link w:val="10"/>
+    <w:basedOn w:val="a0"/>
+    <w:link w:val="9"/>
+    <w:uiPriority w:val="9"/>
     <w:semiHidden/>
-    <w:uiPriority w:val="9"/>
     <w:rPr>
       <w:rFonts w:eastAsiaTheme="majorEastAsia" w:cstheme="majorBidi"/>
       <w:color w:val="262626" w:themeColor="text1" w:themeTint="D9"/>
-      <w14:textFill>
-        <w14:solidFill>
-          <w14:schemeClr w14:val="tx1">
-            <w14:lumMod w14:val="85000"/>
-            <w14:lumOff w14:val="15000"/>
-          </w14:schemeClr>
-        </w14:solidFill>
-      </w14:textFill>
-    </w:rPr>
-  </w:style>
-  <w:style w:type="character" w:customStyle="1" w:styleId="26">
+    </w:rPr>
+  </w:style>
+  <w:style w:type="character" w:customStyle="1" w:styleId="a8">
     <w:name w:val="標題 字元"/>
-    <w:basedOn w:val="15"/>
-    <w:link w:val="13"/>
+    <w:basedOn w:val="a0"/>
+    <w:link w:val="a7"/>
     <w:uiPriority w:val="10"/>
     <w:rPr>
-      <w:rFonts w:asciiTheme="majorHAnsi" w:hAnsiTheme="majorHAnsi" w:eastAsiaTheme="majorEastAsia" w:cstheme="majorBidi"/>
+      <w:rFonts w:asciiTheme="majorHAnsi" w:eastAsiaTheme="majorEastAsia" w:hAnsiTheme="majorHAnsi" w:cstheme="majorBidi"/>
       <w:spacing w:val="-10"/>
       <w:kern w:val="28"/>
       <w:sz w:val="56"/>
       <w:szCs w:val="56"/>
     </w:rPr>
   </w:style>
-  <w:style w:type="character" w:customStyle="1" w:styleId="27">
+  <w:style w:type="character" w:customStyle="1" w:styleId="a6">
     <w:name w:val="副標題 字元"/>
-    <w:basedOn w:val="15"/>
-    <w:link w:val="12"/>
+    <w:basedOn w:val="a0"/>
+    <w:link w:val="a5"/>
     <w:uiPriority w:val="11"/>
     <w:rPr>
-      <w:rFonts w:asciiTheme="majorHAnsi" w:hAnsiTheme="majorHAnsi" w:eastAsiaTheme="majorEastAsia" w:cstheme="majorBidi"/>
+      <w:rFonts w:asciiTheme="majorHAnsi" w:eastAsiaTheme="majorEastAsia" w:hAnsiTheme="majorHAnsi" w:cstheme="majorBidi"/>
       <w:color w:val="595959" w:themeColor="text1" w:themeTint="A6"/>
       <w:spacing w:val="15"/>
       <w:sz w:val="28"/>
       <w:szCs w:val="28"/>
-      <w14:textFill>
-        <w14:solidFill>
-          <w14:schemeClr w14:val="tx1">
-            <w14:lumMod w14:val="65000"/>
-            <w14:lumOff w14:val="35000"/>
-          </w14:schemeClr>
-        </w14:solidFill>
-      </w14:textFill>
-    </w:rPr>
-  </w:style>
-  <w:style w:type="paragraph" w:customStyle="1" w:styleId="28">
-    <w:name w:val="Quote"/>
-    <w:basedOn w:val="1"/>
-    <w:next w:val="1"/>
-    <w:link w:val="29"/>
+    </w:rPr>
+  </w:style>
+  <w:style w:type="paragraph" w:customStyle="1" w:styleId="11">
+    <w:name w:val="引文1"/>
+    <w:basedOn w:val="a"/>
+    <w:next w:val="a"/>
+    <w:link w:val="ab"/>
+    <w:uiPriority w:val="29"/>
     <w:qFormat/>
-    <w:uiPriority w:val="29"/>
     <w:pPr>
       <w:spacing w:before="160"/>
       <w:jc w:val="center"/>
@@ -1460,67 +1889,51 @@
       <w:i/>
       <w:iCs/>
       <w:color w:val="404040" w:themeColor="text1" w:themeTint="BF"/>
-      <w14:textFill>
-        <w14:solidFill>
-          <w14:schemeClr w14:val="tx1">
-            <w14:lumMod w14:val="75000"/>
-            <w14:lumOff w14:val="25000"/>
-          </w14:schemeClr>
-        </w14:solidFill>
-      </w14:textFill>
-    </w:rPr>
-  </w:style>
-  <w:style w:type="character" w:customStyle="1" w:styleId="29">
+    </w:rPr>
+  </w:style>
+  <w:style w:type="character" w:customStyle="1" w:styleId="ab">
     <w:name w:val="引文 字元"/>
-    <w:basedOn w:val="15"/>
-    <w:link w:val="28"/>
+    <w:basedOn w:val="a0"/>
+    <w:link w:val="11"/>
     <w:uiPriority w:val="29"/>
     <w:rPr>
       <w:i/>
       <w:iCs/>
       <w:color w:val="404040" w:themeColor="text1" w:themeTint="BF"/>
-      <w14:textFill>
-        <w14:solidFill>
-          <w14:schemeClr w14:val="tx1">
-            <w14:lumMod w14:val="75000"/>
-            <w14:lumOff w14:val="25000"/>
-          </w14:schemeClr>
-        </w14:solidFill>
-      </w14:textFill>
-    </w:rPr>
-  </w:style>
-  <w:style w:type="paragraph" w:customStyle="1" w:styleId="30">
-    <w:name w:val="List Paragraph"/>
-    <w:basedOn w:val="1"/>
+    </w:rPr>
+  </w:style>
+  <w:style w:type="paragraph" w:customStyle="1" w:styleId="12">
+    <w:name w:val="清單段落1"/>
+    <w:basedOn w:val="a"/>
+    <w:uiPriority w:val="34"/>
     <w:qFormat/>
-    <w:uiPriority w:val="34"/>
     <w:pPr>
       <w:ind w:left="720"/>
       <w:contextualSpacing/>
     </w:pPr>
   </w:style>
-  <w:style w:type="character" w:customStyle="1" w:styleId="31">
-    <w:name w:val="Intense Emphasis"/>
-    <w:basedOn w:val="15"/>
+  <w:style w:type="character" w:customStyle="1" w:styleId="13">
+    <w:name w:val="鮮明強調1"/>
+    <w:basedOn w:val="a0"/>
+    <w:uiPriority w:val="21"/>
     <w:qFormat/>
-    <w:uiPriority w:val="21"/>
     <w:rPr>
       <w:i/>
       <w:iCs/>
-      <w:color w:val="104862" w:themeColor="accent1" w:themeShade="BF"/>
-    </w:rPr>
-  </w:style>
-  <w:style w:type="paragraph" w:customStyle="1" w:styleId="32">
-    <w:name w:val="Intense Quote"/>
-    <w:basedOn w:val="1"/>
-    <w:next w:val="1"/>
-    <w:link w:val="33"/>
+      <w:color w:val="0F4761" w:themeColor="accent1" w:themeShade="BF"/>
+    </w:rPr>
+  </w:style>
+  <w:style w:type="paragraph" w:customStyle="1" w:styleId="14">
+    <w:name w:val="鮮明引文1"/>
+    <w:basedOn w:val="a"/>
+    <w:next w:val="a"/>
+    <w:link w:val="ac"/>
+    <w:uiPriority w:val="30"/>
     <w:qFormat/>
-    <w:uiPriority w:val="30"/>
     <w:pPr>
       <w:pBdr>
-        <w:top w:val="single" w:color="0F4761" w:themeColor="accent1" w:themeShade="BF" w:sz="4" w:space="10"/>
-        <w:bottom w:val="single" w:color="0F4761" w:themeColor="accent1" w:themeShade="BF" w:sz="4" w:space="10"/>
+        <w:top w:val="single" w:sz="4" w:space="10" w:color="0F4761" w:themeColor="accent1" w:themeShade="BF"/>
+        <w:bottom w:val="single" w:sz="4" w:space="10" w:color="0F4761" w:themeColor="accent1" w:themeShade="BF"/>
       </w:pBdr>
       <w:spacing w:before="360" w:after="360"/>
       <w:ind w:left="864" w:right="864"/>
@@ -1529,50 +1942,50 @@
     <w:rPr>
       <w:i/>
       <w:iCs/>
-      <w:color w:val="104862" w:themeColor="accent1" w:themeShade="BF"/>
-    </w:rPr>
-  </w:style>
-  <w:style w:type="character" w:customStyle="1" w:styleId="33">
+      <w:color w:val="0F4761" w:themeColor="accent1" w:themeShade="BF"/>
+    </w:rPr>
+  </w:style>
+  <w:style w:type="character" w:customStyle="1" w:styleId="ac">
     <w:name w:val="鮮明引文 字元"/>
-    <w:basedOn w:val="15"/>
-    <w:link w:val="32"/>
+    <w:basedOn w:val="a0"/>
+    <w:link w:val="14"/>
     <w:uiPriority w:val="30"/>
     <w:rPr>
       <w:i/>
       <w:iCs/>
-      <w:color w:val="104862" w:themeColor="accent1" w:themeShade="BF"/>
-    </w:rPr>
-  </w:style>
-  <w:style w:type="character" w:customStyle="1" w:styleId="34">
-    <w:name w:val="Intense Reference"/>
-    <w:basedOn w:val="15"/>
+      <w:color w:val="0F4761" w:themeColor="accent1" w:themeShade="BF"/>
+    </w:rPr>
+  </w:style>
+  <w:style w:type="character" w:customStyle="1" w:styleId="15">
+    <w:name w:val="鮮明參考1"/>
+    <w:basedOn w:val="a0"/>
+    <w:uiPriority w:val="32"/>
     <w:qFormat/>
-    <w:uiPriority w:val="32"/>
     <w:rPr>
       <w:b/>
       <w:bCs/>
       <w:smallCaps/>
-      <w:color w:val="104862" w:themeColor="accent1" w:themeShade="BF"/>
+      <w:color w:val="0F4761" w:themeColor="accent1" w:themeShade="BF"/>
       <w:spacing w:val="5"/>
     </w:rPr>
   </w:style>
-  <w:style w:type="character" w:customStyle="1" w:styleId="35">
+  <w:style w:type="character" w:customStyle="1" w:styleId="a4">
     <w:name w:val="頁首 字元"/>
-    <w:basedOn w:val="15"/>
-    <w:link w:val="11"/>
+    <w:basedOn w:val="a0"/>
+    <w:link w:val="a3"/>
+    <w:uiPriority w:val="99"/>
     <w:qFormat/>
-    <w:uiPriority w:val="99"/>
     <w:rPr>
       <w:sz w:val="20"/>
       <w:szCs w:val="20"/>
     </w:rPr>
   </w:style>
-  <w:style w:type="character" w:customStyle="1" w:styleId="36">
+  <w:style w:type="character" w:customStyle="1" w:styleId="aa">
     <w:name w:val="頁尾 字元"/>
-    <w:basedOn w:val="15"/>
-    <w:link w:val="14"/>
+    <w:basedOn w:val="a0"/>
+    <w:link w:val="a9"/>
+    <w:uiPriority w:val="99"/>
     <w:qFormat/>
-    <w:uiPriority w:val="99"/>
     <w:rPr>
       <w:sz w:val="20"/>
       <w:szCs w:val="20"/>
@@ -1833,6 +2246,7 @@
     </a:fmtScheme>
   </a:themeElements>
   <a:objectDefaults/>
+  <a:extraClrSchemeLst/>
 </a:theme>
 </file>
 

--- a/會議記錄/2025.07.14.docx
+++ b/會議記錄/2025.07.14.docx
@@ -25,7 +25,7 @@
                     </pic:cNvPicPr>
                   </pic:nvPicPr>
                   <pic:blipFill>
-                    <a:blip r:embed="rId6"/>
+                    <a:blip r:embed="rId8"/>
                     <a:stretch>
                       <a:fillRect/>
                     </a:stretch>
@@ -116,383 +116,366 @@
           <w:rFonts w:hint="eastAsia"/>
           <w:color w:val="153D63" w:themeColor="text2" w:themeTint="E6"/>
         </w:rPr>
+        <w:t xml:space="preserve"> (</w:t>
+      </w:r>
+      <w:r>
+        <w:rPr>
+          <w:rFonts w:hint="eastAsia"/>
+          <w:color w:val="153D63" w:themeColor="text2" w:themeTint="E6"/>
+        </w:rPr>
+        <w:t>完成</w:t>
+      </w:r>
+      <w:r>
+        <w:rPr>
+          <w:rFonts w:hint="eastAsia"/>
+          <w:color w:val="153D63" w:themeColor="text2" w:themeTint="E6"/>
+        </w:rPr>
+        <w:t>)</w:t>
+      </w:r>
+    </w:p>
+    <w:p>
+      <w:r>
+        <w:rPr>
+          <w:rFonts w:hint="eastAsia"/>
+        </w:rPr>
+        <w:t xml:space="preserve">     (</w:t>
+      </w:r>
+      <w:r>
+        <w:rPr>
+          <w:rFonts w:hint="eastAsia"/>
+        </w:rPr>
+        <w:t>管理員可檢視自己審核的</w:t>
+      </w:r>
+      <w:r>
+        <w:rPr>
+          <w:rFonts w:hint="eastAsia"/>
+        </w:rPr>
+        <w:t>)</w:t>
+      </w:r>
+    </w:p>
+    <w:p>
+      <w:pPr>
+        <w:ind w:firstLine="480"/>
+        <w:rPr>
+          <w:color w:val="153D63" w:themeColor="text2" w:themeTint="E6"/>
+        </w:rPr>
+      </w:pPr>
+      <w:r>
+        <w:rPr>
+          <w:rFonts w:hint="eastAsia"/>
+        </w:rPr>
+        <w:t>2.</w:t>
+      </w:r>
+      <w:r>
+        <w:rPr>
+          <w:rFonts w:hint="eastAsia"/>
+          <w:color w:val="153D63" w:themeColor="text2" w:themeTint="E6"/>
+        </w:rPr>
+        <w:t>送出去後會自動完成</w:t>
+      </w:r>
+      <w:r>
+        <w:rPr>
+          <w:rFonts w:hint="eastAsia"/>
+          <w:color w:val="153D63" w:themeColor="text2" w:themeTint="E6"/>
+        </w:rPr>
+        <w:t xml:space="preserve"> (</w:t>
+      </w:r>
+      <w:r>
+        <w:rPr>
+          <w:rFonts w:hint="eastAsia"/>
+          <w:color w:val="153D63" w:themeColor="text2" w:themeTint="E6"/>
+        </w:rPr>
+        <w:t>完成</w:t>
+      </w:r>
+      <w:r>
+        <w:rPr>
+          <w:rFonts w:hint="eastAsia"/>
+          <w:color w:val="153D63" w:themeColor="text2" w:themeTint="E6"/>
+        </w:rPr>
+        <w:t>)</w:t>
+      </w:r>
+    </w:p>
+    <w:p>
+      <w:pPr>
+        <w:ind w:firstLine="480"/>
+      </w:pPr>
+      <w:r>
+        <w:rPr>
+          <w:rFonts w:hint="eastAsia"/>
+        </w:rPr>
+        <w:t>3.</w:t>
+      </w:r>
+      <w:r>
+        <w:rPr>
+          <w:rFonts w:hint="eastAsia"/>
+        </w:rPr>
+        <w:t>商家地圖</w:t>
+      </w:r>
+      <w:r>
+        <w:rPr>
+          <w:rFonts w:hint="eastAsia"/>
+        </w:rPr>
+        <w:t>,</w:t>
+      </w:r>
+      <w:r>
+        <w:rPr>
+          <w:rFonts w:hint="eastAsia"/>
+        </w:rPr>
+        <w:t>商家審核清單</w:t>
+      </w:r>
+    </w:p>
+    <w:p>
+      <w:pPr>
+        <w:ind w:firstLine="480"/>
+      </w:pPr>
+      <w:r>
+        <w:rPr>
+          <w:rFonts w:hint="eastAsia"/>
+        </w:rPr>
+        <w:t>4.</w:t>
+      </w:r>
+      <w:r>
+        <w:rPr>
+          <w:rFonts w:hint="eastAsia"/>
+        </w:rPr>
+        <w:t>地圖</w:t>
+      </w:r>
+      <w:r>
+        <w:rPr>
+          <w:rFonts w:hint="eastAsia"/>
+        </w:rPr>
+        <w:t>(</w:t>
+      </w:r>
+      <w:r>
+        <w:rPr>
+          <w:rFonts w:hint="eastAsia"/>
+        </w:rPr>
+        <w:t>要顯示很多的</w:t>
+      </w:r>
+      <w:r>
+        <w:rPr>
+          <w:rFonts w:hint="eastAsia"/>
+        </w:rPr>
+        <w:t>)</w:t>
+      </w:r>
+    </w:p>
+    <w:p>
+      <w:pPr>
+        <w:ind w:firstLine="480"/>
+      </w:pPr>
+    </w:p>
+    <w:p>
+      <w:pPr>
+        <w:ind w:firstLine="480"/>
+      </w:pPr>
+      <w:r>
+        <w:t>S</w:t>
+      </w:r>
+      <w:r>
+        <w:rPr>
+          <w:rFonts w:hint="eastAsia"/>
+        </w:rPr>
+        <w:t>ection</w:t>
+      </w:r>
+    </w:p>
+    <w:p>
+      <w:pPr>
+        <w:ind w:firstLine="480"/>
+      </w:pPr>
+      <w:r>
+        <w:rPr>
+          <w:rFonts w:hint="eastAsia"/>
+        </w:rPr>
+        <w:t>註冊</w:t>
+      </w:r>
+    </w:p>
+    <w:p>
+      <w:pPr>
+        <w:ind w:firstLine="480"/>
+      </w:pPr>
+    </w:p>
+    <w:p>
+      <w:r>
+        <w:rPr>
+          <w:rFonts w:hint="eastAsia"/>
+        </w:rPr>
+        <w:t xml:space="preserve">   </w:t>
+      </w:r>
+      <w:r>
+        <w:rPr>
+          <w:rFonts w:hint="eastAsia"/>
+        </w:rPr>
+        <w:t>思考</w:t>
+      </w:r>
+      <w:r>
+        <w:rPr>
+          <w:rFonts w:hint="eastAsia"/>
+        </w:rPr>
+        <w:t>:</w:t>
+      </w:r>
+      <w:r>
         <w:t xml:space="preserve"> </w:t>
       </w:r>
       <w:r>
-        <w:rPr>
-          <w:rFonts w:hint="eastAsia"/>
-          <w:color w:val="153D63" w:themeColor="text2" w:themeTint="E6"/>
-        </w:rPr>
-        <w:t>(</w:t>
-      </w:r>
-      <w:r>
-        <w:rPr>
-          <w:rFonts w:hint="eastAsia"/>
-          <w:color w:val="153D63" w:themeColor="text2" w:themeTint="E6"/>
-        </w:rPr>
-        <w:t>完成</w:t>
-      </w:r>
-      <w:r>
-        <w:rPr>
-          <w:rFonts w:hint="eastAsia"/>
-          <w:color w:val="153D63" w:themeColor="text2" w:themeTint="E6"/>
-        </w:rPr>
-        <w:t>)</w:t>
-      </w:r>
-    </w:p>
-    <w:p>
-      <w:r>
-        <w:rPr>
-          <w:rFonts w:hint="eastAsia"/>
-        </w:rPr>
-        <w:t xml:space="preserve">     (</w:t>
-      </w:r>
-      <w:r>
-        <w:rPr>
-          <w:rFonts w:hint="eastAsia"/>
-        </w:rPr>
-        <w:t>管理員可檢視自己審核的</w:t>
-      </w:r>
-      <w:r>
-        <w:rPr>
-          <w:rFonts w:hint="eastAsia"/>
-        </w:rPr>
-        <w:t>)</w:t>
-      </w:r>
-    </w:p>
-    <w:p>
-      <w:pPr>
-        <w:ind w:firstLine="480"/>
-        <w:rPr>
-          <w:color w:val="153D63" w:themeColor="text2" w:themeTint="E6"/>
-        </w:rPr>
-      </w:pPr>
-      <w:r>
-        <w:rPr>
-          <w:rFonts w:hint="eastAsia"/>
+        <w:t>管理員</w:t>
+      </w:r>
+      <w:r>
+        <w:rPr>
+          <w:rFonts w:hint="eastAsia"/>
+        </w:rPr>
+        <w:t>註冊控制</w:t>
+      </w:r>
+    </w:p>
+    <w:p>
+      <w:r>
+        <w:rPr>
+          <w:rFonts w:hint="eastAsia"/>
+        </w:rPr>
+        <w:t xml:space="preserve">         </w:t>
+      </w:r>
+      <w:r>
+        <w:rPr>
+          <w:rFonts w:hint="eastAsia"/>
+        </w:rPr>
+        <w:t>前端金鑰</w:t>
+      </w:r>
+    </w:p>
+    <w:p>
+      <w:pPr>
+        <w:rPr>
+          <w:b/>
+          <w:bCs/>
+        </w:rPr>
+      </w:pPr>
+    </w:p>
+    <w:p>
+      <w:pPr>
+        <w:rPr>
+          <w:b/>
+          <w:bCs/>
+        </w:rPr>
+      </w:pPr>
+      <w:r>
+        <w:rPr>
+          <w:rFonts w:hint="eastAsia"/>
+          <w:b/>
+          <w:bCs/>
+        </w:rPr>
+        <w:t>雨琦</w:t>
+      </w:r>
+      <w:r>
+        <w:rPr>
+          <w:rFonts w:hint="eastAsia"/>
+          <w:b/>
+          <w:bCs/>
+        </w:rPr>
+        <w:t>:</w:t>
+      </w:r>
+    </w:p>
+    <w:p>
+      <w:pPr>
+        <w:rPr>
+          <w:b/>
+          <w:bCs/>
+        </w:rPr>
+      </w:pPr>
+      <w:r>
+        <w:rPr>
+          <w:rFonts w:hint="eastAsia"/>
+          <w:b/>
+          <w:bCs/>
+        </w:rPr>
+        <w:t>1.</w:t>
+      </w:r>
+      <w:r>
+        <w:rPr>
+          <w:rFonts w:hint="eastAsia"/>
+          <w:b/>
+          <w:bCs/>
+        </w:rPr>
+        <w:t>連管理員登入</w:t>
+      </w:r>
+      <w:r>
+        <w:rPr>
+          <w:b/>
+          <w:bCs/>
+        </w:rPr>
+        <w:t>path('</w:t>
+      </w:r>
+      <w:proofErr w:type="spellStart"/>
+      <w:r>
+        <w:rPr>
+          <w:b/>
+          <w:bCs/>
+        </w:rPr>
+        <w:t>admin_login</w:t>
+      </w:r>
+      <w:proofErr w:type="spellEnd"/>
+      <w:r>
+        <w:rPr>
+          <w:b/>
+          <w:bCs/>
+        </w:rPr>
+        <w:t xml:space="preserve">/', </w:t>
+      </w:r>
+      <w:proofErr w:type="spellStart"/>
+      <w:r>
+        <w:rPr>
+          <w:b/>
+          <w:bCs/>
+        </w:rPr>
+        <w:t>views.admin_login</w:t>
+      </w:r>
+      <w:proofErr w:type="spellEnd"/>
+      <w:r>
+        <w:rPr>
+          <w:b/>
+          <w:bCs/>
+        </w:rPr>
+        <w:t>, name='</w:t>
+      </w:r>
+      <w:proofErr w:type="spellStart"/>
+      <w:r>
+        <w:rPr>
+          <w:b/>
+          <w:bCs/>
+        </w:rPr>
+        <w:t>admin_login</w:t>
+      </w:r>
+      <w:proofErr w:type="spellEnd"/>
+      <w:r>
+        <w:rPr>
+          <w:b/>
+          <w:bCs/>
+        </w:rPr>
+        <w:t>'),#</w:t>
+      </w:r>
+      <w:r>
+        <w:rPr>
+          <w:b/>
+          <w:bCs/>
+        </w:rPr>
+        <w:t>管理員登入</w:t>
+      </w:r>
+    </w:p>
+    <w:p>
+      <w:pPr>
+        <w:rPr>
+          <w:b/>
+          <w:bCs/>
+        </w:rPr>
+      </w:pPr>
+      <w:r>
+        <w:rPr>
+          <w:rFonts w:hint="eastAsia"/>
+          <w:b/>
+          <w:bCs/>
         </w:rPr>
         <w:t>2.</w:t>
       </w:r>
       <w:r>
         <w:rPr>
           <w:rFonts w:hint="eastAsia"/>
-          <w:color w:val="153D63" w:themeColor="text2" w:themeTint="E6"/>
-        </w:rPr>
-        <w:t>送出去後會自動完成</w:t>
-      </w:r>
-      <w:r>
-        <w:rPr>
-          <w:rFonts w:hint="eastAsia"/>
-          <w:color w:val="153D63" w:themeColor="text2" w:themeTint="E6"/>
-        </w:rPr>
-        <w:t xml:space="preserve"> (</w:t>
-      </w:r>
-      <w:r>
-        <w:rPr>
-          <w:rFonts w:hint="eastAsia"/>
-          <w:color w:val="153D63" w:themeColor="text2" w:themeTint="E6"/>
-        </w:rPr>
-        <w:t>完成</w:t>
-      </w:r>
-      <w:r>
-        <w:rPr>
-          <w:rFonts w:hint="eastAsia"/>
-          <w:color w:val="153D63" w:themeColor="text2" w:themeTint="E6"/>
-        </w:rPr>
-        <w:t>)</w:t>
-      </w:r>
-    </w:p>
-    <w:p>
-      <w:pPr>
-        <w:ind w:firstLine="480"/>
-      </w:pPr>
-      <w:r>
-        <w:rPr>
-          <w:rFonts w:hint="eastAsia"/>
-        </w:rPr>
-        <w:t>3.</w:t>
-      </w:r>
-      <w:r>
-        <w:rPr>
-          <w:rFonts w:hint="eastAsia"/>
-        </w:rPr>
-        <w:t>商家地圖</w:t>
-      </w:r>
-      <w:r>
-        <w:rPr>
-          <w:rFonts w:hint="eastAsia"/>
-        </w:rPr>
-        <w:t>,</w:t>
-      </w:r>
-      <w:r>
-        <w:rPr>
-          <w:rFonts w:hint="eastAsia"/>
-        </w:rPr>
-        <w:t>商家審核清單</w:t>
-      </w:r>
-    </w:p>
-    <w:p>
-      <w:pPr>
-        <w:ind w:firstLine="480"/>
-      </w:pPr>
-      <w:r>
-        <w:rPr>
-          <w:rFonts w:hint="eastAsia"/>
-        </w:rPr>
-        <w:t>4.</w:t>
-      </w:r>
-      <w:r>
-        <w:rPr>
-          <w:rFonts w:hint="eastAsia"/>
-        </w:rPr>
-        <w:t>地圖</w:t>
-      </w:r>
-      <w:r>
-        <w:rPr>
-          <w:rFonts w:hint="eastAsia"/>
-        </w:rPr>
-        <w:t>(</w:t>
-      </w:r>
-      <w:r>
-        <w:rPr>
-          <w:rFonts w:hint="eastAsia"/>
-        </w:rPr>
-        <w:t>要顯示很多的</w:t>
-      </w:r>
-      <w:r>
-        <w:rPr>
-          <w:rFonts w:hint="eastAsia"/>
-        </w:rPr>
-        <w:t>)</w:t>
-      </w:r>
-    </w:p>
-    <w:p>
-      <w:pPr>
-        <w:ind w:firstLine="480"/>
-      </w:pPr>
-    </w:p>
-    <w:p>
-      <w:pPr>
-        <w:ind w:firstLine="480"/>
-      </w:pPr>
-      <w:r>
-        <w:t>S</w:t>
-      </w:r>
-      <w:r>
-        <w:rPr>
-          <w:rFonts w:hint="eastAsia"/>
-        </w:rPr>
-        <w:t>ection</w:t>
-      </w:r>
-    </w:p>
-    <w:p>
-      <w:pPr>
-        <w:ind w:firstLine="480"/>
-      </w:pPr>
-      <w:r>
-        <w:rPr>
-          <w:rFonts w:hint="eastAsia"/>
-        </w:rPr>
-        <w:t>註冊</w:t>
-      </w:r>
-    </w:p>
-    <w:p>
-      <w:pPr>
-        <w:ind w:firstLine="480"/>
-      </w:pPr>
-    </w:p>
-    <w:p>
-      <w:r>
-        <w:rPr>
-          <w:rFonts w:hint="eastAsia"/>
-        </w:rPr>
-        <w:t xml:space="preserve">   </w:t>
-      </w:r>
-      <w:r>
-        <w:rPr>
-          <w:rFonts w:hint="eastAsia"/>
-        </w:rPr>
-        <w:t>思考</w:t>
-      </w:r>
-      <w:r>
-        <w:rPr>
-          <w:rFonts w:hint="eastAsia"/>
-        </w:rPr>
-        <w:t>:</w:t>
-      </w:r>
-      <w:r>
-        <w:t xml:space="preserve"> </w:t>
-      </w:r>
-      <w:r>
-        <w:t>管理員</w:t>
-      </w:r>
-      <w:r>
-        <w:rPr>
-          <w:rFonts w:hint="eastAsia"/>
-        </w:rPr>
-        <w:t>註冊控制</w:t>
-      </w:r>
-    </w:p>
-    <w:p>
-      <w:r>
-        <w:rPr>
-          <w:rFonts w:hint="eastAsia"/>
-        </w:rPr>
-        <w:t xml:space="preserve">         </w:t>
-      </w:r>
-      <w:r>
-        <w:rPr>
-          <w:rFonts w:hint="eastAsia"/>
-        </w:rPr>
-        <w:t>前</w:t>
-      </w:r>
-      <w:proofErr w:type="gramStart"/>
-      <w:r>
-        <w:rPr>
-          <w:rFonts w:hint="eastAsia"/>
-        </w:rPr>
-        <w:t>端金鑰</w:t>
-      </w:r>
-      <w:proofErr w:type="gramEnd"/>
-    </w:p>
-    <w:p>
-      <w:pPr>
-        <w:rPr>
-          <w:b/>
-          <w:bCs/>
-        </w:rPr>
-      </w:pPr>
-    </w:p>
-    <w:p>
-      <w:pPr>
-        <w:rPr>
-          <w:b/>
-          <w:bCs/>
-        </w:rPr>
-      </w:pPr>
-      <w:proofErr w:type="gramStart"/>
-      <w:r>
-        <w:rPr>
-          <w:rFonts w:hint="eastAsia"/>
-          <w:b/>
-          <w:bCs/>
-        </w:rPr>
-        <w:t>雨琦</w:t>
-      </w:r>
-      <w:proofErr w:type="gramEnd"/>
-      <w:r>
-        <w:rPr>
-          <w:rFonts w:hint="eastAsia"/>
-          <w:b/>
-          <w:bCs/>
-        </w:rPr>
-        <w:t>:</w:t>
-      </w:r>
-    </w:p>
-    <w:p>
-      <w:pPr>
-        <w:rPr>
-          <w:b/>
-          <w:bCs/>
-        </w:rPr>
-      </w:pPr>
-      <w:r>
-        <w:rPr>
-          <w:rFonts w:hint="eastAsia"/>
-          <w:b/>
-          <w:bCs/>
-        </w:rPr>
-        <w:t>1.</w:t>
-      </w:r>
-      <w:r>
-        <w:rPr>
-          <w:rFonts w:hint="eastAsia"/>
-          <w:b/>
-          <w:bCs/>
-        </w:rPr>
-        <w:t>連管理員登入</w:t>
-      </w:r>
-      <w:r>
-        <w:rPr>
-          <w:b/>
-          <w:bCs/>
-        </w:rPr>
-        <w:t>path('</w:t>
-      </w:r>
-      <w:proofErr w:type="spellStart"/>
-      <w:r>
-        <w:rPr>
-          <w:b/>
-          <w:bCs/>
-        </w:rPr>
-        <w:t>admin_login</w:t>
-      </w:r>
-      <w:proofErr w:type="spellEnd"/>
-      <w:r>
-        <w:rPr>
-          <w:b/>
-          <w:bCs/>
-        </w:rPr>
-        <w:t xml:space="preserve">/', </w:t>
-      </w:r>
-      <w:proofErr w:type="spellStart"/>
-      <w:r>
-        <w:rPr>
-          <w:b/>
-          <w:bCs/>
-        </w:rPr>
-        <w:t>views.admin_login</w:t>
-      </w:r>
-      <w:proofErr w:type="spellEnd"/>
-      <w:r>
-        <w:rPr>
-          <w:b/>
-          <w:bCs/>
-        </w:rPr>
-        <w:t>, name='</w:t>
-      </w:r>
-      <w:proofErr w:type="spellStart"/>
-      <w:r>
-        <w:rPr>
-          <w:b/>
-          <w:bCs/>
-        </w:rPr>
-        <w:t>admin_login</w:t>
-      </w:r>
-      <w:proofErr w:type="spellEnd"/>
-      <w:r>
-        <w:rPr>
-          <w:b/>
-          <w:bCs/>
-        </w:rPr>
-        <w:t>'),#</w:t>
-      </w:r>
-      <w:r>
-        <w:rPr>
-          <w:b/>
-          <w:bCs/>
-        </w:rPr>
-        <w:t>管理員登入</w:t>
-      </w:r>
-    </w:p>
-    <w:p>
-      <w:pPr>
-        <w:rPr>
-          <w:b/>
-          <w:bCs/>
-        </w:rPr>
-      </w:pPr>
-      <w:r>
-        <w:rPr>
-          <w:rFonts w:hint="eastAsia"/>
-          <w:b/>
-          <w:bCs/>
-        </w:rPr>
-        <w:t>2.</w:t>
-      </w:r>
-      <w:r>
-        <w:rPr>
-          <w:rFonts w:hint="eastAsia"/>
           <w:b/>
           <w:bCs/>
         </w:rPr>
@@ -520,18 +503,8 @@
           <w:b/>
           <w:bCs/>
         </w:rPr>
-        <w:t>品</w:t>
-      </w:r>
-      <w:proofErr w:type="gramStart"/>
-      <w:r>
-        <w:rPr>
-          <w:rFonts w:hint="eastAsia"/>
-          <w:b/>
-          <w:bCs/>
-        </w:rPr>
-        <w:t>臻</w:t>
-      </w:r>
-      <w:proofErr w:type="gramEnd"/>
+        <w:t>品臻</w:t>
+      </w:r>
       <w:r>
         <w:rPr>
           <w:rFonts w:hint="eastAsia"/>
@@ -585,7 +558,6 @@
         </w:rPr>
         <w:t>套</w:t>
       </w:r>
-      <w:proofErr w:type="gramStart"/>
       <w:r>
         <w:rPr>
           <w:b/>
@@ -593,7 +565,6 @@
         </w:rPr>
         <w:t>’</w:t>
       </w:r>
-      <w:proofErr w:type="gramEnd"/>
       <w:r>
         <w:rPr>
           <w:rFonts w:ascii="Times New Roman" w:eastAsia="新細明體" w:hAnsi="Times New Roman" w:cs="Times New Roman"/>
@@ -636,7 +607,6 @@
         </w:rPr>
         <w:t>)</w:t>
       </w:r>
-      <w:proofErr w:type="gramStart"/>
       <w:r>
         <w:rPr>
           <w:b/>
@@ -644,7 +614,6 @@
         </w:rPr>
         <w:t>’</w:t>
       </w:r>
-      <w:proofErr w:type="gramEnd"/>
       <w:r>
         <w:rPr>
           <w:rFonts w:hint="eastAsia"/>
@@ -672,7 +641,7 @@
           <w:b/>
           <w:bCs/>
         </w:rPr>
-        <w:t>弄弄看最近警局的「用戶最近的警局」</w:t>
+        <w:t>處理最近警局有些問題</w:t>
       </w:r>
     </w:p>
     <w:p>
@@ -693,6 +662,27 @@
           <w:b/>
           <w:bCs/>
         </w:rPr>
+        <w:t>弄弄看最近警局的「用戶最近的警局」</w:t>
+      </w:r>
+    </w:p>
+    <w:p>
+      <w:pPr>
+        <w:pStyle w:val="12"/>
+        <w:numPr>
+          <w:ilvl w:val="0"/>
+          <w:numId w:val="1"/>
+        </w:numPr>
+        <w:rPr>
+          <w:b/>
+          <w:bCs/>
+        </w:rPr>
+      </w:pPr>
+      <w:r>
+        <w:rPr>
+          <w:rFonts w:hint="eastAsia"/>
+          <w:b/>
+          <w:bCs/>
+        </w:rPr>
         <w:t>人臉馬賽克嘗試連接使用者填寫的表單</w:t>
       </w:r>
     </w:p>
@@ -711,55 +701,13 @@
           <w:bCs/>
         </w:rPr>
       </w:pPr>
-    </w:p>
-    <w:p>
-      <w:pPr>
-        <w:rPr>
-          <w:b/>
-          <w:bCs/>
-        </w:rPr>
-      </w:pPr>
-    </w:p>
-    <w:p>
-      <w:pPr>
-        <w:rPr>
-          <w:b/>
-          <w:bCs/>
-        </w:rPr>
-      </w:pPr>
-    </w:p>
-    <w:p>
-      <w:pPr>
-        <w:rPr>
-          <w:b/>
-          <w:bCs/>
-        </w:rPr>
-      </w:pPr>
-      <w:r>
-        <w:rPr>
-          <w:rFonts w:hint="eastAsia"/>
-          <w:b/>
-          <w:bCs/>
-        </w:rPr>
-        <w:t>思</w:t>
-      </w:r>
-      <w:proofErr w:type="gramStart"/>
-      <w:r>
-        <w:rPr>
-          <w:rFonts w:hint="eastAsia"/>
-          <w:b/>
-          <w:bCs/>
-        </w:rPr>
-        <w:t>璇</w:t>
-      </w:r>
-      <w:proofErr w:type="gramEnd"/>
-      <w:r>
-        <w:rPr>
-          <w:rFonts w:hint="eastAsia"/>
-          <w:b/>
-          <w:bCs/>
-        </w:rPr>
-        <w:t>：</w:t>
+      <w:r>
+        <w:rPr>
+          <w:rFonts w:hint="eastAsia"/>
+          <w:b/>
+          <w:bCs/>
+        </w:rPr>
+        <w:t>思璇：</w:t>
       </w:r>
     </w:p>
     <w:p>
@@ -887,6 +835,7 @@
     <w:p>
       <w:pPr>
         <w:rPr>
+          <w:rFonts w:hint="eastAsia"/>
           <w:b/>
           <w:bCs/>
         </w:rPr>
@@ -913,7 +862,7 @@
                     </pic:cNvPicPr>
                   </pic:nvPicPr>
                   <pic:blipFill>
-                    <a:blip r:embed="rId7"/>
+                    <a:blip r:embed="rId9"/>
                     <a:stretch>
                       <a:fillRect/>
                     </a:stretch>
@@ -938,14 +887,6 @@
         </w:drawing>
       </w:r>
     </w:p>
-    <w:p>
-      <w:pPr>
-        <w:rPr>
-          <w:b/>
-          <w:bCs/>
-        </w:rPr>
-      </w:pPr>
-    </w:p>
     <w:sectPr>
       <w:pgSz w:w="11906" w:h="16838"/>
       <w:pgMar w:top="1440" w:right="1800" w:bottom="1440" w:left="1800" w:header="851" w:footer="992" w:gutter="0"/>
@@ -954,6 +895,56 @@
     </w:sectPr>
   </w:body>
 </w:document>
+</file>
+
+<file path=word/endnotes.xml><?xml version="1.0" encoding="utf-8"?>
+<w:endnotes xmlns:wpc="http://schemas.microsoft.com/office/word/2010/wordprocessingCanvas" xmlns:cx="http://schemas.microsoft.com/office/drawing/2014/chartex" xmlns:cx1="http://schemas.microsoft.com/office/drawing/2015/9/8/chartex" xmlns:cx2="http://schemas.microsoft.com/office/drawing/2015/10/21/chartex" xmlns:cx3="http://schemas.microsoft.com/office/drawing/2016/5/9/chartex" xmlns:cx4="http://schemas.microsoft.com/office/drawing/2016/5/10/chartex" xmlns:cx5="http://schemas.microsoft.com/office/drawing/2016/5/11/chartex" xmlns:cx6="http://schemas.microsoft.com/office/drawing/2016/5/12/chartex" xmlns:cx7="http://schemas.microsoft.com/office/drawing/2016/5/13/chartex" xmlns:cx8="http://schemas.microsoft.com/office/drawing/2016/5/14/chartex" xmlns:mc="http://schemas.openxmlformats.org/markup-compatibility/2006" xmlns:aink="http://schemas.microsoft.com/office/drawing/2016/ink" xmlns:am3d="http://schemas.microsoft.com/office/drawing/2017/model3d" xmlns:o="urn:schemas-microsoft-com:office:office" xmlns:oel="http://schemas.microsoft.com/office/2019/extlst" xmlns:r="http://schemas.openxmlformats.org/officeDocument/2006/relationships" xmlns:m="http://schemas.openxmlformats.org/officeDocument/2006/math" xmlns:v="urn:schemas-microsoft-com:vml" xmlns:wp14="http://schemas.microsoft.com/office/word/2010/wordprocessingDrawing" xmlns:wp="http://schemas.openxmlformats.org/drawingml/2006/wordprocessingDrawing" xmlns:w10="urn:schemas-microsoft-com:office:word" xmlns:w="http://schemas.openxmlformats.org/wordprocessingml/2006/main" xmlns:w14="http://schemas.microsoft.com/office/word/2010/wordml" xmlns:w15="http://schemas.microsoft.com/office/word/2012/wordml" xmlns:w16cex="http://schemas.microsoft.com/office/word/2018/wordml/cex" xmlns:w16cid="http://schemas.microsoft.com/office/word/2016/wordml/cid" xmlns:w16="http://schemas.microsoft.com/office/word/2018/wordml" xmlns:w16du="http://schemas.microsoft.com/office/word/2023/wordml/word16du" xmlns:w16sdtdh="http://schemas.microsoft.com/office/word/2020/wordml/sdtdatahash" xmlns:w16sdtfl="http://schemas.microsoft.com/office/word/2024/wordml/sdtformatlock" xmlns:w16se="http://schemas.microsoft.com/office/word/2015/wordml/symex" xmlns:wpg="http://schemas.microsoft.com/office/word/2010/wordprocessingGroup" xmlns:wpi="http://schemas.microsoft.com/office/word/2010/wordprocessingInk" xmlns:wne="http://schemas.microsoft.com/office/word/2006/wordml" xmlns:wps="http://schemas.microsoft.com/office/word/2010/wordprocessingShape" mc:Ignorable="w14 w15 w16se w16cid w16 w16cex w16sdtdh w16sdtfl w16du wp14">
+  <w:endnote w:type="separator" w:id="-1">
+    <w:p>
+      <w:pPr>
+        <w:spacing w:after="0" w:line="240" w:lineRule="auto"/>
+      </w:pPr>
+      <w:r>
+        <w:separator/>
+      </w:r>
+    </w:p>
+  </w:endnote>
+  <w:endnote w:type="continuationSeparator" w:id="0">
+    <w:p>
+      <w:pPr>
+        <w:spacing w:after="0" w:line="240" w:lineRule="auto"/>
+      </w:pPr>
+      <w:r>
+        <w:continuationSeparator/>
+      </w:r>
+    </w:p>
+  </w:endnote>
+</w:endnotes>
+</file>
+
+<file path=word/footnotes.xml><?xml version="1.0" encoding="utf-8"?>
+<w:footnotes xmlns:wpc="http://schemas.microsoft.com/office/word/2010/wordprocessingCanvas" xmlns:cx="http://schemas.microsoft.com/office/drawing/2014/chartex" xmlns:cx1="http://schemas.microsoft.com/office/drawing/2015/9/8/chartex" xmlns:cx2="http://schemas.microsoft.com/office/drawing/2015/10/21/chartex" xmlns:cx3="http://schemas.microsoft.com/office/drawing/2016/5/9/chartex" xmlns:cx4="http://schemas.microsoft.com/office/drawing/2016/5/10/chartex" xmlns:cx5="http://schemas.microsoft.com/office/drawing/2016/5/11/chartex" xmlns:cx6="http://schemas.microsoft.com/office/drawing/2016/5/12/chartex" xmlns:cx7="http://schemas.microsoft.com/office/drawing/2016/5/13/chartex" xmlns:cx8="http://schemas.microsoft.com/office/drawing/2016/5/14/chartex" xmlns:mc="http://schemas.openxmlformats.org/markup-compatibility/2006" xmlns:aink="http://schemas.microsoft.com/office/drawing/2016/ink" xmlns:am3d="http://schemas.microsoft.com/office/drawing/2017/model3d" xmlns:o="urn:schemas-microsoft-com:office:office" xmlns:oel="http://schemas.microsoft.com/office/2019/extlst" xmlns:r="http://schemas.openxmlformats.org/officeDocument/2006/relationships" xmlns:m="http://schemas.openxmlformats.org/officeDocument/2006/math" xmlns:v="urn:schemas-microsoft-com:vml" xmlns:wp14="http://schemas.microsoft.com/office/word/2010/wordprocessingDrawing" xmlns:wp="http://schemas.openxmlformats.org/drawingml/2006/wordprocessingDrawing" xmlns:w10="urn:schemas-microsoft-com:office:word" xmlns:w="http://schemas.openxmlformats.org/wordprocessingml/2006/main" xmlns:w14="http://schemas.microsoft.com/office/word/2010/wordml" xmlns:w15="http://schemas.microsoft.com/office/word/2012/wordml" xmlns:w16cex="http://schemas.microsoft.com/office/word/2018/wordml/cex" xmlns:w16cid="http://schemas.microsoft.com/office/word/2016/wordml/cid" xmlns:w16="http://schemas.microsoft.com/office/word/2018/wordml" xmlns:w16du="http://schemas.microsoft.com/office/word/2023/wordml/word16du" xmlns:w16sdtdh="http://schemas.microsoft.com/office/word/2020/wordml/sdtdatahash" xmlns:w16sdtfl="http://schemas.microsoft.com/office/word/2024/wordml/sdtformatlock" xmlns:w16se="http://schemas.microsoft.com/office/word/2015/wordml/symex" xmlns:wpg="http://schemas.microsoft.com/office/word/2010/wordprocessingGroup" xmlns:wpi="http://schemas.microsoft.com/office/word/2010/wordprocessingInk" xmlns:wne="http://schemas.microsoft.com/office/word/2006/wordml" xmlns:wps="http://schemas.microsoft.com/office/word/2010/wordprocessingShape" mc:Ignorable="w14 w15 w16se w16cid w16 w16cex w16sdtdh w16sdtfl w16du wp14">
+  <w:footnote w:type="separator" w:id="-1">
+    <w:p>
+      <w:pPr>
+        <w:spacing w:after="0" w:line="240" w:lineRule="auto"/>
+      </w:pPr>
+      <w:r>
+        <w:separator/>
+      </w:r>
+    </w:p>
+  </w:footnote>
+  <w:footnote w:type="continuationSeparator" w:id="0">
+    <w:p>
+      <w:pPr>
+        <w:spacing w:after="0" w:line="240" w:lineRule="auto"/>
+      </w:pPr>
+      <w:r>
+        <w:continuationSeparator/>
+      </w:r>
+    </w:p>
+  </w:footnote>
+</w:footnotes>
 </file>
 
 <file path=word/numbering.xml><?xml version="1.0" encoding="utf-8"?>

--- a/會議記錄/2025.07.14.docx
+++ b/會議記錄/2025.07.14.docx
@@ -134,24 +134,60 @@
       </w:r>
     </w:p>
     <w:p>
-      <w:r>
-        <w:rPr>
-          <w:rFonts w:hint="eastAsia"/>
-        </w:rPr>
-        <w:t xml:space="preserve">     (</w:t>
-      </w:r>
-      <w:r>
-        <w:rPr>
-          <w:rFonts w:hint="eastAsia"/>
+      <w:pPr>
+        <w:rPr>
+          <w:rFonts w:hint="eastAsia"/>
+          <w:color w:val="153D63" w:themeColor="text2" w:themeTint="E6"/>
+        </w:rPr>
+      </w:pPr>
+      <w:r>
+        <w:rPr>
+          <w:rFonts w:hint="eastAsia"/>
+        </w:rPr>
+        <w:t xml:space="preserve">     </w:t>
+      </w:r>
+      <w:r>
+        <w:rPr>
+          <w:rFonts w:hint="eastAsia"/>
+          <w:color w:val="153D63" w:themeColor="text2" w:themeTint="E6"/>
+        </w:rPr>
+        <w:t>(</w:t>
+      </w:r>
+      <w:r>
+        <w:rPr>
+          <w:rFonts w:hint="eastAsia"/>
+          <w:color w:val="153D63" w:themeColor="text2" w:themeTint="E6"/>
         </w:rPr>
         <w:t>管理員可檢視自己審核的</w:t>
       </w:r>
       <w:r>
         <w:rPr>
           <w:rFonts w:hint="eastAsia"/>
+          <w:color w:val="153D63" w:themeColor="text2" w:themeTint="E6"/>
         </w:rPr>
         <w:t>)</w:t>
       </w:r>
+      <w:r>
+        <w:rPr>
+          <w:rFonts w:hint="eastAsia"/>
+          <w:color w:val="153D63" w:themeColor="text2" w:themeTint="E6"/>
+        </w:rPr>
+        <w:t xml:space="preserve"> (</w:t>
+      </w:r>
+      <w:r>
+        <w:rPr>
+          <w:rFonts w:hint="eastAsia"/>
+          <w:color w:val="153D63" w:themeColor="text2" w:themeTint="E6"/>
+        </w:rPr>
+        <w:t>完成</w:t>
+      </w:r>
+      <w:r>
+        <w:rPr>
+          <w:rFonts w:hint="eastAsia"/>
+          <w:color w:val="153D63" w:themeColor="text2" w:themeTint="E6"/>
+        </w:rPr>
+        <w:t>)</w:t>
+      </w:r>
     </w:p>
     <w:p>
       <w:pPr>
@@ -337,24 +373,33 @@
         <w:rPr>
           <w:rFonts w:hint="eastAsia"/>
         </w:rPr>
-        <w:t>前端金鑰</w:t>
-      </w:r>
-    </w:p>
-    <w:p>
-      <w:pPr>
-        <w:rPr>
-          <w:b/>
-          <w:bCs/>
-        </w:rPr>
-      </w:pPr>
-    </w:p>
-    <w:p>
-      <w:pPr>
-        <w:rPr>
-          <w:b/>
-          <w:bCs/>
-        </w:rPr>
-      </w:pPr>
+        <w:t>前</w:t>
+      </w:r>
+      <w:proofErr w:type="gramStart"/>
+      <w:r>
+        <w:rPr>
+          <w:rFonts w:hint="eastAsia"/>
+        </w:rPr>
+        <w:t>端金鑰</w:t>
+      </w:r>
+      <w:proofErr w:type="gramEnd"/>
+    </w:p>
+    <w:p>
+      <w:pPr>
+        <w:rPr>
+          <w:b/>
+          <w:bCs/>
+        </w:rPr>
+      </w:pPr>
+    </w:p>
+    <w:p>
+      <w:pPr>
+        <w:rPr>
+          <w:b/>
+          <w:bCs/>
+        </w:rPr>
+      </w:pPr>
+      <w:proofErr w:type="gramStart"/>
       <w:r>
         <w:rPr>
           <w:rFonts w:hint="eastAsia"/>
@@ -363,6 +408,7 @@
         </w:rPr>
         <w:t>雨琦</w:t>
       </w:r>
+      <w:proofErr w:type="gramEnd"/>
       <w:r>
         <w:rPr>
           <w:rFonts w:hint="eastAsia"/>
@@ -503,8 +549,18 @@
           <w:b/>
           <w:bCs/>
         </w:rPr>
-        <w:t>品臻</w:t>
-      </w:r>
+        <w:t>品</w:t>
+      </w:r>
+      <w:proofErr w:type="gramStart"/>
+      <w:r>
+        <w:rPr>
+          <w:rFonts w:hint="eastAsia"/>
+          <w:b/>
+          <w:bCs/>
+        </w:rPr>
+        <w:t>臻</w:t>
+      </w:r>
+      <w:proofErr w:type="gramEnd"/>
       <w:r>
         <w:rPr>
           <w:rFonts w:hint="eastAsia"/>
@@ -558,6 +614,7 @@
         </w:rPr>
         <w:t>套</w:t>
       </w:r>
+      <w:proofErr w:type="gramStart"/>
       <w:r>
         <w:rPr>
           <w:b/>
@@ -565,6 +622,7 @@
         </w:rPr>
         <w:t>’</w:t>
       </w:r>
+      <w:proofErr w:type="gramEnd"/>
       <w:r>
         <w:rPr>
           <w:rFonts w:ascii="Times New Roman" w:eastAsia="新細明體" w:hAnsi="Times New Roman" w:cs="Times New Roman"/>
@@ -607,6 +665,7 @@
         </w:rPr>
         <w:t>)</w:t>
       </w:r>
+      <w:proofErr w:type="gramStart"/>
       <w:r>
         <w:rPr>
           <w:b/>
@@ -614,6 +673,7 @@
         </w:rPr>
         <w:t>’</w:t>
       </w:r>
+      <w:proofErr w:type="gramEnd"/>
       <w:r>
         <w:rPr>
           <w:rFonts w:hint="eastAsia"/>
@@ -707,7 +767,25 @@
           <w:b/>
           <w:bCs/>
         </w:rPr>
-        <w:t>思璇：</w:t>
+        <w:t>思</w:t>
+      </w:r>
+      <w:proofErr w:type="gramStart"/>
+      <w:r>
+        <w:rPr>
+          <w:rFonts w:hint="eastAsia"/>
+          <w:b/>
+          <w:bCs/>
+        </w:rPr>
+        <w:t>璇</w:t>
+      </w:r>
+      <w:proofErr w:type="gramEnd"/>
+      <w:r>
+        <w:rPr>
+          <w:rFonts w:hint="eastAsia"/>
+          <w:b/>
+          <w:bCs/>
+        </w:rPr>
+        <w:t>：</w:t>
       </w:r>
     </w:p>
     <w:p>
@@ -835,7 +913,6 @@
     <w:p>
       <w:pPr>
         <w:rPr>
-          <w:rFonts w:hint="eastAsia"/>
           <w:b/>
           <w:bCs/>
         </w:rPr>

--- a/會議記錄/2025.07.14.docx
+++ b/會議記錄/2025.07.14.docx
@@ -253,12 +253,56 @@
         </w:rPr>
         <w:t>,</w:t>
       </w:r>
-      <w:r>
-        <w:rPr>
-          <w:rFonts w:hint="eastAsia"/>
+    </w:p>
+    <w:p>
+      <w:pPr>
+        <w:ind w:firstLine="480"/>
+        <w:rPr>
+          <w:rFonts w:hint="eastAsia"/>
+          <w:color w:val="153D63" w:themeColor="text2" w:themeTint="E6"/>
+        </w:rPr>
+      </w:pPr>
+      <w:r>
+        <w:rPr>
+          <w:rFonts w:hint="eastAsia"/>
+        </w:rPr>
+        <w:t xml:space="preserve"> </w:t>
+      </w:r>
+      <w:r>
+        <w:rPr>
+          <w:rFonts w:hint="eastAsia"/>
+          <w:color w:val="153D63" w:themeColor="text2" w:themeTint="E6"/>
+        </w:rPr>
+        <w:t xml:space="preserve"> </w:t>
+      </w:r>
+      <w:r>
+        <w:rPr>
+          <w:rFonts w:hint="eastAsia"/>
+          <w:color w:val="153D63" w:themeColor="text2" w:themeTint="E6"/>
         </w:rPr>
         <w:t>商家審核清單</w:t>
       </w:r>
+      <w:r>
+        <w:rPr>
+          <w:rFonts w:hint="eastAsia"/>
+          <w:color w:val="153D63" w:themeColor="text2" w:themeTint="E6"/>
+        </w:rPr>
+        <w:t>(</w:t>
+      </w:r>
+      <w:r>
+        <w:rPr>
+          <w:rFonts w:hint="eastAsia"/>
+          <w:color w:val="153D63" w:themeColor="text2" w:themeTint="E6"/>
+        </w:rPr>
+        <w:t>完成</w:t>
+      </w:r>
+      <w:r>
+        <w:rPr>
+          <w:rFonts w:hint="eastAsia"/>
+          <w:color w:val="153D63" w:themeColor="text2" w:themeTint="E6"/>
+        </w:rPr>
+        <w:t>)</w:t>
+      </w:r>
     </w:p>
     <w:p>
       <w:pPr>
@@ -299,11 +343,53 @@
       <w:pPr>
         <w:ind w:firstLine="480"/>
       </w:pPr>
+      <w:r>
+        <w:rPr>
+          <w:rFonts w:hint="eastAsia"/>
+        </w:rPr>
+        <w:t>5.</w:t>
+      </w:r>
+      <w:r>
+        <w:rPr>
+          <w:rFonts w:hint="eastAsia"/>
+        </w:rPr>
+        <w:t>拒絕後回信部分</w:t>
+      </w:r>
+      <w:r>
+        <w:rPr>
+          <w:rFonts w:hint="eastAsia"/>
+        </w:rPr>
+        <w:t>(</w:t>
+      </w:r>
+      <w:r>
+        <w:rPr>
+          <w:rFonts w:hint="eastAsia"/>
+        </w:rPr>
+        <w:t>下周</w:t>
+      </w:r>
+      <w:r>
+        <w:rPr>
+          <w:rFonts w:hint="eastAsia"/>
+        </w:rPr>
+        <w:t>)</w:t>
+      </w:r>
+    </w:p>
+    <w:p>
+      <w:pPr>
+        <w:rPr>
+          <w:rFonts w:hint="eastAsia"/>
+        </w:rPr>
+      </w:pPr>
     </w:p>
     <w:p>
       <w:pPr>
         <w:ind w:firstLine="480"/>
       </w:pPr>
+    </w:p>
+    <w:p>
+      <w:pPr>
+        <w:ind w:firstLine="480"/>
+      </w:pPr>
       <w:r>
         <w:t>S</w:t>
       </w:r>
@@ -406,6 +492,7 @@
           <w:b/>
           <w:bCs/>
         </w:rPr>
+        <w:lastRenderedPageBreak/>
         <w:t>雨琦</w:t>
       </w:r>
       <w:proofErr w:type="gramEnd"/>
@@ -921,6 +1008,7 @@
         <w:rPr>
           <w:noProof/>
         </w:rPr>
+        <w:lastRenderedPageBreak/>
         <w:drawing>
           <wp:inline distT="0" distB="0" distL="114300" distR="114300" wp14:anchorId="446C61FD" wp14:editId="0CF80ADE">
             <wp:extent cx="5273675" cy="2814320"/>

--- a/會議記錄/2025.07.14.docx
+++ b/會議記錄/2025.07.14.docx
@@ -136,7 +136,6 @@
     <w:p>
       <w:pPr>
         <w:rPr>
-          <w:rFonts w:hint="eastAsia"/>
           <w:color w:val="153D63" w:themeColor="text2" w:themeTint="E6"/>
         </w:rPr>
       </w:pPr>
@@ -258,7 +257,6 @@
       <w:pPr>
         <w:ind w:firstLine="480"/>
         <w:rPr>
-          <w:rFonts w:hint="eastAsia"/>
           <w:color w:val="153D63" w:themeColor="text2" w:themeTint="E6"/>
         </w:rPr>
       </w:pPr>
@@ -376,20 +374,64 @@
     </w:p>
     <w:p>
       <w:pPr>
-        <w:rPr>
-          <w:rFonts w:hint="eastAsia"/>
-        </w:rPr>
-      </w:pPr>
-    </w:p>
-    <w:p>
-      <w:pPr>
         <w:ind w:firstLine="480"/>
-      </w:pPr>
-    </w:p>
+        <w:rPr>
+          <w:rFonts w:hint="eastAsia"/>
+        </w:rPr>
+      </w:pPr>
+      <w:r>
+        <w:rPr>
+          <w:rFonts w:hint="eastAsia"/>
+        </w:rPr>
+        <w:t>6.</w:t>
+      </w:r>
+      <w:r>
+        <w:rPr>
+          <w:rFonts w:hint="eastAsia"/>
+        </w:rPr>
+        <w:t>商家表單</w:t>
+      </w:r>
+      <w:r>
+        <w:rPr>
+          <w:rFonts w:hint="eastAsia"/>
+        </w:rPr>
+        <w:t>ai</w:t>
+      </w:r>
+      <w:r>
+        <w:rPr>
+          <w:rFonts w:hint="eastAsia"/>
+        </w:rPr>
+        <w:t>審核規則</w:t>
+      </w:r>
+      <w:r>
+        <w:rPr>
+          <w:rFonts w:hint="eastAsia"/>
+        </w:rPr>
+        <w:t>(</w:t>
+      </w:r>
+      <w:r>
+        <w:rPr>
+          <w:rFonts w:hint="eastAsia"/>
+        </w:rPr>
+        <w:t>下周</w:t>
+      </w:r>
+      <w:r>
+        <w:rPr>
+          <w:rFonts w:hint="eastAsia"/>
+        </w:rPr>
+        <w:t>)</w:t>
+      </w:r>
+    </w:p>
+    <w:p/>
     <w:p>
       <w:pPr>
         <w:ind w:firstLine="480"/>
       </w:pPr>
+    </w:p>
+    <w:p>
+      <w:pPr>
+        <w:ind w:firstLine="480"/>
+      </w:pPr>
       <w:r>
         <w:t>S</w:t>
       </w:r>
@@ -459,43 +501,32 @@
         <w:rPr>
           <w:rFonts w:hint="eastAsia"/>
         </w:rPr>
-        <w:t>前</w:t>
-      </w:r>
-      <w:proofErr w:type="gramStart"/>
-      <w:r>
-        <w:rPr>
-          <w:rFonts w:hint="eastAsia"/>
-        </w:rPr>
-        <w:t>端金鑰</w:t>
-      </w:r>
-      <w:proofErr w:type="gramEnd"/>
-    </w:p>
-    <w:p>
-      <w:pPr>
-        <w:rPr>
-          <w:b/>
-          <w:bCs/>
-        </w:rPr>
-      </w:pPr>
-    </w:p>
-    <w:p>
-      <w:pPr>
-        <w:rPr>
-          <w:b/>
-          <w:bCs/>
-        </w:rPr>
-      </w:pPr>
-      <w:proofErr w:type="gramStart"/>
-      <w:r>
-        <w:rPr>
-          <w:rFonts w:hint="eastAsia"/>
-          <w:b/>
-          <w:bCs/>
-        </w:rPr>
-        <w:lastRenderedPageBreak/>
+        <w:t>前端金鑰</w:t>
+      </w:r>
+    </w:p>
+    <w:p>
+      <w:pPr>
+        <w:rPr>
+          <w:b/>
+          <w:bCs/>
+        </w:rPr>
+      </w:pPr>
+    </w:p>
+    <w:p>
+      <w:pPr>
+        <w:rPr>
+          <w:b/>
+          <w:bCs/>
+        </w:rPr>
+      </w:pPr>
+      <w:r>
+        <w:rPr>
+          <w:rFonts w:hint="eastAsia"/>
+          <w:b/>
+          <w:bCs/>
+        </w:rPr>
         <w:t>雨琦</w:t>
       </w:r>
-      <w:proofErr w:type="gramEnd"/>
       <w:r>
         <w:rPr>
           <w:rFonts w:hint="eastAsia"/>
@@ -533,55 +564,7 @@
           <w:b/>
           <w:bCs/>
         </w:rPr>
-        <w:t>path('</w:t>
-      </w:r>
-      <w:proofErr w:type="spellStart"/>
-      <w:r>
-        <w:rPr>
-          <w:b/>
-          <w:bCs/>
-        </w:rPr>
-        <w:t>admin_login</w:t>
-      </w:r>
-      <w:proofErr w:type="spellEnd"/>
-      <w:r>
-        <w:rPr>
-          <w:b/>
-          <w:bCs/>
-        </w:rPr>
-        <w:t xml:space="preserve">/', </w:t>
-      </w:r>
-      <w:proofErr w:type="spellStart"/>
-      <w:r>
-        <w:rPr>
-          <w:b/>
-          <w:bCs/>
-        </w:rPr>
-        <w:t>views.admin_login</w:t>
-      </w:r>
-      <w:proofErr w:type="spellEnd"/>
-      <w:r>
-        <w:rPr>
-          <w:b/>
-          <w:bCs/>
-        </w:rPr>
-        <w:t>, name='</w:t>
-      </w:r>
-      <w:proofErr w:type="spellStart"/>
-      <w:r>
-        <w:rPr>
-          <w:b/>
-          <w:bCs/>
-        </w:rPr>
-        <w:t>admin_login</w:t>
-      </w:r>
-      <w:proofErr w:type="spellEnd"/>
-      <w:r>
-        <w:rPr>
-          <w:b/>
-          <w:bCs/>
-        </w:rPr>
-        <w:t>'),#</w:t>
+        <w:t>path('admin_login/', views.admin_login, name='admin_login'),#</w:t>
       </w:r>
       <w:r>
         <w:rPr>
@@ -636,18 +619,8 @@
           <w:b/>
           <w:bCs/>
         </w:rPr>
-        <w:t>品</w:t>
-      </w:r>
-      <w:proofErr w:type="gramStart"/>
-      <w:r>
-        <w:rPr>
-          <w:rFonts w:hint="eastAsia"/>
-          <w:b/>
-          <w:bCs/>
-        </w:rPr>
-        <w:t>臻</w:t>
-      </w:r>
-      <w:proofErr w:type="gramEnd"/>
+        <w:t>品臻</w:t>
+      </w:r>
       <w:r>
         <w:rPr>
           <w:rFonts w:hint="eastAsia"/>
@@ -701,7 +674,6 @@
         </w:rPr>
         <w:t>套</w:t>
       </w:r>
-      <w:proofErr w:type="gramStart"/>
       <w:r>
         <w:rPr>
           <w:b/>
@@ -709,7 +681,6 @@
         </w:rPr>
         <w:t>’</w:t>
       </w:r>
-      <w:proofErr w:type="gramEnd"/>
       <w:r>
         <w:rPr>
           <w:rFonts w:ascii="Times New Roman" w:eastAsia="新細明體" w:hAnsi="Times New Roman" w:cs="Times New Roman"/>
@@ -752,7 +723,6 @@
         </w:rPr>
         <w:t>)</w:t>
       </w:r>
-      <w:proofErr w:type="gramStart"/>
       <w:r>
         <w:rPr>
           <w:b/>
@@ -760,7 +730,6 @@
         </w:rPr>
         <w:t>’</w:t>
       </w:r>
-      <w:proofErr w:type="gramEnd"/>
       <w:r>
         <w:rPr>
           <w:rFonts w:hint="eastAsia"/>
@@ -854,25 +823,7 @@
           <w:b/>
           <w:bCs/>
         </w:rPr>
-        <w:t>思</w:t>
-      </w:r>
-      <w:proofErr w:type="gramStart"/>
-      <w:r>
-        <w:rPr>
-          <w:rFonts w:hint="eastAsia"/>
-          <w:b/>
-          <w:bCs/>
-        </w:rPr>
-        <w:t>璇</w:t>
-      </w:r>
-      <w:proofErr w:type="gramEnd"/>
-      <w:r>
-        <w:rPr>
-          <w:rFonts w:hint="eastAsia"/>
-          <w:b/>
-          <w:bCs/>
-        </w:rPr>
-        <w:t>：</w:t>
+        <w:t>思璇：</w:t>
       </w:r>
     </w:p>
     <w:p>
@@ -890,7 +841,6 @@
         </w:rPr>
         <w:t>確定</w:t>
       </w:r>
-      <w:proofErr w:type="spellStart"/>
       <w:r>
         <w:rPr>
           <w:rFonts w:hint="eastAsia"/>
@@ -899,7 +849,6 @@
         </w:rPr>
         <w:t>url</w:t>
       </w:r>
-      <w:proofErr w:type="spellEnd"/>
       <w:r>
         <w:rPr>
           <w:rFonts w:hint="eastAsia"/>

--- a/會議記錄/2025.07.14.docx
+++ b/會議記錄/2025.07.14.docx
@@ -375,9 +375,6 @@
     <w:p>
       <w:pPr>
         <w:ind w:firstLine="480"/>
-        <w:rPr>
-          <w:rFonts w:hint="eastAsia"/>
-        </w:rPr>
       </w:pPr>
       <w:r>
         <w:rPr>
@@ -501,24 +498,33 @@
         <w:rPr>
           <w:rFonts w:hint="eastAsia"/>
         </w:rPr>
-        <w:t>前端金鑰</w:t>
-      </w:r>
-    </w:p>
-    <w:p>
-      <w:pPr>
-        <w:rPr>
-          <w:b/>
-          <w:bCs/>
-        </w:rPr>
-      </w:pPr>
-    </w:p>
-    <w:p>
-      <w:pPr>
-        <w:rPr>
-          <w:b/>
-          <w:bCs/>
-        </w:rPr>
-      </w:pPr>
+        <w:t>前</w:t>
+      </w:r>
+      <w:proofErr w:type="gramStart"/>
+      <w:r>
+        <w:rPr>
+          <w:rFonts w:hint="eastAsia"/>
+        </w:rPr>
+        <w:t>端金鑰</w:t>
+      </w:r>
+      <w:proofErr w:type="gramEnd"/>
+    </w:p>
+    <w:p>
+      <w:pPr>
+        <w:rPr>
+          <w:b/>
+          <w:bCs/>
+        </w:rPr>
+      </w:pPr>
+    </w:p>
+    <w:p>
+      <w:pPr>
+        <w:rPr>
+          <w:b/>
+          <w:bCs/>
+        </w:rPr>
+      </w:pPr>
+      <w:proofErr w:type="gramStart"/>
       <w:r>
         <w:rPr>
           <w:rFonts w:hint="eastAsia"/>
@@ -527,6 +533,7 @@
         </w:rPr>
         <w:t>雨琦</w:t>
       </w:r>
+      <w:proofErr w:type="gramEnd"/>
       <w:r>
         <w:rPr>
           <w:rFonts w:hint="eastAsia"/>
@@ -619,8 +626,18 @@
           <w:b/>
           <w:bCs/>
         </w:rPr>
-        <w:t>品臻</w:t>
-      </w:r>
+        <w:t>品</w:t>
+      </w:r>
+      <w:proofErr w:type="gramStart"/>
+      <w:r>
+        <w:rPr>
+          <w:rFonts w:hint="eastAsia"/>
+          <w:b/>
+          <w:bCs/>
+        </w:rPr>
+        <w:t>臻</w:t>
+      </w:r>
+      <w:proofErr w:type="gramEnd"/>
       <w:r>
         <w:rPr>
           <w:rFonts w:hint="eastAsia"/>
@@ -679,24 +696,6 @@
           <w:b/>
           <w:bCs/>
         </w:rPr>
-        <w:t>’</w:t>
-      </w:r>
-      <w:r>
-        <w:rPr>
-          <w:rFonts w:ascii="Times New Roman" w:eastAsia="新細明體" w:hAnsi="Times New Roman" w:cs="Times New Roman"/>
-          <w:b/>
-          <w:bCs/>
-          <w:color w:val="000000"/>
-          <w:kern w:val="36"/>
-          <w14:ligatures w14:val="none"/>
-        </w:rPr>
-        <w:t xml:space="preserve"> </w:t>
-      </w:r>
-      <w:r>
-        <w:rPr>
-          <w:b/>
-          <w:bCs/>
-        </w:rPr>
         <w:t>騷擾應對防治</w:t>
       </w:r>
       <w:r>
@@ -705,38 +704,33 @@
           <w:b/>
           <w:bCs/>
         </w:rPr>
-        <w:t>(</w:t>
-      </w:r>
-      <w:r>
-        <w:rPr>
-          <w:rFonts w:hint="eastAsia"/>
-          <w:b/>
-          <w:bCs/>
-        </w:rPr>
-        <w:t>含教育網頁、最近警局</w:t>
-      </w:r>
-      <w:r>
-        <w:rPr>
-          <w:rFonts w:hint="eastAsia"/>
-          <w:b/>
-          <w:bCs/>
-        </w:rPr>
-        <w:t>)</w:t>
-      </w:r>
-      <w:r>
-        <w:rPr>
-          <w:b/>
-          <w:bCs/>
-        </w:rPr>
-        <w:t>’</w:t>
-      </w:r>
-      <w:r>
-        <w:rPr>
-          <w:rFonts w:hint="eastAsia"/>
-          <w:b/>
-          <w:bCs/>
-        </w:rPr>
         <w:t>的模板</w:t>
+      </w:r>
+    </w:p>
+    <w:p>
+      <w:pPr>
+        <w:pStyle w:val="12"/>
+        <w:ind w:left="0"/>
+        <w:rPr>
+          <w:b/>
+          <w:bCs/>
+        </w:rPr>
+      </w:pPr>
+      <w:r>
+        <w:rPr>
+          <w:rFonts w:ascii="Segoe UI Emoji" w:hAnsi="Segoe UI Emoji" w:cs="Segoe UI Emoji"/>
+          <w:b/>
+          <w:bCs/>
+        </w:rPr>
+        <w:t>✅</w:t>
+      </w:r>
+      <w:r>
+        <w:rPr>
+          <w:rFonts w:hint="eastAsia"/>
+          <w:b/>
+          <w:bCs/>
+        </w:rPr>
+        <w:t>套教育網頁的模板</w:t>
       </w:r>
     </w:p>
     <w:p>
@@ -757,7 +751,7 @@
           <w:b/>
           <w:bCs/>
         </w:rPr>
-        <w:t>處理最近警局有些問題</w:t>
+        <w:t>套最近警局的模板</w:t>
       </w:r>
     </w:p>
     <w:p>
@@ -778,7 +772,7 @@
           <w:b/>
           <w:bCs/>
         </w:rPr>
-        <w:t>弄弄看最近警局的「用戶最近的警局」</w:t>
+        <w:t>處理最近警局有些問題</w:t>
       </w:r>
     </w:p>
     <w:p>
@@ -799,6 +793,27 @@
           <w:b/>
           <w:bCs/>
         </w:rPr>
+        <w:t>弄弄看最近警局的「用戶最近的警局」</w:t>
+      </w:r>
+    </w:p>
+    <w:p>
+      <w:pPr>
+        <w:pStyle w:val="12"/>
+        <w:numPr>
+          <w:ilvl w:val="0"/>
+          <w:numId w:val="1"/>
+        </w:numPr>
+        <w:rPr>
+          <w:b/>
+          <w:bCs/>
+        </w:rPr>
+      </w:pPr>
+      <w:r>
+        <w:rPr>
+          <w:rFonts w:hint="eastAsia"/>
+          <w:b/>
+          <w:bCs/>
+        </w:rPr>
         <w:t>人臉馬賽克嘗試連接使用者填寫的表單</w:t>
       </w:r>
     </w:p>
@@ -823,7 +838,25 @@
           <w:b/>
           <w:bCs/>
         </w:rPr>
-        <w:t>思璇：</w:t>
+        <w:t>思</w:t>
+      </w:r>
+      <w:proofErr w:type="gramStart"/>
+      <w:r>
+        <w:rPr>
+          <w:rFonts w:hint="eastAsia"/>
+          <w:b/>
+          <w:bCs/>
+        </w:rPr>
+        <w:t>璇</w:t>
+      </w:r>
+      <w:proofErr w:type="gramEnd"/>
+      <w:r>
+        <w:rPr>
+          <w:rFonts w:hint="eastAsia"/>
+          <w:b/>
+          <w:bCs/>
+        </w:rPr>
+        <w:t>：</w:t>
       </w:r>
     </w:p>
     <w:p>

--- a/會議記錄/2025.07.14.docx
+++ b/會議記錄/2025.07.14.docx
@@ -498,33 +498,24 @@
         <w:rPr>
           <w:rFonts w:hint="eastAsia"/>
         </w:rPr>
-        <w:t>前</w:t>
-      </w:r>
-      <w:proofErr w:type="gramStart"/>
-      <w:r>
-        <w:rPr>
-          <w:rFonts w:hint="eastAsia"/>
-        </w:rPr>
-        <w:t>端金鑰</w:t>
-      </w:r>
-      <w:proofErr w:type="gramEnd"/>
-    </w:p>
-    <w:p>
-      <w:pPr>
-        <w:rPr>
-          <w:b/>
-          <w:bCs/>
-        </w:rPr>
-      </w:pPr>
-    </w:p>
-    <w:p>
-      <w:pPr>
-        <w:rPr>
-          <w:b/>
-          <w:bCs/>
-        </w:rPr>
-      </w:pPr>
-      <w:proofErr w:type="gramStart"/>
+        <w:t>前端金鑰</w:t>
+      </w:r>
+    </w:p>
+    <w:p>
+      <w:pPr>
+        <w:rPr>
+          <w:b/>
+          <w:bCs/>
+        </w:rPr>
+      </w:pPr>
+    </w:p>
+    <w:p>
+      <w:pPr>
+        <w:rPr>
+          <w:b/>
+          <w:bCs/>
+        </w:rPr>
+      </w:pPr>
       <w:r>
         <w:rPr>
           <w:rFonts w:hint="eastAsia"/>
@@ -533,7 +524,6 @@
         </w:rPr>
         <w:t>雨琦</w:t>
       </w:r>
-      <w:proofErr w:type="gramEnd"/>
       <w:r>
         <w:rPr>
           <w:rFonts w:hint="eastAsia"/>
@@ -626,18 +616,8 @@
           <w:b/>
           <w:bCs/>
         </w:rPr>
-        <w:t>品</w:t>
-      </w:r>
-      <w:proofErr w:type="gramStart"/>
-      <w:r>
-        <w:rPr>
-          <w:rFonts w:hint="eastAsia"/>
-          <w:b/>
-          <w:bCs/>
-        </w:rPr>
-        <w:t>臻</w:t>
-      </w:r>
-      <w:proofErr w:type="gramEnd"/>
+        <w:t>品臻</w:t>
+      </w:r>
       <w:r>
         <w:rPr>
           <w:rFonts w:hint="eastAsia"/>
@@ -730,7 +710,23 @@
           <w:b/>
           <w:bCs/>
         </w:rPr>
-        <w:t>套教育網頁的模板</w:t>
+        <w:t>套教育網頁</w:t>
+      </w:r>
+      <w:r>
+        <w:rPr>
+          <w:rFonts w:hint="eastAsia"/>
+          <w:b/>
+          <w:bCs/>
+        </w:rPr>
+        <w:t>、</w:t>
+      </w:r>
+      <w:r>
+        <w:rPr>
+          <w:rFonts w:hint="eastAsia"/>
+          <w:b/>
+          <w:bCs/>
+        </w:rPr>
+        <w:t>最近警局的模板</w:t>
       </w:r>
     </w:p>
     <w:p>
@@ -751,7 +747,7 @@
           <w:b/>
           <w:bCs/>
         </w:rPr>
-        <w:t>套最近警局的模板</w:t>
+        <w:t>處理最近警局有些問題</w:t>
       </w:r>
     </w:p>
     <w:p>
@@ -772,7 +768,7 @@
           <w:b/>
           <w:bCs/>
         </w:rPr>
-        <w:t>處理最近警局有些問題</w:t>
+        <w:t>弄弄看最近警局的「用戶最近的警局」</w:t>
       </w:r>
     </w:p>
     <w:p>
@@ -793,27 +789,6 @@
           <w:b/>
           <w:bCs/>
         </w:rPr>
-        <w:t>弄弄看最近警局的「用戶最近的警局」</w:t>
-      </w:r>
-    </w:p>
-    <w:p>
-      <w:pPr>
-        <w:pStyle w:val="12"/>
-        <w:numPr>
-          <w:ilvl w:val="0"/>
-          <w:numId w:val="1"/>
-        </w:numPr>
-        <w:rPr>
-          <w:b/>
-          <w:bCs/>
-        </w:rPr>
-      </w:pPr>
-      <w:r>
-        <w:rPr>
-          <w:rFonts w:hint="eastAsia"/>
-          <w:b/>
-          <w:bCs/>
-        </w:rPr>
         <w:t>人臉馬賽克嘗試連接使用者填寫的表單</w:t>
       </w:r>
     </w:p>
@@ -838,25 +813,7 @@
           <w:b/>
           <w:bCs/>
         </w:rPr>
-        <w:t>思</w:t>
-      </w:r>
-      <w:proofErr w:type="gramStart"/>
-      <w:r>
-        <w:rPr>
-          <w:rFonts w:hint="eastAsia"/>
-          <w:b/>
-          <w:bCs/>
-        </w:rPr>
-        <w:t>璇</w:t>
-      </w:r>
-      <w:proofErr w:type="gramEnd"/>
-      <w:r>
-        <w:rPr>
-          <w:rFonts w:hint="eastAsia"/>
-          <w:b/>
-          <w:bCs/>
-        </w:rPr>
-        <w:t>：</w:t>
+        <w:t>思璇：</w:t>
       </w:r>
     </w:p>
     <w:p>

--- a/會議記錄/2025.07.14.docx
+++ b/會議記錄/2025.07.14.docx
@@ -315,27 +315,59 @@
       <w:r>
         <w:rPr>
           <w:rFonts w:hint="eastAsia"/>
+          <w:color w:val="002060"/>
+        </w:rPr>
+        <w:t>事件</w:t>
+      </w:r>
+      <w:r>
+        <w:rPr>
+          <w:rFonts w:hint="eastAsia"/>
+          <w:color w:val="002060"/>
         </w:rPr>
         <w:t>地圖</w:t>
       </w:r>
       <w:r>
         <w:rPr>
           <w:rFonts w:hint="eastAsia"/>
+          <w:color w:val="002060"/>
         </w:rPr>
         <w:t>(</w:t>
       </w:r>
       <w:r>
         <w:rPr>
           <w:rFonts w:hint="eastAsia"/>
+          <w:color w:val="002060"/>
         </w:rPr>
         <w:t>要顯示很多的</w:t>
       </w:r>
       <w:r>
         <w:rPr>
           <w:rFonts w:hint="eastAsia"/>
+          <w:color w:val="002060"/>
         </w:rPr>
         <w:t>)</w:t>
       </w:r>
+      <w:r>
+        <w:rPr>
+          <w:rFonts w:hint="eastAsia"/>
+          <w:color w:val="002060"/>
+        </w:rPr>
+        <w:t xml:space="preserve"> (</w:t>
+      </w:r>
+      <w:r>
+        <w:rPr>
+          <w:rFonts w:hint="eastAsia"/>
+          <w:color w:val="002060"/>
+        </w:rPr>
+        <w:t>完成</w:t>
+      </w:r>
+      <w:r>
+        <w:rPr>
+          <w:rFonts w:hint="eastAsia"/>
+          <w:color w:val="002060"/>
+        </w:rPr>
+        <w:t>)</w:t>
+      </w:r>
     </w:p>
     <w:p>
       <w:pPr>
@@ -375,9 +407,6 @@
     <w:p>
       <w:pPr>
         <w:ind w:firstLine="480"/>
-        <w:rPr>
-          <w:rFonts w:hint="eastAsia"/>
-        </w:rPr>
       </w:pPr>
       <w:r>
         <w:rPr>
@@ -422,6 +451,118 @@
         <w:t>)</w:t>
       </w:r>
     </w:p>
+    <w:p>
+      <w:pPr>
+        <w:ind w:firstLine="480"/>
+      </w:pPr>
+      <w:r>
+        <w:rPr>
+          <w:rFonts w:hint="eastAsia"/>
+        </w:rPr>
+        <w:t>7.</w:t>
+      </w:r>
+      <w:r>
+        <w:rPr>
+          <w:rFonts w:hint="eastAsia"/>
+        </w:rPr>
+        <w:t>地圖依照分類</w:t>
+      </w:r>
+      <w:r>
+        <w:rPr>
+          <w:rFonts w:hint="eastAsia"/>
+        </w:rPr>
+        <w:t>(</w:t>
+      </w:r>
+      <w:r>
+        <w:rPr>
+          <w:rFonts w:hint="eastAsia"/>
+        </w:rPr>
+        <w:t>下拉式</w:t>
+      </w:r>
+      <w:r>
+        <w:rPr>
+          <w:rFonts w:hint="eastAsia"/>
+        </w:rPr>
+        <w:t>/</w:t>
+      </w:r>
+      <w:r>
+        <w:rPr>
+          <w:rFonts w:hint="eastAsia"/>
+        </w:rPr>
+        <w:t>時間</w:t>
+      </w:r>
+      <w:r>
+        <w:rPr>
+          <w:rFonts w:hint="eastAsia"/>
+        </w:rPr>
+        <w:t>)</w:t>
+      </w:r>
+      <w:r>
+        <w:rPr>
+          <w:rFonts w:hint="eastAsia"/>
+        </w:rPr>
+        <w:t>顯示</w:t>
+      </w:r>
+      <w:r>
+        <w:rPr>
+          <w:rFonts w:hint="eastAsia"/>
+        </w:rPr>
+        <w:t>(</w:t>
+      </w:r>
+      <w:r>
+        <w:rPr>
+          <w:rFonts w:hint="eastAsia"/>
+        </w:rPr>
+        <w:t>下周</w:t>
+      </w:r>
+      <w:r>
+        <w:rPr>
+          <w:rFonts w:hint="eastAsia"/>
+        </w:rPr>
+        <w:t>)</w:t>
+      </w:r>
+    </w:p>
+    <w:p>
+      <w:pPr>
+        <w:ind w:firstLine="480"/>
+      </w:pPr>
+      <w:r>
+        <w:rPr>
+          <w:rFonts w:hint="eastAsia"/>
+        </w:rPr>
+        <w:t>8.</w:t>
+      </w:r>
+      <w:r>
+        <w:t xml:space="preserve"> </w:t>
+      </w:r>
+      <w:hyperlink r:id="rId9" w:history="1">
+        <w:r>
+          <w:rPr>
+            <w:rStyle w:val="ad"/>
+          </w:rPr>
+          <w:t>http://127.0.0.1:8000/admin_reviews/#</w:t>
+        </w:r>
+      </w:hyperlink>
+      <w:r>
+        <w:rPr>
+          <w:rFonts w:hint="eastAsia"/>
+        </w:rPr>
+        <w:t xml:space="preserve"> </w:t>
+      </w:r>
+      <w:r>
+        <w:rPr>
+          <w:rFonts w:hint="eastAsia"/>
+        </w:rPr>
+        <w:t>的</w:t>
+      </w:r>
+      <w:r>
+        <w:rPr>
+          <w:b/>
+          <w:bCs/>
+        </w:rPr>
+        <w:t>審核時間</w:t>
+      </w:r>
+    </w:p>
     <w:p/>
     <w:p>
       <w:pPr>
@@ -463,6 +604,7 @@
         <w:rPr>
           <w:rFonts w:hint="eastAsia"/>
         </w:rPr>
+        <w:lastRenderedPageBreak/>
         <w:t xml:space="preserve">   </w:t>
       </w:r>
       <w:r>
@@ -501,24 +643,33 @@
         <w:rPr>
           <w:rFonts w:hint="eastAsia"/>
         </w:rPr>
-        <w:t>前端金鑰</w:t>
-      </w:r>
-    </w:p>
-    <w:p>
-      <w:pPr>
-        <w:rPr>
-          <w:b/>
-          <w:bCs/>
-        </w:rPr>
-      </w:pPr>
-    </w:p>
-    <w:p>
-      <w:pPr>
-        <w:rPr>
-          <w:b/>
-          <w:bCs/>
-        </w:rPr>
-      </w:pPr>
+        <w:t>前</w:t>
+      </w:r>
+      <w:proofErr w:type="gramStart"/>
+      <w:r>
+        <w:rPr>
+          <w:rFonts w:hint="eastAsia"/>
+        </w:rPr>
+        <w:t>端金鑰</w:t>
+      </w:r>
+      <w:proofErr w:type="gramEnd"/>
+    </w:p>
+    <w:p>
+      <w:pPr>
+        <w:rPr>
+          <w:b/>
+          <w:bCs/>
+        </w:rPr>
+      </w:pPr>
+    </w:p>
+    <w:p>
+      <w:pPr>
+        <w:rPr>
+          <w:b/>
+          <w:bCs/>
+        </w:rPr>
+      </w:pPr>
+      <w:proofErr w:type="gramStart"/>
       <w:r>
         <w:rPr>
           <w:rFonts w:hint="eastAsia"/>
@@ -527,6 +678,7 @@
         </w:rPr>
         <w:t>雨琦</w:t>
       </w:r>
+      <w:proofErr w:type="gramEnd"/>
       <w:r>
         <w:rPr>
           <w:rFonts w:hint="eastAsia"/>
@@ -564,7 +716,55 @@
           <w:b/>
           <w:bCs/>
         </w:rPr>
-        <w:t>path('admin_login/', views.admin_login, name='admin_login'),#</w:t>
+        <w:t>path('</w:t>
+      </w:r>
+      <w:proofErr w:type="spellStart"/>
+      <w:r>
+        <w:rPr>
+          <w:b/>
+          <w:bCs/>
+        </w:rPr>
+        <w:t>admin_login</w:t>
+      </w:r>
+      <w:proofErr w:type="spellEnd"/>
+      <w:r>
+        <w:rPr>
+          <w:b/>
+          <w:bCs/>
+        </w:rPr>
+        <w:t xml:space="preserve">/', </w:t>
+      </w:r>
+      <w:proofErr w:type="spellStart"/>
+      <w:r>
+        <w:rPr>
+          <w:b/>
+          <w:bCs/>
+        </w:rPr>
+        <w:t>views.admin_login</w:t>
+      </w:r>
+      <w:proofErr w:type="spellEnd"/>
+      <w:r>
+        <w:rPr>
+          <w:b/>
+          <w:bCs/>
+        </w:rPr>
+        <w:t>, name='</w:t>
+      </w:r>
+      <w:proofErr w:type="spellStart"/>
+      <w:r>
+        <w:rPr>
+          <w:b/>
+          <w:bCs/>
+        </w:rPr>
+        <w:t>admin_login</w:t>
+      </w:r>
+      <w:proofErr w:type="spellEnd"/>
+      <w:r>
+        <w:rPr>
+          <w:b/>
+          <w:bCs/>
+        </w:rPr>
+        <w:t>'),#</w:t>
       </w:r>
       <w:r>
         <w:rPr>
@@ -619,8 +819,18 @@
           <w:b/>
           <w:bCs/>
         </w:rPr>
-        <w:t>品臻</w:t>
-      </w:r>
+        <w:t>品</w:t>
+      </w:r>
+      <w:proofErr w:type="gramStart"/>
+      <w:r>
+        <w:rPr>
+          <w:rFonts w:hint="eastAsia"/>
+          <w:b/>
+          <w:bCs/>
+        </w:rPr>
+        <w:t>臻</w:t>
+      </w:r>
+      <w:proofErr w:type="gramEnd"/>
       <w:r>
         <w:rPr>
           <w:rFonts w:hint="eastAsia"/>
@@ -674,6 +884,7 @@
         </w:rPr>
         <w:t>套</w:t>
       </w:r>
+      <w:proofErr w:type="gramStart"/>
       <w:r>
         <w:rPr>
           <w:b/>
@@ -681,6 +892,7 @@
         </w:rPr>
         <w:t>’</w:t>
       </w:r>
+      <w:proofErr w:type="gramEnd"/>
       <w:r>
         <w:rPr>
           <w:rFonts w:ascii="Times New Roman" w:eastAsia="新細明體" w:hAnsi="Times New Roman" w:cs="Times New Roman"/>
@@ -723,6 +935,7 @@
         </w:rPr>
         <w:t>)</w:t>
       </w:r>
+      <w:proofErr w:type="gramStart"/>
       <w:r>
         <w:rPr>
           <w:b/>
@@ -730,6 +943,7 @@
         </w:rPr>
         <w:t>’</w:t>
       </w:r>
+      <w:proofErr w:type="gramEnd"/>
       <w:r>
         <w:rPr>
           <w:rFonts w:hint="eastAsia"/>
@@ -823,7 +1037,25 @@
           <w:b/>
           <w:bCs/>
         </w:rPr>
-        <w:t>思璇：</w:t>
+        <w:t>思</w:t>
+      </w:r>
+      <w:proofErr w:type="gramStart"/>
+      <w:r>
+        <w:rPr>
+          <w:rFonts w:hint="eastAsia"/>
+          <w:b/>
+          <w:bCs/>
+        </w:rPr>
+        <w:t>璇</w:t>
+      </w:r>
+      <w:proofErr w:type="gramEnd"/>
+      <w:r>
+        <w:rPr>
+          <w:rFonts w:hint="eastAsia"/>
+          <w:b/>
+          <w:bCs/>
+        </w:rPr>
+        <w:t>：</w:t>
       </w:r>
     </w:p>
     <w:p>
@@ -841,6 +1073,7 @@
         </w:rPr>
         <w:t>確定</w:t>
       </w:r>
+      <w:proofErr w:type="spellStart"/>
       <w:r>
         <w:rPr>
           <w:rFonts w:hint="eastAsia"/>
@@ -849,6 +1082,7 @@
         </w:rPr>
         <w:t>url</w:t>
       </w:r>
+      <w:proofErr w:type="spellEnd"/>
       <w:r>
         <w:rPr>
           <w:rFonts w:hint="eastAsia"/>
@@ -976,7 +1210,7 @@
                     </pic:cNvPicPr>
                   </pic:nvPicPr>
                   <pic:blipFill>
-                    <a:blip r:embed="rId9"/>
+                    <a:blip r:embed="rId10"/>
                     <a:stretch>
                       <a:fillRect/>
                     </a:stretch>
@@ -1748,7 +1982,6 @@
   <w:style w:type="character" w:default="1" w:styleId="a0">
     <w:name w:val="Default Paragraph Font"/>
     <w:uiPriority w:val="1"/>
-    <w:semiHidden/>
     <w:unhideWhenUsed/>
   </w:style>
   <w:style w:type="table" w:default="1" w:styleId="a1">
@@ -2094,6 +2327,29 @@
     <w:rPr>
       <w:sz w:val="20"/>
       <w:szCs w:val="20"/>
+    </w:rPr>
+  </w:style>
+  <w:style w:type="character" w:styleId="ad">
+    <w:name w:val="Hyperlink"/>
+    <w:basedOn w:val="a0"/>
+    <w:uiPriority w:val="99"/>
+    <w:unhideWhenUsed/>
+    <w:rsid w:val="008C051D"/>
+    <w:rPr>
+      <w:color w:val="467886" w:themeColor="hyperlink"/>
+      <w:u w:val="single"/>
+    </w:rPr>
+  </w:style>
+  <w:style w:type="character" w:styleId="ae">
+    <w:name w:val="Unresolved Mention"/>
+    <w:basedOn w:val="a0"/>
+    <w:uiPriority w:val="99"/>
+    <w:semiHidden/>
+    <w:unhideWhenUsed/>
+    <w:rsid w:val="008C051D"/>
+    <w:rPr>
+      <w:color w:val="605E5C"/>
+      <w:shd w:val="clear" w:color="auto" w:fill="E1DFDD"/>
     </w:rPr>
   </w:style>
 </w:styles>

--- a/會議記錄/2025.07.14.docx
+++ b/會議記錄/2025.07.14.docx
@@ -419,6 +419,100 @@
         <w:t>)</w:t>
       </w:r>
     </w:p>
+    <w:p>
+      <w:pPr>
+        <w:ind w:firstLine="480"/>
+      </w:pPr>
+      <w:r>
+        <w:t>7.</w:t>
+      </w:r>
+      <w:r>
+        <w:rPr>
+          <w:rFonts w:hint="eastAsia"/>
+        </w:rPr>
+        <w:t>地圖依照分類</w:t>
+      </w:r>
+      <w:r>
+        <w:t>(</w:t>
+      </w:r>
+      <w:r>
+        <w:rPr>
+          <w:rFonts w:hint="eastAsia"/>
+        </w:rPr>
+        <w:t>下拉式</w:t>
+      </w:r>
+      <w:r>
+        <w:t>/</w:t>
+      </w:r>
+      <w:r>
+        <w:rPr>
+          <w:rFonts w:hint="eastAsia"/>
+        </w:rPr>
+        <w:t>時間</w:t>
+      </w:r>
+      <w:r>
+        <w:t>)</w:t>
+      </w:r>
+      <w:r>
+        <w:rPr>
+          <w:rFonts w:hint="eastAsia"/>
+        </w:rPr>
+        <w:t>顯示</w:t>
+      </w:r>
+      <w:r>
+        <w:t>(</w:t>
+      </w:r>
+      <w:r>
+        <w:rPr>
+          <w:rFonts w:hint="eastAsia"/>
+        </w:rPr>
+        <w:t>下周</w:t>
+      </w:r>
+      <w:r>
+        <w:t>)</w:t>
+      </w:r>
+    </w:p>
+    <w:p>
+      <w:pPr>
+        <w:ind w:firstLine="480"/>
+      </w:pPr>
+      <w:r>
+        <w:t xml:space="preserve">8. </w:t>
+      </w:r>
+      <w:hyperlink r:id="rId9" w:history="1">
+        <w:r>
+          <w:rPr>
+            <w:rStyle w:val="ad"/>
+          </w:rPr>
+          <w:t>http://127.0.0.1:8000/admin_reviews/#</w:t>
+        </w:r>
+      </w:hyperlink>
+      <w:r>
+        <w:t xml:space="preserve"> </w:t>
+      </w:r>
+      <w:r>
+        <w:rPr>
+          <w:rFonts w:hint="eastAsia"/>
+        </w:rPr>
+        <w:t>的</w:t>
+      </w:r>
+      <w:r>
+        <w:rPr>
+          <w:rFonts w:hint="eastAsia"/>
+          <w:b/>
+          <w:bCs/>
+        </w:rPr>
+        <w:t>審核時間</w:t>
+      </w:r>
+    </w:p>
+    <w:p>
+      <w:pPr>
+        <w:ind w:firstLine="480"/>
+        <w:rPr>
+          <w:rFonts w:hint="eastAsia"/>
+        </w:rPr>
+      </w:pPr>
+    </w:p>
     <w:p/>
     <w:p>
       <w:pPr>
@@ -561,7 +655,55 @@
           <w:b/>
           <w:bCs/>
         </w:rPr>
-        <w:t>path('admin_login/', views.admin_login, name='admin_login'),#</w:t>
+        <w:t>path('</w:t>
+      </w:r>
+      <w:proofErr w:type="spellStart"/>
+      <w:r>
+        <w:rPr>
+          <w:b/>
+          <w:bCs/>
+        </w:rPr>
+        <w:t>admin_login</w:t>
+      </w:r>
+      <w:proofErr w:type="spellEnd"/>
+      <w:r>
+        <w:rPr>
+          <w:b/>
+          <w:bCs/>
+        </w:rPr>
+        <w:t xml:space="preserve">/', </w:t>
+      </w:r>
+      <w:proofErr w:type="spellStart"/>
+      <w:r>
+        <w:rPr>
+          <w:b/>
+          <w:bCs/>
+        </w:rPr>
+        <w:t>views.admin_login</w:t>
+      </w:r>
+      <w:proofErr w:type="spellEnd"/>
+      <w:r>
+        <w:rPr>
+          <w:b/>
+          <w:bCs/>
+        </w:rPr>
+        <w:t>, name='</w:t>
+      </w:r>
+      <w:proofErr w:type="spellStart"/>
+      <w:r>
+        <w:rPr>
+          <w:b/>
+          <w:bCs/>
+        </w:rPr>
+        <w:t>admin_login</w:t>
+      </w:r>
+      <w:proofErr w:type="spellEnd"/>
+      <w:r>
+        <w:rPr>
+          <w:b/>
+          <w:bCs/>
+        </w:rPr>
+        <w:t>'),#</w:t>
       </w:r>
       <w:r>
         <w:rPr>
@@ -831,6 +973,7 @@
         </w:rPr>
         <w:t>確定</w:t>
       </w:r>
+      <w:proofErr w:type="spellStart"/>
       <w:r>
         <w:rPr>
           <w:rFonts w:hint="eastAsia"/>
@@ -839,6 +982,7 @@
         </w:rPr>
         <w:t>url</w:t>
       </w:r>
+      <w:proofErr w:type="spellEnd"/>
       <w:r>
         <w:rPr>
           <w:rFonts w:hint="eastAsia"/>
@@ -966,7 +1110,7 @@
                     </pic:cNvPicPr>
                   </pic:nvPicPr>
                   <pic:blipFill>
-                    <a:blip r:embed="rId9"/>
+                    <a:blip r:embed="rId10"/>
                     <a:stretch>
                       <a:fillRect/>
                     </a:stretch>
@@ -1738,7 +1882,6 @@
   <w:style w:type="character" w:default="1" w:styleId="a0">
     <w:name w:val="Default Paragraph Font"/>
     <w:uiPriority w:val="1"/>
-    <w:semiHidden/>
     <w:unhideWhenUsed/>
   </w:style>
   <w:style w:type="table" w:default="1" w:styleId="a1">
@@ -2084,6 +2227,29 @@
     <w:rPr>
       <w:sz w:val="20"/>
       <w:szCs w:val="20"/>
+    </w:rPr>
+  </w:style>
+  <w:style w:type="character" w:styleId="ad">
+    <w:name w:val="Hyperlink"/>
+    <w:basedOn w:val="a0"/>
+    <w:uiPriority w:val="99"/>
+    <w:unhideWhenUsed/>
+    <w:rsid w:val="000F0631"/>
+    <w:rPr>
+      <w:color w:val="467886" w:themeColor="hyperlink"/>
+      <w:u w:val="single"/>
+    </w:rPr>
+  </w:style>
+  <w:style w:type="character" w:styleId="ae">
+    <w:name w:val="Unresolved Mention"/>
+    <w:basedOn w:val="a0"/>
+    <w:uiPriority w:val="99"/>
+    <w:semiHidden/>
+    <w:unhideWhenUsed/>
+    <w:rsid w:val="000F0631"/>
+    <w:rPr>
+      <w:color w:val="605E5C"/>
+      <w:shd w:val="clear" w:color="auto" w:fill="E1DFDD"/>
     </w:rPr>
   </w:style>
 </w:styles>

--- a/會議記錄/2025.07.14.docx
+++ b/會議記錄/2025.07.14.docx
@@ -499,8 +499,6 @@
       <w:r>
         <w:rPr>
           <w:rFonts w:hint="eastAsia"/>
-          <w:b/>
-          <w:bCs/>
         </w:rPr>
         <w:t>審核時間</w:t>
       </w:r>
@@ -512,6 +510,71 @@
           <w:rFonts w:hint="eastAsia"/>
         </w:rPr>
       </w:pPr>
+      <w:r>
+        <w:rPr>
+          <w:rFonts w:hint="eastAsia"/>
+        </w:rPr>
+        <w:t xml:space="preserve">9. </w:t>
+      </w:r>
+      <w:r>
+        <w:rPr>
+          <w:rFonts w:hint="eastAsia"/>
+        </w:rPr>
+        <w:t>商家地圖</w:t>
+      </w:r>
+      <w:r>
+        <w:rPr>
+          <w:rFonts w:hint="eastAsia"/>
+        </w:rPr>
+        <w:t>(</w:t>
+      </w:r>
+      <w:r>
+        <w:rPr>
+          <w:rFonts w:hint="eastAsia"/>
+        </w:rPr>
+        <w:t>但資料庫根本沒有座標資訊所以讀不到</w:t>
+      </w:r>
+      <w:r>
+        <w:rPr>
+          <w:rFonts w:hint="eastAsia"/>
+        </w:rPr>
+        <w:t>)</w:t>
+      </w:r>
+      <w:r>
+        <w:rPr>
+          <w:rFonts w:hint="eastAsia"/>
+        </w:rPr>
+        <w:t>(</w:t>
+      </w:r>
+      <w:r>
+        <w:rPr>
+          <w:rFonts w:hint="eastAsia"/>
+        </w:rPr>
+        <w:t>思璇部分須改</w:t>
+      </w:r>
+      <w:r>
+        <w:rPr>
+          <w:rFonts w:hint="eastAsia"/>
+        </w:rPr>
+        <w:t>,</w:t>
+      </w:r>
+      <w:r>
+        <w:rPr>
+          <w:rFonts w:hint="eastAsia"/>
+        </w:rPr>
+        <w:t>資料庫</w:t>
+      </w:r>
+      <w:r>
+        <w:rPr>
+          <w:rFonts w:hint="eastAsia"/>
+        </w:rPr>
+        <w:t>)</w:t>
+      </w:r>
+    </w:p>
+    <w:p>
+      <w:pPr>
+        <w:ind w:firstLine="480"/>
+      </w:pPr>
     </w:p>
     <w:p/>
     <w:p>
@@ -541,6 +604,7 @@
         <w:rPr>
           <w:rFonts w:hint="eastAsia"/>
         </w:rPr>
+        <w:lastRenderedPageBreak/>
         <w:t>註冊</w:t>
       </w:r>
     </w:p>
@@ -655,55 +719,7 @@
           <w:b/>
           <w:bCs/>
         </w:rPr>
-        <w:t>path('</w:t>
-      </w:r>
-      <w:proofErr w:type="spellStart"/>
-      <w:r>
-        <w:rPr>
-          <w:b/>
-          <w:bCs/>
-        </w:rPr>
-        <w:t>admin_login</w:t>
-      </w:r>
-      <w:proofErr w:type="spellEnd"/>
-      <w:r>
-        <w:rPr>
-          <w:b/>
-          <w:bCs/>
-        </w:rPr>
-        <w:t xml:space="preserve">/', </w:t>
-      </w:r>
-      <w:proofErr w:type="spellStart"/>
-      <w:r>
-        <w:rPr>
-          <w:b/>
-          <w:bCs/>
-        </w:rPr>
-        <w:t>views.admin_login</w:t>
-      </w:r>
-      <w:proofErr w:type="spellEnd"/>
-      <w:r>
-        <w:rPr>
-          <w:b/>
-          <w:bCs/>
-        </w:rPr>
-        <w:t>, name='</w:t>
-      </w:r>
-      <w:proofErr w:type="spellStart"/>
-      <w:r>
-        <w:rPr>
-          <w:b/>
-          <w:bCs/>
-        </w:rPr>
-        <w:t>admin_login</w:t>
-      </w:r>
-      <w:proofErr w:type="spellEnd"/>
-      <w:r>
-        <w:rPr>
-          <w:b/>
-          <w:bCs/>
-        </w:rPr>
-        <w:t>'),#</w:t>
+        <w:t>path('admin_login/', views.admin_login, name='admin_login'),#</w:t>
       </w:r>
       <w:r>
         <w:rPr>
@@ -973,7 +989,6 @@
         </w:rPr>
         <w:t>確定</w:t>
       </w:r>
-      <w:proofErr w:type="spellStart"/>
       <w:r>
         <w:rPr>
           <w:rFonts w:hint="eastAsia"/>
@@ -982,7 +997,6 @@
         </w:rPr>
         <w:t>url</w:t>
       </w:r>
-      <w:proofErr w:type="spellEnd"/>
       <w:r>
         <w:rPr>
           <w:rFonts w:hint="eastAsia"/>
@@ -1882,6 +1896,7 @@
   <w:style w:type="character" w:default="1" w:styleId="a0">
     <w:name w:val="Default Paragraph Font"/>
     <w:uiPriority w:val="1"/>
+    <w:semiHidden/>
     <w:unhideWhenUsed/>
   </w:style>
   <w:style w:type="table" w:default="1" w:styleId="a1">

--- a/會議記錄/2025.07.14.docx
+++ b/會議記錄/2025.07.14.docx
@@ -506,9 +506,6 @@
     <w:p>
       <w:pPr>
         <w:ind w:firstLine="480"/>
-        <w:rPr>
-          <w:rFonts w:hint="eastAsia"/>
-        </w:rPr>
       </w:pPr>
       <w:r>
         <w:rPr>
@@ -843,6 +840,30 @@
           <w:bCs/>
         </w:rPr>
         <w:t>的模板</w:t>
+      </w:r>
+      <w:r>
+        <w:rPr>
+          <w:rFonts w:hint="eastAsia"/>
+          <w:b/>
+          <w:bCs/>
+        </w:rPr>
+        <w:t>(</w:t>
+      </w:r>
+      <w:r>
+        <w:rPr>
+          <w:rFonts w:hint="eastAsia"/>
+          <w:b/>
+          <w:bCs/>
+        </w:rPr>
+        <w:t>在想還是要弄成下拉式選單那樣</w:t>
+      </w:r>
+      <w:r>
+        <w:rPr>
+          <w:rFonts w:hint="eastAsia"/>
+          <w:b/>
+          <w:bCs/>
+        </w:rPr>
+        <w:t>)</w:t>
       </w:r>
     </w:p>
     <w:p>

--- a/會議記錄/2025.07.14.docx
+++ b/會議記錄/2025.07.14.docx
@@ -233,6 +233,9 @@
     <w:p>
       <w:pPr>
         <w:ind w:firstLine="480"/>
+        <w:rPr>
+          <w:color w:val="0F4761" w:themeColor="accent1" w:themeShade="BF"/>
+        </w:rPr>
       </w:pPr>
       <w:r>
         <w:rPr>
@@ -243,14 +246,30 @@
       <w:r>
         <w:rPr>
           <w:rFonts w:hint="eastAsia"/>
+          <w:color w:val="0F4761" w:themeColor="accent1" w:themeShade="BF"/>
         </w:rPr>
         <w:t>商家地圖</w:t>
       </w:r>
       <w:r>
         <w:rPr>
           <w:rFonts w:hint="eastAsia"/>
-        </w:rPr>
-        <w:t>,</w:t>
+          <w:color w:val="0F4761" w:themeColor="accent1" w:themeShade="BF"/>
+        </w:rPr>
+        <w:t>(</w:t>
+      </w:r>
+      <w:r>
+        <w:rPr>
+          <w:rFonts w:hint="eastAsia"/>
+          <w:color w:val="0F4761" w:themeColor="accent1" w:themeShade="BF"/>
+        </w:rPr>
+        <w:t>完成</w:t>
+      </w:r>
+      <w:r>
+        <w:rPr>
+          <w:rFonts w:hint="eastAsia"/>
+          <w:color w:val="0F4761" w:themeColor="accent1" w:themeShade="BF"/>
+        </w:rPr>
+        <w:t>)</w:t>
       </w:r>
     </w:p>
     <w:p>
@@ -304,6 +323,9 @@
     </w:p>
     <w:p>
       <w:pPr>
+        <w:tabs>
+          <w:tab w:val="left" w:pos="5370"/>
+        </w:tabs>
         <w:ind w:firstLine="480"/>
       </w:pPr>
       <w:r>
@@ -315,26 +337,36 @@
       <w:r>
         <w:rPr>
           <w:rFonts w:hint="eastAsia"/>
-        </w:rPr>
-        <w:t>地圖</w:t>
-      </w:r>
-      <w:r>
-        <w:rPr>
-          <w:rFonts w:hint="eastAsia"/>
+          <w:color w:val="0F4761" w:themeColor="accent1" w:themeShade="BF"/>
+        </w:rPr>
+        <w:t>地圖要顯示很多的</w:t>
+      </w:r>
+      <w:r>
+        <w:rPr>
+          <w:rFonts w:hint="eastAsia"/>
+          <w:color w:val="0F4761" w:themeColor="accent1" w:themeShade="BF"/>
         </w:rPr>
         <w:t>(</w:t>
       </w:r>
       <w:r>
         <w:rPr>
           <w:rFonts w:hint="eastAsia"/>
-        </w:rPr>
-        <w:t>要顯示很多的</w:t>
-      </w:r>
-      <w:r>
-        <w:rPr>
-          <w:rFonts w:hint="eastAsia"/>
+          <w:color w:val="0F4761" w:themeColor="accent1" w:themeShade="BF"/>
+        </w:rPr>
+        <w:t>事件地圖完成</w:t>
+      </w:r>
+      <w:r>
+        <w:rPr>
+          <w:rFonts w:hint="eastAsia"/>
+          <w:color w:val="0F4761" w:themeColor="accent1" w:themeShade="BF"/>
         </w:rPr>
         <w:t>)</w:t>
+      </w:r>
+      <w:r>
+        <w:rPr>
+          <w:color w:val="0F4761" w:themeColor="accent1" w:themeShade="BF"/>
+        </w:rPr>
+        <w:tab/>
       </w:r>
     </w:p>
     <w:p>
@@ -547,7 +579,21 @@
         <w:rPr>
           <w:rFonts w:hint="eastAsia"/>
         </w:rPr>
-        <w:t>思璇部分須改</w:t>
+        <w:t>思</w:t>
+      </w:r>
+      <w:proofErr w:type="gramStart"/>
+      <w:r>
+        <w:rPr>
+          <w:rFonts w:hint="eastAsia"/>
+        </w:rPr>
+        <w:t>璇</w:t>
+      </w:r>
+      <w:proofErr w:type="gramEnd"/>
+      <w:r>
+        <w:rPr>
+          <w:rFonts w:hint="eastAsia"/>
+        </w:rPr>
+        <w:t>部分須改</w:t>
       </w:r>
       <w:r>
         <w:rPr>
@@ -653,24 +699,33 @@
         <w:rPr>
           <w:rFonts w:hint="eastAsia"/>
         </w:rPr>
-        <w:t>前端金鑰</w:t>
-      </w:r>
-    </w:p>
-    <w:p>
-      <w:pPr>
-        <w:rPr>
-          <w:b/>
-          <w:bCs/>
-        </w:rPr>
-      </w:pPr>
-    </w:p>
-    <w:p>
-      <w:pPr>
-        <w:rPr>
-          <w:b/>
-          <w:bCs/>
-        </w:rPr>
-      </w:pPr>
+        <w:t>前</w:t>
+      </w:r>
+      <w:proofErr w:type="gramStart"/>
+      <w:r>
+        <w:rPr>
+          <w:rFonts w:hint="eastAsia"/>
+        </w:rPr>
+        <w:t>端金鑰</w:t>
+      </w:r>
+      <w:proofErr w:type="gramEnd"/>
+    </w:p>
+    <w:p>
+      <w:pPr>
+        <w:rPr>
+          <w:b/>
+          <w:bCs/>
+        </w:rPr>
+      </w:pPr>
+    </w:p>
+    <w:p>
+      <w:pPr>
+        <w:rPr>
+          <w:b/>
+          <w:bCs/>
+        </w:rPr>
+      </w:pPr>
+      <w:proofErr w:type="gramStart"/>
       <w:r>
         <w:rPr>
           <w:rFonts w:hint="eastAsia"/>
@@ -679,6 +734,7 @@
         </w:rPr>
         <w:t>雨琦</w:t>
       </w:r>
+      <w:proofErr w:type="gramEnd"/>
       <w:r>
         <w:rPr>
           <w:rFonts w:hint="eastAsia"/>
@@ -716,7 +772,55 @@
           <w:b/>
           <w:bCs/>
         </w:rPr>
-        <w:t>path('admin_login/', views.admin_login, name='admin_login'),#</w:t>
+        <w:t>path('</w:t>
+      </w:r>
+      <w:proofErr w:type="spellStart"/>
+      <w:r>
+        <w:rPr>
+          <w:b/>
+          <w:bCs/>
+        </w:rPr>
+        <w:t>admin_login</w:t>
+      </w:r>
+      <w:proofErr w:type="spellEnd"/>
+      <w:r>
+        <w:rPr>
+          <w:b/>
+          <w:bCs/>
+        </w:rPr>
+        <w:t xml:space="preserve">/', </w:t>
+      </w:r>
+      <w:proofErr w:type="spellStart"/>
+      <w:r>
+        <w:rPr>
+          <w:b/>
+          <w:bCs/>
+        </w:rPr>
+        <w:t>views.admin_login</w:t>
+      </w:r>
+      <w:proofErr w:type="spellEnd"/>
+      <w:r>
+        <w:rPr>
+          <w:b/>
+          <w:bCs/>
+        </w:rPr>
+        <w:t>, name='</w:t>
+      </w:r>
+      <w:proofErr w:type="spellStart"/>
+      <w:r>
+        <w:rPr>
+          <w:b/>
+          <w:bCs/>
+        </w:rPr>
+        <w:t>admin_login</w:t>
+      </w:r>
+      <w:proofErr w:type="spellEnd"/>
+      <w:r>
+        <w:rPr>
+          <w:b/>
+          <w:bCs/>
+        </w:rPr>
+        <w:t>'),#</w:t>
       </w:r>
       <w:r>
         <w:rPr>
@@ -771,8 +875,18 @@
           <w:b/>
           <w:bCs/>
         </w:rPr>
-        <w:t>品臻</w:t>
-      </w:r>
+        <w:t>品</w:t>
+      </w:r>
+      <w:proofErr w:type="gramStart"/>
+      <w:r>
+        <w:rPr>
+          <w:rFonts w:hint="eastAsia"/>
+          <w:b/>
+          <w:bCs/>
+        </w:rPr>
+        <w:t>臻</w:t>
+      </w:r>
+      <w:proofErr w:type="gramEnd"/>
       <w:r>
         <w:rPr>
           <w:rFonts w:hint="eastAsia"/>
@@ -992,7 +1106,25 @@
           <w:b/>
           <w:bCs/>
         </w:rPr>
-        <w:t>思璇：</w:t>
+        <w:t>思</w:t>
+      </w:r>
+      <w:proofErr w:type="gramStart"/>
+      <w:r>
+        <w:rPr>
+          <w:rFonts w:hint="eastAsia"/>
+          <w:b/>
+          <w:bCs/>
+        </w:rPr>
+        <w:t>璇</w:t>
+      </w:r>
+      <w:proofErr w:type="gramEnd"/>
+      <w:r>
+        <w:rPr>
+          <w:rFonts w:hint="eastAsia"/>
+          <w:b/>
+          <w:bCs/>
+        </w:rPr>
+        <w:t>：</w:t>
       </w:r>
     </w:p>
     <w:p>
@@ -1010,6 +1142,7 @@
         </w:rPr>
         <w:t>確定</w:t>
       </w:r>
+      <w:proofErr w:type="spellStart"/>
       <w:r>
         <w:rPr>
           <w:rFonts w:hint="eastAsia"/>
@@ -1018,6 +1151,7 @@
         </w:rPr>
         <w:t>url</w:t>
       </w:r>
+      <w:proofErr w:type="spellEnd"/>
       <w:r>
         <w:rPr>
           <w:rFonts w:hint="eastAsia"/>

--- a/會議記錄/2025.07.14.docx
+++ b/會議記錄/2025.07.14.docx
@@ -1040,7 +1040,120 @@
           <w:b/>
           <w:bCs/>
         </w:rPr>
-        <w:t>處理最近警局有些問題</w:t>
+        <w:t>處理最近警局</w:t>
+      </w:r>
+      <w:r>
+        <w:rPr>
+          <w:rFonts w:hint="eastAsia"/>
+          <w:b/>
+          <w:bCs/>
+        </w:rPr>
+        <w:t>嘉義市、新竹市的問題</w:t>
+      </w:r>
+    </w:p>
+    <w:p>
+      <w:pPr>
+        <w:pStyle w:val="af"/>
+        <w:numPr>
+          <w:ilvl w:val="0"/>
+          <w:numId w:val="1"/>
+        </w:numPr>
+        <w:ind w:leftChars="0"/>
+      </w:pPr>
+      <w:r>
+        <w:rPr>
+          <w:rFonts w:hint="eastAsia"/>
+        </w:rPr>
+        <w:t>屏東</w:t>
+      </w:r>
+      <w:r>
+        <w:rPr>
+          <w:rFonts w:hint="eastAsia"/>
+        </w:rPr>
+        <w:t>里港鄉</w:t>
+      </w:r>
+    </w:p>
+    <w:p>
+      <w:pPr>
+        <w:pStyle w:val="af"/>
+        <w:ind w:leftChars="0" w:left="360"/>
+      </w:pPr>
+      <w:r>
+        <w:rPr>
+          <w:rFonts w:hint="eastAsia"/>
+        </w:rPr>
+        <w:t>兩個警局的位置重疊</w:t>
+      </w:r>
+      <w:r>
+        <w:rPr>
+          <w:rFonts w:hint="eastAsia"/>
+        </w:rPr>
+        <w:t>(</w:t>
+      </w:r>
+      <w:r>
+        <w:rPr>
+          <w:rFonts w:hint="eastAsia"/>
+        </w:rPr>
+        <w:t>但</w:t>
+      </w:r>
+      <w:r>
+        <w:rPr>
+          <w:rFonts w:hint="eastAsia"/>
+        </w:rPr>
+        <w:t>google map</w:t>
+      </w:r>
+      <w:r>
+        <w:rPr>
+          <w:rFonts w:hint="eastAsia"/>
+        </w:rPr>
+        <w:t>去查位置一樣</w:t>
+      </w:r>
+      <w:r>
+        <w:rPr>
+          <w:rFonts w:hint="eastAsia"/>
+        </w:rPr>
+        <w:t>)</w:t>
+      </w:r>
+    </w:p>
+    <w:p>
+      <w:pPr>
+        <w:pStyle w:val="af"/>
+        <w:ind w:leftChars="0" w:left="360"/>
+        <w:rPr>
+          <w:rFonts w:hint="eastAsia"/>
+        </w:rPr>
+      </w:pPr>
+      <w:r>
+        <w:rPr>
+          <w:rFonts w:hint="eastAsia"/>
+        </w:rPr>
+        <w:t>可是直接看場景卻不一樣</w:t>
+      </w:r>
+    </w:p>
+    <w:p>
+      <w:pPr>
+        <w:pStyle w:val="12"/>
+        <w:ind w:left="0"/>
+        <w:rPr>
+          <w:b/>
+          <w:bCs/>
+        </w:rPr>
+      </w:pPr>
+      <w:r>
+        <w:rPr>
+          <w:rFonts w:ascii="Segoe UI Emoji" w:hAnsi="Segoe UI Emoji" w:cs="Segoe UI Emoji"/>
+          <w:b/>
+          <w:bCs/>
+        </w:rPr>
+        <w:t>✅</w:t>
+      </w:r>
+      <w:r>
+        <w:rPr>
+          <w:rFonts w:hint="eastAsia"/>
+          <w:b/>
+          <w:bCs/>
+        </w:rPr>
+        <w:t>弄弄看最近警局的「用戶最近的警局」</w:t>
       </w:r>
     </w:p>
     <w:p>
@@ -1061,27 +1174,6 @@
           <w:b/>
           <w:bCs/>
         </w:rPr>
-        <w:t>弄弄看最近警局的「用戶最近的警局」</w:t>
-      </w:r>
-    </w:p>
-    <w:p>
-      <w:pPr>
-        <w:pStyle w:val="12"/>
-        <w:numPr>
-          <w:ilvl w:val="0"/>
-          <w:numId w:val="1"/>
-        </w:numPr>
-        <w:rPr>
-          <w:b/>
-          <w:bCs/>
-        </w:rPr>
-      </w:pPr>
-      <w:r>
-        <w:rPr>
-          <w:rFonts w:hint="eastAsia"/>
-          <w:b/>
-          <w:bCs/>
-        </w:rPr>
         <w:t>人臉馬賽克嘗試連接使用者填寫的表單</w:t>
       </w:r>
     </w:p>
@@ -1238,6 +1330,7 @@
           <w:b/>
           <w:bCs/>
         </w:rPr>
+        <w:lastRenderedPageBreak/>
         <w:t>套模板</w:t>
       </w:r>
     </w:p>
@@ -1260,7 +1353,6 @@
         <w:rPr>
           <w:noProof/>
         </w:rPr>
-        <w:lastRenderedPageBreak/>
         <w:drawing>
           <wp:inline distT="0" distB="0" distL="114300" distR="114300" wp14:anchorId="446C61FD" wp14:editId="0CF80ADE">
             <wp:extent cx="5273675" cy="2814320"/>
@@ -2422,6 +2514,16 @@
       <w:shd w:val="clear" w:color="auto" w:fill="E1DFDD"/>
     </w:rPr>
   </w:style>
+  <w:style w:type="paragraph" w:styleId="af">
+    <w:name w:val="List Paragraph"/>
+    <w:basedOn w:val="a"/>
+    <w:uiPriority w:val="99"/>
+    <w:unhideWhenUsed/>
+    <w:rsid w:val="00871BDE"/>
+    <w:pPr>
+      <w:ind w:leftChars="200" w:left="480"/>
+    </w:pPr>
+  </w:style>
 </w:styles>
 </file>
 

--- a/會議記錄/2025.07.14.docx
+++ b/會議記錄/2025.07.14.docx
@@ -923,10 +923,7 @@
     <w:p>
       <w:pPr>
         <w:pStyle w:val="12"/>
-        <w:numPr>
-          <w:ilvl w:val="0"/>
-          <w:numId w:val="1"/>
-        </w:numPr>
+        <w:ind w:left="360"/>
         <w:rPr>
           <w:b/>
           <w:bCs/>
@@ -1052,14 +1049,14 @@
       </w:r>
     </w:p>
     <w:p>
-      <w:pPr>
-        <w:pStyle w:val="af"/>
-        <w:numPr>
-          <w:ilvl w:val="0"/>
-          <w:numId w:val="1"/>
-        </w:numPr>
-        <w:ind w:leftChars="0"/>
-      </w:pPr>
+      <w:r>
+        <w:rPr>
+          <w:rFonts w:ascii="Segoe UI Emoji" w:hAnsi="Segoe UI Emoji" w:cs="Segoe UI Emoji"/>
+          <w:b/>
+          <w:bCs/>
+        </w:rPr>
+        <w:t>✅</w:t>
+      </w:r>
       <w:r>
         <w:rPr>
           <w:rFonts w:hint="eastAsia"/>
@@ -1119,9 +1116,6 @@
       <w:pPr>
         <w:pStyle w:val="af"/>
         <w:ind w:leftChars="0" w:left="360"/>
-        <w:rPr>
-          <w:rFonts w:hint="eastAsia"/>
-        </w:rPr>
       </w:pPr>
       <w:r>
         <w:rPr>
